--- a/DistributedSystemsAlgorithmsLab9.docx
+++ b/DistributedSystemsAlgorithmsLab9.docx
@@ -57,9 +57,6 @@
       <w:pPr>
         <w:spacing w:after="160" w:line="360" w:lineRule="auto"/>
         <w:jc w:val="center"/>
-        <w:rPr>
-          <w:lang w:val="en-US"/>
-        </w:rPr>
       </w:pPr>
       <w:r>
         <w:rPr>
@@ -67,21 +64,26 @@
           <w:sz w:val="28"/>
           <w:szCs w:val="28"/>
         </w:rPr>
-        <w:t>for laboratory work №</w:t>
-      </w:r>
+        <w:t>for laboratory work №9</w:t>
+      </w:r>
+    </w:p>
+    <w:p>
+      <w:pPr>
+        <w:spacing w:after="160" w:line="360" w:lineRule="auto"/>
+        <w:jc w:val="center"/>
+      </w:pPr>
       <w:r>
         <w:rPr>
           <w:color w:val="000000"/>
           <w:sz w:val="28"/>
           <w:szCs w:val="28"/>
-          <w:lang w:val="en-US"/>
-        </w:rPr>
-        <w:t>9</w:t>
-      </w:r>
-    </w:p>
-    <w:p>
-      <w:pPr>
-        <w:spacing w:after="160" w:line="360" w:lineRule="auto"/>
+        </w:rPr>
+        <w:t>discipline</w:t>
+      </w:r>
+    </w:p>
+    <w:p>
+      <w:pPr>
+        <w:spacing w:after="240" w:line="360" w:lineRule="auto"/>
         <w:jc w:val="center"/>
       </w:pPr>
       <w:r>
@@ -90,13 +92,18 @@
           <w:sz w:val="28"/>
           <w:szCs w:val="28"/>
         </w:rPr>
-        <w:t>discipline</w:t>
-      </w:r>
-    </w:p>
-    <w:p>
-      <w:pPr>
-        <w:spacing w:after="240" w:line="360" w:lineRule="auto"/>
-        <w:jc w:val="center"/>
+        <w:t>«Distributed systems of information processing»</w:t>
+      </w:r>
+    </w:p>
+    <w:p>
+      <w:pPr>
+        <w:spacing w:line="1800" w:lineRule="exact"/>
+      </w:pPr>
+    </w:p>
+    <w:p>
+      <w:pPr>
+        <w:spacing w:after="160" w:line="360" w:lineRule="auto"/>
+        <w:jc w:val="right"/>
       </w:pPr>
       <w:r>
         <w:rPr>
@@ -104,13 +111,8 @@
           <w:sz w:val="28"/>
           <w:szCs w:val="28"/>
         </w:rPr>
-        <w:t>«Distributed systems of information processing»</w:t>
-      </w:r>
-    </w:p>
-    <w:p>
-      <w:pPr>
-        <w:spacing w:line="1800" w:lineRule="exact"/>
-      </w:pPr>
+        <w:t>Done by 1st year student</w:t>
+      </w:r>
     </w:p>
     <w:p>
       <w:pPr>
@@ -123,12 +125,12 @@
           <w:sz w:val="28"/>
           <w:szCs w:val="28"/>
         </w:rPr>
-        <w:t>Done by 1st year student</w:t>
-      </w:r>
-    </w:p>
-    <w:p>
-      <w:pPr>
-        <w:spacing w:after="160" w:line="360" w:lineRule="auto"/>
+        <w:t>of Artificial Intelligence program</w:t>
+      </w:r>
+    </w:p>
+    <w:p>
+      <w:pPr>
+        <w:spacing w:after="240" w:line="360" w:lineRule="auto"/>
         <w:jc w:val="right"/>
       </w:pPr>
       <w:r>
@@ -137,13 +139,23 @@
           <w:sz w:val="28"/>
           <w:szCs w:val="28"/>
         </w:rPr>
-        <w:t>of Artificial Intelligence program</w:t>
-      </w:r>
-    </w:p>
-    <w:p>
-      <w:pPr>
-        <w:spacing w:after="240" w:line="360" w:lineRule="auto"/>
-        <w:jc w:val="right"/>
+        <w:t>Khodakov Maksym Olegovich</w:t>
+      </w:r>
+    </w:p>
+    <w:p>
+      <w:pPr>
+        <w:spacing w:line="1440" w:lineRule="exact"/>
+      </w:pPr>
+    </w:p>
+    <w:p>
+      <w:pPr>
+        <w:spacing w:line="1440" w:lineRule="exact"/>
+      </w:pPr>
+    </w:p>
+    <w:p>
+      <w:pPr>
+        <w:spacing w:line="360" w:lineRule="auto"/>
+        <w:jc w:val="center"/>
       </w:pPr>
       <w:r>
         <w:rPr>
@@ -151,39 +163,19 @@
           <w:sz w:val="28"/>
           <w:szCs w:val="28"/>
         </w:rPr>
-        <w:t>Khodakov Maksym Olegovich</w:t>
-      </w:r>
-    </w:p>
-    <w:p>
-      <w:pPr>
-        <w:spacing w:line="1440" w:lineRule="exact"/>
-      </w:pPr>
-    </w:p>
-    <w:p>
-      <w:pPr>
-        <w:spacing w:line="1440" w:lineRule="exact"/>
-      </w:pPr>
+        <w:t>Kyiv — 2026</w:t>
+      </w:r>
     </w:p>
     <w:p>
       <w:pPr>
         <w:spacing w:line="360" w:lineRule="auto"/>
-        <w:jc w:val="center"/>
-        <w:rPr>
-          <w:color w:val="000000"/>
-          <w:sz w:val="28"/>
-          <w:szCs w:val="28"/>
-        </w:rPr>
-      </w:pPr>
-    </w:p>
-    <w:p>
-      <w:pPr>
-        <w:spacing w:line="360" w:lineRule="auto"/>
-        <w:jc w:val="center"/>
-        <w:rPr>
-          <w:color w:val="000000"/>
-          <w:sz w:val="28"/>
-          <w:szCs w:val="28"/>
-        </w:rPr>
+      </w:pPr>
+      <w:r>
+        <w:br w:type="page"/>
+      </w:r>
+    </w:p>
+    <w:p>
+      <w:pPr>
         <w:sectPr>
           <w:pgSz w:w="12240" w:h="15840"/>
           <w:pgMar w:top="1440" w:right="1800" w:bottom="1440" w:left="1800" w:header="708" w:footer="708" w:gutter="0"/>
@@ -191,30 +183,8150 @@
           <w:docGrid w:linePitch="360"/>
         </w:sectPr>
       </w:pPr>
-      <w:r>
-        <w:rPr>
-          <w:color w:val="000000"/>
-          <w:sz w:val="28"/>
-          <w:szCs w:val="28"/>
-        </w:rPr>
-        <w:t>Kyiv — 2026</w:t>
-      </w:r>
     </w:p>
     <w:p>
       <w:pPr>
         <w:pStyle w:val="Heading1"/>
-        <w:spacing w:before="280" w:after="120"/>
-        <w:rPr>
-          <w:b w:val="0"/>
-          <w:bCs w:val="0"/>
-          <w:sz w:val="24"/>
-          <w:szCs w:val="24"/>
-          <w:lang w:val="en-US"/>
-        </w:rPr>
-      </w:pPr>
+        <w:spacing w:after="120"/>
+      </w:pPr>
+      <w:r>
+        <w:lastRenderedPageBreak/>
+        <w:t>1. Goal of the Laboratory Work</w:t>
+      </w:r>
+    </w:p>
+    <w:p>
+      <w:pPr>
+        <w:spacing w:before="80" w:after="80" w:line="360" w:lineRule="auto"/>
+        <w:ind w:firstLine="720"/>
+        <w:jc w:val="both"/>
+      </w:pPr>
+      <w:r>
+        <w:rPr>
+          <w:color w:val="000000"/>
+        </w:rPr>
+        <w:t>The goal of this laboratory work is to study, design, and implement the Bloom filter — a space-efficient probabilistic data structure for set membership queries. The implementation must correctly compute optimal filter parameters from a user-supplied capacity and target false positive rate, apply k independent hash functions derived from a double-hashing scheme, and empirically verify the theoretical guarantees: zero false negatives and a controlled false positive rate.</w:t>
+      </w:r>
+    </w:p>
+    <w:p>
+      <w:pPr>
+        <w:pStyle w:val="Heading1"/>
+        <w:spacing w:after="120"/>
+      </w:pPr>
+      <w:r>
+        <w:t>2. Task Description</w:t>
+      </w:r>
+    </w:p>
+    <w:p>
+      <w:pPr>
+        <w:spacing w:before="80" w:after="80" w:line="360" w:lineRule="auto"/>
+        <w:ind w:firstLine="720"/>
+        <w:jc w:val="both"/>
+      </w:pPr>
+      <w:r>
+        <w:rPr>
+          <w:color w:val="000000"/>
+        </w:rPr>
+        <w:t>Implement a Bloom filter in Java that supports the following operations:</w:t>
+      </w:r>
+    </w:p>
+    <w:p>
+      <w:pPr>
+        <w:pStyle w:val="ListParagraph"/>
+        <w:numPr>
+          <w:ilvl w:val="0"/>
+          <w:numId w:val="2"/>
+        </w:numPr>
+        <w:spacing w:before="40" w:after="40" w:line="360" w:lineRule="auto"/>
+      </w:pPr>
+      <w:r>
+        <w:rPr>
+          <w:color w:val="000000"/>
+        </w:rPr>
+        <w:t>add(element) — insert a string element into the filter.</w:t>
+      </w:r>
+    </w:p>
+    <w:p>
+      <w:pPr>
+        <w:pStyle w:val="ListParagraph"/>
+        <w:numPr>
+          <w:ilvl w:val="0"/>
+          <w:numId w:val="2"/>
+        </w:numPr>
+        <w:spacing w:before="40" w:after="40" w:line="360" w:lineRule="auto"/>
+      </w:pPr>
+      <w:r>
+        <w:rPr>
+          <w:color w:val="000000"/>
+        </w:rPr>
+        <w:t>mightContain(element) — return false if the element is definitely absent; return true if it is probably present.</w:t>
+      </w:r>
+    </w:p>
+    <w:p>
+      <w:pPr>
+        <w:pStyle w:val="ListParagraph"/>
+        <w:numPr>
+          <w:ilvl w:val="0"/>
+          <w:numId w:val="2"/>
+        </w:numPr>
+        <w:spacing w:before="40" w:after="40" w:line="360" w:lineRule="auto"/>
+      </w:pPr>
+      <w:r>
+        <w:rPr>
+          <w:color w:val="000000"/>
+        </w:rPr>
+        <w:t>clear() — reset the filter to its empty initial state.</w:t>
+      </w:r>
+    </w:p>
+    <w:p>
+      <w:pPr>
+        <w:spacing w:line="80" w:lineRule="exact"/>
+      </w:pPr>
+    </w:p>
+    <w:p>
+      <w:pPr>
+        <w:spacing w:before="80" w:after="80" w:line="360" w:lineRule="auto"/>
+        <w:ind w:firstLine="720"/>
+        <w:jc w:val="both"/>
+      </w:pPr>
+      <w:r>
+        <w:rPr>
+          <w:color w:val="000000"/>
+        </w:rPr>
+        <w:t>The implementation must:</w:t>
+      </w:r>
+    </w:p>
+    <w:p>
+      <w:pPr>
+        <w:pStyle w:val="ListParagraph"/>
+        <w:numPr>
+          <w:ilvl w:val="0"/>
+          <w:numId w:val="2"/>
+        </w:numPr>
+        <w:spacing w:before="40" w:after="40" w:line="360" w:lineRule="auto"/>
+      </w:pPr>
+      <w:r>
+        <w:rPr>
+          <w:color w:val="000000"/>
+        </w:rPr>
+        <w:t>Accept n (expected insertions) and p (target false positive probability) as input and compute optimal internal parameters m and k automatically.</w:t>
+      </w:r>
+    </w:p>
+    <w:p>
+      <w:pPr>
+        <w:pStyle w:val="ListParagraph"/>
+        <w:numPr>
+          <w:ilvl w:val="0"/>
+          <w:numId w:val="2"/>
+        </w:numPr>
+        <w:spacing w:before="40" w:after="40" w:line="360" w:lineRule="auto"/>
+      </w:pPr>
+      <w:r>
+        <w:rPr>
+          <w:color w:val="000000"/>
+        </w:rPr>
+        <w:t>Use a high-quality, non-cryptographic hash function to produce k independent bit positions via the double hashing trick.</w:t>
+      </w:r>
+    </w:p>
+    <w:p>
+      <w:pPr>
+        <w:pStyle w:val="ListParagraph"/>
+        <w:numPr>
+          <w:ilvl w:val="0"/>
+          <w:numId w:val="2"/>
+        </w:numPr>
+        <w:spacing w:before="40" w:after="40" w:line="360" w:lineRule="auto"/>
+      </w:pPr>
+      <w:r>
+        <w:rPr>
+          <w:color w:val="000000"/>
+        </w:rPr>
+        <w:t>Report the theoretical and empirical false positive rate at any point.</w:t>
+      </w:r>
+    </w:p>
+    <w:p>
+      <w:pPr>
+        <w:pStyle w:val="ListParagraph"/>
+        <w:numPr>
+          <w:ilvl w:val="0"/>
+          <w:numId w:val="2"/>
+        </w:numPr>
+        <w:spacing w:before="40" w:after="40" w:line="360" w:lineRule="auto"/>
+      </w:pPr>
+      <w:r>
+        <w:rPr>
+          <w:color w:val="000000"/>
+        </w:rPr>
+        <w:t>Be verified by a test suite covering correctness, edge cases, and scalability up to 100 000 elements.</w:t>
+      </w:r>
+    </w:p>
+    <w:p>
+      <w:pPr>
+        <w:pStyle w:val="Heading1"/>
+        <w:spacing w:after="120"/>
+      </w:pPr>
+      <w:r>
+        <w:t>3. Theoretical Background</w:t>
+      </w:r>
+    </w:p>
+    <w:p>
+      <w:pPr>
+        <w:pStyle w:val="Heading2"/>
+      </w:pPr>
+      <w:r>
+        <w:t>3.1. What is a Bloom Filter?</w:t>
+      </w:r>
+    </w:p>
+    <w:p>
+      <w:pPr>
+        <w:spacing w:before="80" w:after="80" w:line="360" w:lineRule="auto"/>
+        <w:ind w:firstLine="720"/>
+        <w:jc w:val="both"/>
+      </w:pPr>
+      <w:r>
+        <w:rPr>
+          <w:color w:val="000000"/>
+        </w:rPr>
+        <w:t xml:space="preserve">A Bloom filter, proposed by Burton H. Bloom in 1970, is a probabilistic data structure that represents a set S = {x₁, x₂, …, xₙ} using a bit array of m bits and k hash </w:t>
+      </w:r>
+      <w:r>
+        <w:rPr>
+          <w:color w:val="000000"/>
+        </w:rPr>
+        <w:lastRenderedPageBreak/>
+        <w:t>functions. It trades a small, bounded probability of false positives for a dramatic reduction in memory compared to exact membership structures such as hash sets or balanced search trees.</w:t>
+      </w:r>
+    </w:p>
+    <w:p>
+      <w:pPr>
+        <w:spacing w:before="80" w:after="80" w:line="360" w:lineRule="auto"/>
+        <w:ind w:firstLine="720"/>
+        <w:jc w:val="both"/>
+      </w:pPr>
+      <w:r>
+        <w:rPr>
+          <w:color w:val="000000"/>
+        </w:rPr>
+        <w:t>The core property is asymmetric error: a Bloom filter can produce false positives (claiming an element is present when it is not), but it can never produce false negatives (an element that was added will always be found). This makes it ideal for pre-filtering in distributed systems — for example, checking whether a key exists in a remote database before issuing a costly network request.</w:t>
+      </w:r>
+    </w:p>
+    <w:p>
+      <w:pPr>
+        <w:pStyle w:val="Heading2"/>
+      </w:pPr>
+      <w:r>
+        <w:t>3.2. Operations</w:t>
+      </w:r>
+    </w:p>
+    <w:p>
+      <w:pPr>
+        <w:spacing w:before="80" w:after="80" w:line="360" w:lineRule="auto"/>
+        <w:ind w:firstLine="720"/>
+        <w:jc w:val="both"/>
+      </w:pPr>
+      <w:r>
+        <w:rPr>
+          <w:color w:val="000000"/>
+        </w:rPr>
+        <w:t>The bit array B[0..m−1] is initialised to all zeros. The filter uses k hash functions h₀, h₁, …, h_{k−1}, each mapping an element to a position in [0, m−1].</w:t>
+      </w:r>
+    </w:p>
+    <w:p>
+      <w:pPr>
+        <w:spacing w:line="100" w:lineRule="exact"/>
+      </w:pPr>
+    </w:p>
+    <w:p>
+      <w:pPr>
+        <w:spacing w:before="80" w:after="80" w:line="360" w:lineRule="auto"/>
+        <w:ind w:firstLine="720"/>
+        <w:jc w:val="both"/>
+      </w:pPr>
+      <w:r>
+        <w:rPr>
+          <w:b/>
+          <w:bCs/>
+          <w:color w:val="000000"/>
+        </w:rPr>
+        <w:t xml:space="preserve">add(x): </w:t>
+      </w:r>
+      <w:r>
+        <w:rPr>
+          <w:color w:val="000000"/>
+        </w:rPr>
+        <w:t>for each i ∈ {0,…,k−1} set B[hᵢ(x)] ← 1.</w:t>
+      </w:r>
+    </w:p>
+    <w:p>
+      <w:pPr>
+        <w:spacing w:line="60" w:lineRule="exact"/>
+      </w:pPr>
+    </w:p>
+    <w:p>
+      <w:pPr>
+        <w:spacing w:before="80" w:after="80" w:line="360" w:lineRule="auto"/>
+        <w:ind w:firstLine="720"/>
+        <w:jc w:val="both"/>
+      </w:pPr>
+      <w:r>
+        <w:rPr>
+          <w:b/>
+          <w:bCs/>
+          <w:color w:val="000000"/>
+        </w:rPr>
+        <w:t xml:space="preserve">mightContain(x): </w:t>
+      </w:r>
+      <w:r>
+        <w:rPr>
+          <w:color w:val="000000"/>
+        </w:rPr>
+        <w:t>return true if and only if B[hᵢ(x)] = 1 for all i ∈ {0,…,k−1}.</w:t>
+      </w:r>
+    </w:p>
+    <w:p>
+      <w:pPr>
+        <w:spacing w:line="60" w:lineRule="exact"/>
+      </w:pPr>
+    </w:p>
+    <w:p>
+      <w:pPr>
+        <w:spacing w:before="80" w:after="80" w:line="360" w:lineRule="auto"/>
+        <w:ind w:firstLine="720"/>
+        <w:jc w:val="both"/>
+      </w:pPr>
+      <w:r>
+        <w:rPr>
+          <w:b/>
+          <w:bCs/>
+          <w:color w:val="000000"/>
+        </w:rPr>
+        <w:t xml:space="preserve">Deletion </w:t>
+      </w:r>
+      <w:r>
+        <w:rPr>
+          <w:color w:val="000000"/>
+        </w:rPr>
+        <w:t>is not supported in a standard Bloom filter because clearing a bit might invalidate membership of other elements that share that bit position.</w:t>
+      </w:r>
+    </w:p>
+    <w:p>
+      <w:pPr>
+        <w:spacing w:line="100" w:lineRule="exact"/>
+      </w:pPr>
+    </w:p>
+    <w:p>
+      <w:pPr>
+        <w:spacing w:before="80" w:after="80" w:line="360" w:lineRule="auto"/>
+        <w:ind w:firstLine="720"/>
+        <w:jc w:val="both"/>
+      </w:pPr>
+      <w:r>
+        <w:rPr>
+          <w:color w:val="000000"/>
+        </w:rPr>
+        <w:t>A false positive occurs when all k bit positions of an unseen element happen to be set by previously added elements. A false negative is impossible: if x was added, all its k bits were set to 1 and remain 1 (bits are never cleared).</w:t>
+      </w:r>
+    </w:p>
+    <w:p>
+      <w:pPr>
+        <w:pStyle w:val="Heading2"/>
+      </w:pPr>
+      <w:r>
+        <w:t>3.3. Optimal Parameter Selection</w:t>
+      </w:r>
+    </w:p>
+    <w:p>
+      <w:pPr>
+        <w:spacing w:before="80" w:after="80" w:line="360" w:lineRule="auto"/>
+        <w:ind w:firstLine="720"/>
+        <w:jc w:val="both"/>
+      </w:pPr>
+      <w:r>
+        <w:rPr>
+          <w:color w:val="000000"/>
+        </w:rPr>
+        <w:t>Given n (expected number of insertions) and a target false positive probability p, the optimal Bloom filter parameters are derived by minimising memory while meeting the false positive constraint.</w:t>
+      </w:r>
+    </w:p>
+    <w:p>
+      <w:pPr>
+        <w:spacing w:line="100" w:lineRule="exact"/>
+      </w:pPr>
+    </w:p>
+    <w:p>
+      <w:pPr>
+        <w:spacing w:before="80" w:after="20" w:line="360" w:lineRule="auto"/>
+        <w:jc w:val="both"/>
+      </w:pPr>
+      <w:r>
+        <w:rPr>
+          <w:b/>
+          <w:bCs/>
+          <w:color w:val="000000"/>
+        </w:rPr>
+        <w:t>Optimal bit array size:</w:t>
+      </w:r>
+    </w:p>
+    <w:p>
+      <w:pPr>
+        <w:spacing w:before="80" w:after="80" w:line="360" w:lineRule="auto"/>
+        <w:jc w:val="center"/>
+      </w:pPr>
+      <w:r>
+        <w:rPr>
+          <w:b/>
+          <w:bCs/>
+          <w:color w:val="000000"/>
+        </w:rPr>
+        <w:t>m = ⌈ −n · ln(p) / (ln 2)² ⌉</w:t>
+      </w:r>
+    </w:p>
+    <w:p>
+      <w:pPr>
+        <w:spacing w:line="80" w:lineRule="exact"/>
+      </w:pPr>
+    </w:p>
+    <w:p>
+      <w:pPr>
+        <w:spacing w:before="80" w:after="20" w:line="360" w:lineRule="auto"/>
+        <w:jc w:val="both"/>
+      </w:pPr>
+      <w:r>
+        <w:rPr>
+          <w:b/>
+          <w:bCs/>
+          <w:color w:val="000000"/>
+        </w:rPr>
+        <w:t>Optimal number of hash functions:</w:t>
+      </w:r>
+    </w:p>
+    <w:p>
+      <w:pPr>
+        <w:spacing w:before="80" w:after="80" w:line="360" w:lineRule="auto"/>
+        <w:jc w:val="center"/>
+      </w:pPr>
+      <w:r>
+        <w:rPr>
+          <w:b/>
+          <w:bCs/>
+          <w:color w:val="000000"/>
+        </w:rPr>
+        <w:lastRenderedPageBreak/>
+        <w:t>k = round( m / n · ln 2 )</w:t>
+      </w:r>
+    </w:p>
+    <w:p>
+      <w:pPr>
+        <w:spacing w:line="100" w:lineRule="exact"/>
+      </w:pPr>
+    </w:p>
+    <w:p>
+      <w:pPr>
+        <w:spacing w:before="80" w:after="80" w:line="360" w:lineRule="auto"/>
+        <w:ind w:firstLine="720"/>
+        <w:jc w:val="both"/>
+      </w:pPr>
+      <w:r>
+        <w:rPr>
+          <w:color w:val="000000"/>
+        </w:rPr>
+        <w:t>These formulas are derived by minimising the false positive probability fp(m, k, n) = (1 − e^(−k·n/m))^k with respect to both m and k simultaneously. At the optimal k the false positive rate simplifies to p = (1/2)^k, meaning each additional hash function halves the false positive rate at the cost of approximately ln(2) ≈ 0.693 additional bits per element.</w:t>
+      </w:r>
+    </w:p>
+    <w:p>
+      <w:pPr>
+        <w:spacing w:before="80" w:after="80" w:line="360" w:lineRule="auto"/>
+        <w:ind w:firstLine="720"/>
+        <w:jc w:val="both"/>
+      </w:pPr>
+      <w:r>
+        <w:rPr>
+          <w:color w:val="000000"/>
+        </w:rPr>
+        <w:t>In practice, the optimal k for p = 1% is 7, for p = 0.1% it is 10, and for p = 0.01% it is 13. The optimal memory per element is approximately −log₂(p) / ln 2 ≈ 1.44 · log₂(1/p) bits.</w:t>
+      </w:r>
+    </w:p>
+    <w:p>
+      <w:pPr>
+        <w:pStyle w:val="Heading2"/>
+      </w:pPr>
+      <w:r>
+        <w:t>3.4. False Positive Rate Formula</w:t>
+      </w:r>
+    </w:p>
+    <w:p>
+      <w:pPr>
+        <w:spacing w:before="80" w:after="80" w:line="360" w:lineRule="auto"/>
+        <w:ind w:firstLine="720"/>
+        <w:jc w:val="both"/>
+      </w:pPr>
+      <w:r>
+        <w:rPr>
+          <w:color w:val="000000"/>
+        </w:rPr>
+        <w:t>After inserting n elements into a filter of size m with k hash functions, the probability that a given bit is still 0 is (1 − 1/m)^(kn) ≈ e^(−kn/m). Therefore the probability that all k positions of an unseen element are 1 (false positive) is:</w:t>
+      </w:r>
+    </w:p>
+    <w:p>
+      <w:pPr>
+        <w:spacing w:line="80" w:lineRule="exact"/>
+      </w:pPr>
+    </w:p>
+    <w:p>
+      <w:pPr>
+        <w:spacing w:before="80" w:after="80" w:line="360" w:lineRule="auto"/>
+        <w:jc w:val="center"/>
+      </w:pPr>
+      <w:r>
+        <w:rPr>
+          <w:b/>
+          <w:bCs/>
+          <w:color w:val="000000"/>
+        </w:rPr>
+        <w:t>p ≈ (1 − e^(−k·n/m))^k</w:t>
+      </w:r>
+    </w:p>
+    <w:p>
+      <w:pPr>
+        <w:spacing w:line="80" w:lineRule="exact"/>
+      </w:pPr>
+    </w:p>
+    <w:p>
+      <w:pPr>
+        <w:spacing w:before="80" w:after="80" w:line="360" w:lineRule="auto"/>
+        <w:ind w:firstLine="720"/>
+        <w:jc w:val="both"/>
+      </w:pPr>
+      <w:r>
+        <w:rPr>
+          <w:color w:val="000000"/>
+        </w:rPr>
+        <w:t>Inserting more elements than the design capacity (n &gt; n_design) increases k·n/m, raising the exponent and pushing the false positive rate toward 1. However, this degradation is graceful: the filter never produces false negatives regardless of how many elements are inserted.</w:t>
+      </w:r>
+    </w:p>
+    <w:p>
+      <w:pPr>
+        <w:pStyle w:val="Heading2"/>
+      </w:pPr>
+      <w:r>
+        <w:t>3.5. Double Hashing for k Independent Functions</w:t>
+      </w:r>
+    </w:p>
+    <w:p>
+      <w:pPr>
+        <w:spacing w:before="80" w:after="80" w:line="360" w:lineRule="auto"/>
+        <w:ind w:firstLine="720"/>
+        <w:jc w:val="both"/>
+      </w:pPr>
+      <w:r>
+        <w:rPr>
+          <w:color w:val="000000"/>
+        </w:rPr>
+        <w:t>Generating k truly independent hash functions is expensive. Kirsch and Mitzenmacher (2006) showed that only two independent hash functions h₁ and h₂ are needed to simulate k functions with no asymptotic loss in the false positive rate:</w:t>
+      </w:r>
+    </w:p>
+    <w:p>
+      <w:pPr>
+        <w:spacing w:line="80" w:lineRule="exact"/>
+      </w:pPr>
+    </w:p>
+    <w:p>
+      <w:pPr>
+        <w:spacing w:before="80" w:after="80" w:line="360" w:lineRule="auto"/>
+        <w:jc w:val="center"/>
+      </w:pPr>
+      <w:r>
+        <w:rPr>
+          <w:b/>
+          <w:bCs/>
+          <w:color w:val="000000"/>
+        </w:rPr>
+        <w:t>hᵢ(x) = ( h₁(x) + i · h₂(x) ) mod m,   i = 0, 1, …, k−1</w:t>
+      </w:r>
+    </w:p>
+    <w:p>
+      <w:pPr>
+        <w:spacing w:line="80" w:lineRule="exact"/>
+      </w:pPr>
+    </w:p>
+    <w:p>
+      <w:pPr>
+        <w:spacing w:before="80" w:after="80" w:line="360" w:lineRule="auto"/>
+        <w:ind w:firstLine="720"/>
+        <w:jc w:val="both"/>
+      </w:pPr>
+      <w:r>
+        <w:rPr>
+          <w:color w:val="000000"/>
+        </w:rPr>
+        <w:t>This double hashing scheme requires only two hash computations per element regardless of k, making insertion and lookup O(k) in arithmetic operations but O(1) in hash evaluations over the raw element bytes. The two base hashes are kept independent by using different seeds.</w:t>
+      </w:r>
+    </w:p>
+    <w:p>
+      <w:pPr>
+        <w:pStyle w:val="Heading1"/>
+        <w:spacing w:after="120"/>
+      </w:pPr>
+      <w:r>
+        <w:lastRenderedPageBreak/>
+        <w:t>4. Algorithm Description</w:t>
+      </w:r>
+    </w:p>
+    <w:p>
+      <w:pPr>
+        <w:pStyle w:val="Heading2"/>
+      </w:pPr>
+      <w:r>
+        <w:t>4.1. Hash Function: Murmur3-Inspired 64-bit Mix</w:t>
+      </w:r>
+    </w:p>
+    <w:p>
+      <w:pPr>
+        <w:spacing w:before="80" w:after="80" w:line="360" w:lineRule="auto"/>
+        <w:ind w:firstLine="720"/>
+        <w:jc w:val="both"/>
+      </w:pPr>
+      <w:r>
+        <w:rPr>
+          <w:color w:val="000000"/>
+        </w:rPr>
+        <w:t>Both h₁ and h₂ are instances of the same Murmur3-inspired 64-bit hash algorithm (class HashUtils), distinguished only by their seed constants (seed₁ = 0xDEADBEEF, seed₂ = 0xCAFEBABE). The algorithm processes the input byte array in 8-byte (64-bit) little-endian blocks:</w:t>
+      </w:r>
+    </w:p>
+    <w:p>
+      <w:pPr>
+        <w:pStyle w:val="ListParagraph"/>
+        <w:numPr>
+          <w:ilvl w:val="0"/>
+          <w:numId w:val="3"/>
+        </w:numPr>
+        <w:spacing w:before="40" w:after="40" w:line="360" w:lineRule="auto"/>
+      </w:pPr>
+      <w:r>
+        <w:rPr>
+          <w:color w:val="000000"/>
+        </w:rPr>
+        <w:t>Initialise accumulator h = seed XOR len(data).</w:t>
+      </w:r>
+    </w:p>
+    <w:p>
+      <w:pPr>
+        <w:pStyle w:val="ListParagraph"/>
+        <w:numPr>
+          <w:ilvl w:val="0"/>
+          <w:numId w:val="3"/>
+        </w:numPr>
+        <w:spacing w:before="40" w:after="40" w:line="360" w:lineRule="auto"/>
+      </w:pPr>
+      <w:r>
+        <w:rPr>
+          <w:color w:val="000000"/>
+        </w:rPr>
+        <w:t>For each 8-byte block: mix the block with two multiplicative constants C₁, C₂ and a left rotation, then XOR into h and update h with a multiplication and rotation.</w:t>
+      </w:r>
+    </w:p>
+    <w:p>
+      <w:pPr>
+        <w:pStyle w:val="ListParagraph"/>
+        <w:numPr>
+          <w:ilvl w:val="0"/>
+          <w:numId w:val="3"/>
+        </w:numPr>
+        <w:spacing w:before="40" w:after="40" w:line="360" w:lineRule="auto"/>
+      </w:pPr>
+      <w:r>
+        <w:rPr>
+          <w:color w:val="000000"/>
+        </w:rPr>
+        <w:t>Process the remaining 0–7 tail bytes with the same multiplicative mixing.</w:t>
+      </w:r>
+    </w:p>
+    <w:p>
+      <w:pPr>
+        <w:pStyle w:val="ListParagraph"/>
+        <w:numPr>
+          <w:ilvl w:val="0"/>
+          <w:numId w:val="3"/>
+        </w:numPr>
+        <w:spacing w:before="40" w:after="40" w:line="360" w:lineRule="auto"/>
+      </w:pPr>
+      <w:r>
+        <w:rPr>
+          <w:color w:val="000000"/>
+        </w:rPr>
+        <w:t>Apply the final fmix64 avalanche: three rounds of shift-XOR and multiply to ensure every input bit affects every output bit.</w:t>
+      </w:r>
+    </w:p>
+    <w:p>
+      <w:pPr>
+        <w:spacing w:line="80" w:lineRule="exact"/>
+      </w:pPr>
+    </w:p>
+    <w:p>
+      <w:pPr>
+        <w:spacing w:before="80" w:after="80" w:line="360" w:lineRule="auto"/>
+        <w:ind w:firstLine="720"/>
+        <w:jc w:val="both"/>
+      </w:pPr>
+      <w:r>
+        <w:rPr>
+          <w:color w:val="000000"/>
+        </w:rPr>
+        <w:t>The avalanche property is critical for a Bloom filter: if adjacent strings (e.g., "user_1" and "user_2") hash to nearby values, multiple elements would collide on the same bit positions, causing a cluster of early saturation and a higher-than-expected false positive rate. The fmix64 step eliminates this risk.</w:t>
+      </w:r>
+    </w:p>
+    <w:p>
+      <w:pPr>
+        <w:pStyle w:val="Heading2"/>
+      </w:pPr>
+      <w:r>
+        <w:t>4.2. add(element) Algorithm</w:t>
+      </w:r>
+    </w:p>
+    <w:p>
+      <w:pPr>
+        <w:spacing w:before="80" w:after="80" w:line="360" w:lineRule="auto"/>
+        <w:ind w:firstLine="720"/>
+        <w:jc w:val="both"/>
+      </w:pPr>
+      <w:r>
+        <w:rPr>
+          <w:color w:val="000000"/>
+        </w:rPr>
+        <w:t>The add operation maps an element to k bit positions and sets each to 1:</w:t>
+      </w:r>
+    </w:p>
+    <w:p>
+      <w:pPr>
+        <w:pStyle w:val="ListParagraph"/>
+        <w:numPr>
+          <w:ilvl w:val="0"/>
+          <w:numId w:val="3"/>
+        </w:numPr>
+        <w:spacing w:before="40" w:after="40" w:line="360" w:lineRule="auto"/>
+      </w:pPr>
+      <w:r>
+        <w:rPr>
+          <w:color w:val="000000"/>
+        </w:rPr>
+        <w:t>Encode the element as UTF-8 bytes.</w:t>
+      </w:r>
+    </w:p>
+    <w:p>
+      <w:pPr>
+        <w:pStyle w:val="ListParagraph"/>
+        <w:numPr>
+          <w:ilvl w:val="0"/>
+          <w:numId w:val="3"/>
+        </w:numPr>
+        <w:spacing w:before="40" w:after="40" w:line="360" w:lineRule="auto"/>
+      </w:pPr>
+      <w:r>
+        <w:rPr>
+          <w:color w:val="000000"/>
+        </w:rPr>
+        <w:t>Compute h₁ = HashUtils.hash1(bytes) and h₂ = HashUtils.hash2(bytes).</w:t>
+      </w:r>
+    </w:p>
+    <w:p>
+      <w:pPr>
+        <w:pStyle w:val="ListParagraph"/>
+        <w:numPr>
+          <w:ilvl w:val="0"/>
+          <w:numId w:val="3"/>
+        </w:numPr>
+        <w:spacing w:before="40" w:after="40" w:line="360" w:lineRule="auto"/>
+      </w:pPr>
+      <w:r>
+        <w:rPr>
+          <w:color w:val="000000"/>
+        </w:rPr>
+        <w:t>For i = 0 to k−1: compute pos = Math.floorMod(h₁ + i·h₂, m) and set bits[pos] = 1.</w:t>
+      </w:r>
+    </w:p>
+    <w:p>
+      <w:pPr>
+        <w:pStyle w:val="ListParagraph"/>
+        <w:numPr>
+          <w:ilvl w:val="0"/>
+          <w:numId w:val="3"/>
+        </w:numPr>
+        <w:spacing w:before="40" w:after="40" w:line="360" w:lineRule="auto"/>
+      </w:pPr>
+      <w:r>
+        <w:rPr>
+          <w:color w:val="000000"/>
+        </w:rPr>
+        <w:t>Increment the insertion counter.</w:t>
+      </w:r>
+    </w:p>
+    <w:p>
+      <w:pPr>
+        <w:spacing w:line="80" w:lineRule="exact"/>
+      </w:pPr>
+    </w:p>
+    <w:p>
+      <w:pPr>
+        <w:spacing w:before="80" w:after="80" w:line="360" w:lineRule="auto"/>
+        <w:ind w:firstLine="720"/>
+        <w:jc w:val="both"/>
+      </w:pPr>
+      <w:r>
+        <w:rPr>
+          <w:color w:val="000000"/>
+        </w:rPr>
+        <w:t xml:space="preserve">Math.floorMod is used instead of the Java % operator because % can return negative values for negative long inputs, which would cause an </w:t>
+      </w:r>
+      <w:r>
+        <w:rPr>
+          <w:color w:val="000000"/>
+        </w:rPr>
+        <w:lastRenderedPageBreak/>
+        <w:t>ArrayIndexOutOfBoundsException on the BitSet. floorMod always returns a non-negative result.</w:t>
+      </w:r>
+    </w:p>
+    <w:p>
+      <w:pPr>
+        <w:pStyle w:val="Heading2"/>
+      </w:pPr>
+      <w:r>
+        <w:t>4.3. mightContain(element) Algorithm</w:t>
+      </w:r>
+    </w:p>
+    <w:p>
+      <w:pPr>
+        <w:spacing w:before="80" w:after="80" w:line="360" w:lineRule="auto"/>
+        <w:ind w:firstLine="720"/>
+        <w:jc w:val="both"/>
+      </w:pPr>
+      <w:r>
+        <w:rPr>
+          <w:color w:val="000000"/>
+        </w:rPr>
+        <w:t>The lookup mirrors the add operation:</w:t>
+      </w:r>
+    </w:p>
+    <w:p>
+      <w:pPr>
+        <w:pStyle w:val="ListParagraph"/>
+        <w:numPr>
+          <w:ilvl w:val="0"/>
+          <w:numId w:val="3"/>
+        </w:numPr>
+        <w:spacing w:before="40" w:after="40" w:line="360" w:lineRule="auto"/>
+      </w:pPr>
+      <w:r>
+        <w:rPr>
+          <w:color w:val="000000"/>
+        </w:rPr>
+        <w:t>Encode the element as UTF-8 bytes.</w:t>
+      </w:r>
+    </w:p>
+    <w:p>
+      <w:pPr>
+        <w:pStyle w:val="ListParagraph"/>
+        <w:numPr>
+          <w:ilvl w:val="0"/>
+          <w:numId w:val="3"/>
+        </w:numPr>
+        <w:spacing w:before="40" w:after="40" w:line="360" w:lineRule="auto"/>
+      </w:pPr>
+      <w:r>
+        <w:rPr>
+          <w:color w:val="000000"/>
+        </w:rPr>
+        <w:t>Compute h₁ and h₂ from the same hash functions used during insertion.</w:t>
+      </w:r>
+    </w:p>
+    <w:p>
+      <w:pPr>
+        <w:pStyle w:val="ListParagraph"/>
+        <w:numPr>
+          <w:ilvl w:val="0"/>
+          <w:numId w:val="3"/>
+        </w:numPr>
+        <w:spacing w:before="40" w:after="40" w:line="360" w:lineRule="auto"/>
+      </w:pPr>
+      <w:r>
+        <w:rPr>
+          <w:color w:val="000000"/>
+        </w:rPr>
+        <w:t>For i = 0 to k−1: compute pos = Math.floorMod(h₁ + i·h₂, m). If bits[pos] = 0, return false immediately (definitely absent).</w:t>
+      </w:r>
+    </w:p>
+    <w:p>
+      <w:pPr>
+        <w:pStyle w:val="ListParagraph"/>
+        <w:numPr>
+          <w:ilvl w:val="0"/>
+          <w:numId w:val="3"/>
+        </w:numPr>
+        <w:spacing w:before="40" w:after="40" w:line="360" w:lineRule="auto"/>
+      </w:pPr>
+      <w:r>
+        <w:rPr>
+          <w:color w:val="000000"/>
+        </w:rPr>
+        <w:t>If all k bits are 1, return true (probably present).</w:t>
+      </w:r>
+    </w:p>
+    <w:p>
+      <w:pPr>
+        <w:spacing w:line="80" w:lineRule="exact"/>
+      </w:pPr>
+    </w:p>
+    <w:p>
+      <w:pPr>
+        <w:spacing w:before="80" w:after="80" w:line="360" w:lineRule="auto"/>
+        <w:ind w:firstLine="720"/>
+        <w:jc w:val="both"/>
+      </w:pPr>
+      <w:r>
+        <w:rPr>
+          <w:color w:val="000000"/>
+        </w:rPr>
+        <w:t>The early exit on the first zero bit is an important optimisation: for absent elements it terminates the loop after fewer than k iterations on average, especially when the filter is sparsely filled.</w:t>
+      </w:r>
+    </w:p>
+    <w:p>
+      <w:pPr>
+        <w:pStyle w:val="Heading1"/>
+        <w:spacing w:after="120"/>
+      </w:pPr>
+      <w:r>
+        <w:t>5. Implementation</w:t>
+      </w:r>
+    </w:p>
+    <w:p>
+      <w:pPr>
+        <w:pStyle w:val="Heading2"/>
+      </w:pPr>
+      <w:r>
+        <w:t>5.1. Project Structure</w:t>
+      </w:r>
+    </w:p>
+    <w:p>
+      <w:pPr>
+        <w:spacing w:before="80" w:after="80" w:line="360" w:lineRule="auto"/>
+        <w:ind w:firstLine="720"/>
+        <w:jc w:val="both"/>
+      </w:pPr>
+      <w:r>
+        <w:rPr>
+          <w:color w:val="000000"/>
+        </w:rPr>
+        <w:t>The implementation consists of three Java source files:</w:t>
+      </w:r>
+    </w:p>
+    <w:p>
+      <w:pPr>
+        <w:pStyle w:val="ListParagraph"/>
+        <w:numPr>
+          <w:ilvl w:val="0"/>
+          <w:numId w:val="2"/>
+        </w:numPr>
+        <w:spacing w:before="40" w:after="40" w:line="360" w:lineRule="auto"/>
+      </w:pPr>
+      <w:r>
+        <w:rPr>
+          <w:b/>
+          <w:bCs/>
+          <w:color w:val="000000"/>
+        </w:rPr>
+        <w:t xml:space="preserve">HashUtils.java — </w:t>
+      </w:r>
+      <w:r>
+        <w:rPr>
+          <w:color w:val="000000"/>
+        </w:rPr>
+        <w:t>HashUtils.java</w:t>
+      </w:r>
+    </w:p>
+    <w:p>
+      <w:pPr>
+        <w:spacing w:before="80" w:after="80" w:line="360" w:lineRule="auto"/>
+        <w:jc w:val="both"/>
+      </w:pPr>
+      <w:r>
+        <w:rPr>
+          <w:color w:val="000000"/>
+        </w:rPr>
+        <w:t xml:space="preserve">      Provides hash1() and hash2() using the Murmur3-inspired 64-bit mix algorithm with seeds 0xDEADBEEF and 0xCAFEBABE respectively.</w:t>
+      </w:r>
+    </w:p>
+    <w:p>
+      <w:pPr>
+        <w:pStyle w:val="ListParagraph"/>
+        <w:numPr>
+          <w:ilvl w:val="0"/>
+          <w:numId w:val="2"/>
+        </w:numPr>
+        <w:spacing w:before="40" w:after="40" w:line="360" w:lineRule="auto"/>
+      </w:pPr>
+      <w:r>
+        <w:rPr>
+          <w:b/>
+          <w:bCs/>
+          <w:color w:val="000000"/>
+        </w:rPr>
+        <w:t xml:space="preserve">BloomFilter.java — </w:t>
+      </w:r>
+      <w:r>
+        <w:rPr>
+          <w:color w:val="000000"/>
+        </w:rPr>
+        <w:t>BloomFilter.java</w:t>
+      </w:r>
+    </w:p>
+    <w:p>
+      <w:pPr>
+        <w:spacing w:before="80" w:after="80" w:line="360" w:lineRule="auto"/>
+        <w:jc w:val="both"/>
+      </w:pPr>
+      <w:r>
+        <w:rPr>
+          <w:color w:val="000000"/>
+        </w:rPr>
+        <w:t xml:space="preserve">      Core data structure backed by java.util.BitSet. Exposes add(), mightContain(), clear(), the static factory create(n, p), and statistical methods: theoreticalFalsePositiveRate(), currentFalsePositiveRate().</w:t>
+      </w:r>
+    </w:p>
+    <w:p>
+      <w:pPr>
+        <w:pStyle w:val="ListParagraph"/>
+        <w:numPr>
+          <w:ilvl w:val="0"/>
+          <w:numId w:val="2"/>
+        </w:numPr>
+        <w:spacing w:before="40" w:after="40" w:line="360" w:lineRule="auto"/>
+      </w:pPr>
+      <w:r>
+        <w:rPr>
+          <w:b/>
+          <w:bCs/>
+          <w:color w:val="000000"/>
+        </w:rPr>
+        <w:t xml:space="preserve">Main.java — </w:t>
+      </w:r>
+      <w:r>
+        <w:rPr>
+          <w:color w:val="000000"/>
+        </w:rPr>
+        <w:t>Main.java</w:t>
+      </w:r>
+    </w:p>
+    <w:p>
+      <w:pPr>
+        <w:spacing w:before="80" w:after="80" w:line="360" w:lineRule="auto"/>
+        <w:jc w:val="both"/>
+      </w:pPr>
+      <w:r>
+        <w:rPr>
+          <w:color w:val="000000"/>
+        </w:rPr>
+        <w:t xml:space="preserve">      Eight-test verification suite covering correctness, edge cases, saturation behaviour, and a 100 000-element stress test.</w:t>
+      </w:r>
+    </w:p>
+    <w:p>
+      <w:pPr>
+        <w:pStyle w:val="Heading2"/>
+      </w:pPr>
+      <w:r>
+        <w:lastRenderedPageBreak/>
+        <w:t>5.2. Key Code Fragments</w:t>
+      </w:r>
+    </w:p>
+    <w:p>
+      <w:pPr>
+        <w:spacing w:before="80" w:after="80" w:line="360" w:lineRule="auto"/>
+        <w:jc w:val="both"/>
+      </w:pPr>
+      <w:r>
+        <w:rPr>
+          <w:b/>
+          <w:bCs/>
+          <w:color w:val="000000"/>
+        </w:rPr>
+        <w:t>HashUtils — Murmur3-inspired 64-bit hash (core mixing loop):</w:t>
+      </w:r>
+    </w:p>
+    <w:p>
+      <w:pPr>
+        <w:spacing w:line="60" w:lineRule="exact"/>
+      </w:pPr>
+    </w:p>
+    <w:p>
+      <w:pPr>
+        <w:shd w:val="clear" w:color="auto" w:fill="F4F4F4"/>
+        <w:spacing w:line="360" w:lineRule="auto"/>
+        <w:ind w:left="360"/>
+      </w:pPr>
+      <w:r>
+        <w:rPr>
+          <w:rFonts w:ascii="Courier New" w:eastAsia="Courier New" w:hAnsi="Courier New" w:cs="Courier New"/>
+          <w:color w:val="1F3864"/>
+          <w:sz w:val="19"/>
+          <w:szCs w:val="19"/>
+        </w:rPr>
+        <w:t>private static long murmur64(byte[] data, long seed) {</w:t>
+      </w:r>
+    </w:p>
+    <w:p>
+      <w:pPr>
+        <w:shd w:val="clear" w:color="auto" w:fill="F4F4F4"/>
+        <w:spacing w:line="360" w:lineRule="auto"/>
+        <w:ind w:left="360"/>
+      </w:pPr>
+      <w:r>
+        <w:rPr>
+          <w:rFonts w:ascii="Courier New" w:eastAsia="Courier New" w:hAnsi="Courier New" w:cs="Courier New"/>
+          <w:color w:val="1F3864"/>
+          <w:sz w:val="19"/>
+          <w:szCs w:val="19"/>
+        </w:rPr>
+        <w:t xml:space="preserve">  final long C1 = 0xff51afd7ed558ccdL, C2 = 0xc4ceb9fe1a85ec53L;</w:t>
+      </w:r>
+    </w:p>
+    <w:p>
+      <w:pPr>
+        <w:shd w:val="clear" w:color="auto" w:fill="F4F4F4"/>
+        <w:spacing w:line="360" w:lineRule="auto"/>
+        <w:ind w:left="360"/>
+      </w:pPr>
+      <w:r>
+        <w:rPr>
+          <w:rFonts w:ascii="Courier New" w:eastAsia="Courier New" w:hAnsi="Courier New" w:cs="Courier New"/>
+          <w:color w:val="1F3864"/>
+          <w:sz w:val="19"/>
+          <w:szCs w:val="19"/>
+        </w:rPr>
+        <w:t xml:space="preserve">  long h = seed ^ (long) data.length;</w:t>
+      </w:r>
+    </w:p>
+    <w:p>
+      <w:pPr>
+        <w:shd w:val="clear" w:color="auto" w:fill="F4F4F4"/>
+        <w:spacing w:line="360" w:lineRule="auto"/>
+        <w:ind w:left="360"/>
+      </w:pPr>
+      <w:r>
+        <w:rPr>
+          <w:rFonts w:ascii="Courier New" w:eastAsia="Courier New" w:hAnsi="Courier New" w:cs="Courier New"/>
+          <w:color w:val="1F3864"/>
+          <w:sz w:val="19"/>
+          <w:szCs w:val="19"/>
+        </w:rPr>
+        <w:t xml:space="preserve">  int i = 0;</w:t>
+      </w:r>
+    </w:p>
+    <w:p>
+      <w:pPr>
+        <w:shd w:val="clear" w:color="auto" w:fill="F4F4F4"/>
+        <w:spacing w:line="360" w:lineRule="auto"/>
+        <w:ind w:left="360"/>
+      </w:pPr>
+      <w:r>
+        <w:rPr>
+          <w:rFonts w:ascii="Courier New" w:eastAsia="Courier New" w:hAnsi="Courier New" w:cs="Courier New"/>
+          <w:color w:val="1F3864"/>
+          <w:sz w:val="19"/>
+          <w:szCs w:val="19"/>
+        </w:rPr>
+        <w:t xml:space="preserve">  for (; i + 8 &lt;= data.length; i += 8) {          // 8-byte blocks</w:t>
+      </w:r>
+    </w:p>
+    <w:p>
+      <w:pPr>
+        <w:shd w:val="clear" w:color="auto" w:fill="F4F4F4"/>
+        <w:spacing w:line="360" w:lineRule="auto"/>
+        <w:ind w:left="360"/>
+      </w:pPr>
+      <w:r>
+        <w:rPr>
+          <w:rFonts w:ascii="Courier New" w:eastAsia="Courier New" w:hAnsi="Courier New" w:cs="Courier New"/>
+          <w:color w:val="1F3864"/>
+          <w:sz w:val="19"/>
+          <w:szCs w:val="19"/>
+        </w:rPr>
+        <w:t xml:space="preserve">    long block = readLongLE(data, i);</w:t>
+      </w:r>
+    </w:p>
+    <w:p>
+      <w:pPr>
+        <w:shd w:val="clear" w:color="auto" w:fill="F4F4F4"/>
+        <w:spacing w:line="360" w:lineRule="auto"/>
+        <w:ind w:left="360"/>
+      </w:pPr>
+      <w:r>
+        <w:rPr>
+          <w:rFonts w:ascii="Courier New" w:eastAsia="Courier New" w:hAnsi="Courier New" w:cs="Courier New"/>
+          <w:color w:val="1F3864"/>
+          <w:sz w:val="19"/>
+          <w:szCs w:val="19"/>
+        </w:rPr>
+        <w:t xml:space="preserve">    block *= C1; block = Long.rotateLeft(block, 31); block *= C2;</w:t>
+      </w:r>
+    </w:p>
+    <w:p>
+      <w:pPr>
+        <w:shd w:val="clear" w:color="auto" w:fill="F4F4F4"/>
+        <w:spacing w:line="360" w:lineRule="auto"/>
+        <w:ind w:left="360"/>
+      </w:pPr>
+      <w:r>
+        <w:rPr>
+          <w:rFonts w:ascii="Courier New" w:eastAsia="Courier New" w:hAnsi="Courier New" w:cs="Courier New"/>
+          <w:color w:val="1F3864"/>
+          <w:sz w:val="19"/>
+          <w:szCs w:val="19"/>
+        </w:rPr>
+        <w:t xml:space="preserve">    h ^= block;</w:t>
+      </w:r>
+    </w:p>
+    <w:p>
+      <w:pPr>
+        <w:shd w:val="clear" w:color="auto" w:fill="F4F4F4"/>
+        <w:spacing w:line="360" w:lineRule="auto"/>
+        <w:ind w:left="360"/>
+      </w:pPr>
+      <w:r>
+        <w:rPr>
+          <w:rFonts w:ascii="Courier New" w:eastAsia="Courier New" w:hAnsi="Courier New" w:cs="Courier New"/>
+          <w:color w:val="1F3864"/>
+          <w:sz w:val="19"/>
+          <w:szCs w:val="19"/>
+        </w:rPr>
+        <w:t xml:space="preserve">    h = Long.rotateLeft(h, 27) * 5 + 0x52dce729L;</w:t>
+      </w:r>
+    </w:p>
+    <w:p>
+      <w:pPr>
+        <w:shd w:val="clear" w:color="auto" w:fill="F4F4F4"/>
+        <w:spacing w:line="360" w:lineRule="auto"/>
+        <w:ind w:left="360"/>
+      </w:pPr>
+      <w:r>
+        <w:rPr>
+          <w:rFonts w:ascii="Courier New" w:eastAsia="Courier New" w:hAnsi="Courier New" w:cs="Courier New"/>
+          <w:color w:val="1F3864"/>
+          <w:sz w:val="19"/>
+          <w:szCs w:val="19"/>
+        </w:rPr>
+        <w:t xml:space="preserve">  }</w:t>
+      </w:r>
+    </w:p>
+    <w:p>
+      <w:pPr>
+        <w:shd w:val="clear" w:color="auto" w:fill="F4F4F4"/>
+        <w:spacing w:line="360" w:lineRule="auto"/>
+        <w:ind w:left="360"/>
+      </w:pPr>
+      <w:r>
+        <w:rPr>
+          <w:rFonts w:ascii="Courier New" w:eastAsia="Courier New" w:hAnsi="Courier New" w:cs="Courier New"/>
+          <w:color w:val="1F3864"/>
+          <w:sz w:val="19"/>
+          <w:szCs w:val="19"/>
+        </w:rPr>
+        <w:t xml:space="preserve">  // ... tail bytes and fmix64 finaliser</w:t>
+      </w:r>
+    </w:p>
+    <w:p>
+      <w:pPr>
+        <w:shd w:val="clear" w:color="auto" w:fill="F4F4F4"/>
+        <w:spacing w:line="360" w:lineRule="auto"/>
+        <w:ind w:left="360"/>
+      </w:pPr>
+      <w:r>
+        <w:rPr>
+          <w:rFonts w:ascii="Courier New" w:eastAsia="Courier New" w:hAnsi="Courier New" w:cs="Courier New"/>
+          <w:color w:val="1F3864"/>
+          <w:sz w:val="19"/>
+          <w:szCs w:val="19"/>
+        </w:rPr>
+        <w:t>}</w:t>
+      </w:r>
+    </w:p>
+    <w:p>
+      <w:pPr>
+        <w:spacing w:line="120" w:lineRule="exact"/>
+      </w:pPr>
+    </w:p>
+    <w:p>
+      <w:pPr>
+        <w:spacing w:before="80" w:after="80" w:line="360" w:lineRule="auto"/>
+        <w:jc w:val="both"/>
+      </w:pPr>
+      <w:r>
+        <w:rPr>
+          <w:b/>
+          <w:bCs/>
+          <w:color w:val="000000"/>
+        </w:rPr>
+        <w:t>BloomFilter — factory method (optimal parameter computation):</w:t>
+      </w:r>
+    </w:p>
+    <w:p>
+      <w:pPr>
+        <w:spacing w:line="60" w:lineRule="exact"/>
+      </w:pPr>
+    </w:p>
+    <w:p>
+      <w:pPr>
+        <w:shd w:val="clear" w:color="auto" w:fill="F4F4F4"/>
+        <w:spacing w:line="360" w:lineRule="auto"/>
+        <w:ind w:left="360"/>
+      </w:pPr>
+      <w:r>
+        <w:rPr>
+          <w:rFonts w:ascii="Courier New" w:eastAsia="Courier New" w:hAnsi="Courier New" w:cs="Courier New"/>
+          <w:color w:val="1F3864"/>
+          <w:sz w:val="19"/>
+          <w:szCs w:val="19"/>
+        </w:rPr>
+        <w:t>public static BloomFilter create(int n, double p) {</w:t>
+      </w:r>
+    </w:p>
+    <w:p>
+      <w:pPr>
+        <w:shd w:val="clear" w:color="auto" w:fill="F4F4F4"/>
+        <w:spacing w:line="360" w:lineRule="auto"/>
+        <w:ind w:left="360"/>
+      </w:pPr>
+      <w:r>
+        <w:rPr>
+          <w:rFonts w:ascii="Courier New" w:eastAsia="Courier New" w:hAnsi="Courier New" w:cs="Courier New"/>
+          <w:color w:val="1F3864"/>
+          <w:sz w:val="19"/>
+          <w:szCs w:val="19"/>
+        </w:rPr>
+        <w:t xml:space="preserve">  // m = ceil( -n * ln(p) / (ln 2)^2 )</w:t>
+      </w:r>
+    </w:p>
+    <w:p>
+      <w:pPr>
+        <w:shd w:val="clear" w:color="auto" w:fill="F4F4F4"/>
+        <w:spacing w:line="360" w:lineRule="auto"/>
+        <w:ind w:left="360"/>
+      </w:pPr>
+      <w:r>
+        <w:rPr>
+          <w:rFonts w:ascii="Courier New" w:eastAsia="Courier New" w:hAnsi="Courier New" w:cs="Courier New"/>
+          <w:color w:val="1F3864"/>
+          <w:sz w:val="19"/>
+          <w:szCs w:val="19"/>
+        </w:rPr>
+        <w:t xml:space="preserve">  int m = (int) Math.ceil(-n * Math.log(p) / (Math.log(2) * Math.log(2)));</w:t>
+      </w:r>
+    </w:p>
+    <w:p>
+      <w:pPr>
+        <w:shd w:val="clear" w:color="auto" w:fill="F4F4F4"/>
+        <w:spacing w:line="360" w:lineRule="auto"/>
+        <w:ind w:left="360"/>
+      </w:pPr>
+      <w:r>
+        <w:rPr>
+          <w:rFonts w:ascii="Courier New" w:eastAsia="Courier New" w:hAnsi="Courier New" w:cs="Courier New"/>
+          <w:color w:val="1F3864"/>
+          <w:sz w:val="19"/>
+          <w:szCs w:val="19"/>
+        </w:rPr>
+        <w:t xml:space="preserve">  // k = round( m/n * ln 2 )</w:t>
+      </w:r>
+    </w:p>
+    <w:p>
+      <w:pPr>
+        <w:shd w:val="clear" w:color="auto" w:fill="F4F4F4"/>
+        <w:spacing w:line="360" w:lineRule="auto"/>
+        <w:ind w:left="360"/>
+      </w:pPr>
+      <w:r>
+        <w:rPr>
+          <w:rFonts w:ascii="Courier New" w:eastAsia="Courier New" w:hAnsi="Courier New" w:cs="Courier New"/>
+          <w:color w:val="1F3864"/>
+          <w:sz w:val="19"/>
+          <w:szCs w:val="19"/>
+        </w:rPr>
+        <w:t xml:space="preserve">  int k = Math.max(1, (int) Math.round((double) m / n * Math.log(2)));</w:t>
+      </w:r>
+    </w:p>
+    <w:p>
+      <w:pPr>
+        <w:shd w:val="clear" w:color="auto" w:fill="F4F4F4"/>
+        <w:spacing w:line="360" w:lineRule="auto"/>
+        <w:ind w:left="360"/>
+      </w:pPr>
+      <w:r>
+        <w:rPr>
+          <w:rFonts w:ascii="Courier New" w:eastAsia="Courier New" w:hAnsi="Courier New" w:cs="Courier New"/>
+          <w:color w:val="1F3864"/>
+          <w:sz w:val="19"/>
+          <w:szCs w:val="19"/>
+        </w:rPr>
+        <w:t xml:space="preserve">  return new BloomFilter(m, k);</w:t>
+      </w:r>
+    </w:p>
+    <w:p>
+      <w:pPr>
+        <w:shd w:val="clear" w:color="auto" w:fill="F4F4F4"/>
+        <w:spacing w:line="360" w:lineRule="auto"/>
+        <w:ind w:left="360"/>
+      </w:pPr>
+      <w:r>
+        <w:rPr>
+          <w:rFonts w:ascii="Courier New" w:eastAsia="Courier New" w:hAnsi="Courier New" w:cs="Courier New"/>
+          <w:color w:val="1F3864"/>
+          <w:sz w:val="19"/>
+          <w:szCs w:val="19"/>
+        </w:rPr>
+        <w:t>}</w:t>
+      </w:r>
+    </w:p>
+    <w:p>
+      <w:pPr>
+        <w:spacing w:line="120" w:lineRule="exact"/>
+      </w:pPr>
+    </w:p>
+    <w:p>
+      <w:pPr>
+        <w:spacing w:before="80" w:after="80" w:line="360" w:lineRule="auto"/>
+        <w:jc w:val="both"/>
+      </w:pPr>
+      <w:r>
+        <w:rPr>
+          <w:b/>
+          <w:bCs/>
+          <w:color w:val="000000"/>
+        </w:rPr>
+        <w:t>BloomFilter — add() and mightContain() using double hashing:</w:t>
+      </w:r>
+    </w:p>
+    <w:p>
+      <w:pPr>
+        <w:spacing w:line="60" w:lineRule="exact"/>
+      </w:pPr>
+    </w:p>
+    <w:p>
+      <w:pPr>
+        <w:shd w:val="clear" w:color="auto" w:fill="F4F4F4"/>
+        <w:spacing w:line="360" w:lineRule="auto"/>
+        <w:ind w:left="360"/>
+      </w:pPr>
+      <w:r>
+        <w:rPr>
+          <w:rFonts w:ascii="Courier New" w:eastAsia="Courier New" w:hAnsi="Courier New" w:cs="Courier New"/>
+          <w:color w:val="1F3864"/>
+          <w:sz w:val="19"/>
+          <w:szCs w:val="19"/>
+        </w:rPr>
+        <w:t>public void add(String element) {</w:t>
+      </w:r>
+    </w:p>
+    <w:p>
+      <w:pPr>
+        <w:shd w:val="clear" w:color="auto" w:fill="F4F4F4"/>
+        <w:spacing w:line="360" w:lineRule="auto"/>
+        <w:ind w:left="360"/>
+      </w:pPr>
+      <w:r>
+        <w:rPr>
+          <w:rFonts w:ascii="Courier New" w:eastAsia="Courier New" w:hAnsi="Courier New" w:cs="Courier New"/>
+          <w:color w:val="1F3864"/>
+          <w:sz w:val="19"/>
+          <w:szCs w:val="19"/>
+        </w:rPr>
+        <w:t xml:space="preserve">  byte[] data = element.getBytes(StandardCharsets.UTF_8);</w:t>
+      </w:r>
+    </w:p>
+    <w:p>
+      <w:pPr>
+        <w:shd w:val="clear" w:color="auto" w:fill="F4F4F4"/>
+        <w:spacing w:line="360" w:lineRule="auto"/>
+        <w:ind w:left="360"/>
+      </w:pPr>
+      <w:r>
+        <w:rPr>
+          <w:rFonts w:ascii="Courier New" w:eastAsia="Courier New" w:hAnsi="Courier New" w:cs="Courier New"/>
+          <w:color w:val="1F3864"/>
+          <w:sz w:val="19"/>
+          <w:szCs w:val="19"/>
+        </w:rPr>
+        <w:t xml:space="preserve">  long h1 = HashUtils.hash1(data), h2 = HashUtils.hash2(data);</w:t>
+      </w:r>
+    </w:p>
+    <w:p>
+      <w:pPr>
+        <w:shd w:val="clear" w:color="auto" w:fill="F4F4F4"/>
+        <w:spacing w:line="360" w:lineRule="auto"/>
+        <w:ind w:left="360"/>
+      </w:pPr>
+      <w:r>
+        <w:rPr>
+          <w:rFonts w:ascii="Courier New" w:eastAsia="Courier New" w:hAnsi="Courier New" w:cs="Courier New"/>
+          <w:color w:val="1F3864"/>
+          <w:sz w:val="19"/>
+          <w:szCs w:val="19"/>
+        </w:rPr>
+        <w:t xml:space="preserve">  for (int i = 0; i &lt; hashCount; i++) {</w:t>
+      </w:r>
+    </w:p>
+    <w:p>
+      <w:pPr>
+        <w:shd w:val="clear" w:color="auto" w:fill="F4F4F4"/>
+        <w:spacing w:line="360" w:lineRule="auto"/>
+        <w:ind w:left="360"/>
+      </w:pPr>
+      <w:r>
+        <w:rPr>
+          <w:rFonts w:ascii="Courier New" w:eastAsia="Courier New" w:hAnsi="Courier New" w:cs="Courier New"/>
+          <w:color w:val="1F3864"/>
+          <w:sz w:val="19"/>
+          <w:szCs w:val="19"/>
+        </w:rPr>
+        <w:t xml:space="preserve">    int pos = (int) Math.floorMod(h1 + (long) i * h2, bitCount);</w:t>
+      </w:r>
+    </w:p>
+    <w:p>
+      <w:pPr>
+        <w:shd w:val="clear" w:color="auto" w:fill="F4F4F4"/>
+        <w:spacing w:line="360" w:lineRule="auto"/>
+        <w:ind w:left="360"/>
+      </w:pPr>
+      <w:r>
+        <w:rPr>
+          <w:rFonts w:ascii="Courier New" w:eastAsia="Courier New" w:hAnsi="Courier New" w:cs="Courier New"/>
+          <w:color w:val="1F3864"/>
+          <w:sz w:val="19"/>
+          <w:szCs w:val="19"/>
+        </w:rPr>
+        <w:t xml:space="preserve">    bits.set(pos);                 // set bit at position pos</w:t>
+      </w:r>
+    </w:p>
+    <w:p>
+      <w:pPr>
+        <w:shd w:val="clear" w:color="auto" w:fill="F4F4F4"/>
+        <w:spacing w:line="360" w:lineRule="auto"/>
+        <w:ind w:left="360"/>
+      </w:pPr>
+      <w:r>
+        <w:rPr>
+          <w:rFonts w:ascii="Courier New" w:eastAsia="Courier New" w:hAnsi="Courier New" w:cs="Courier New"/>
+          <w:color w:val="1F3864"/>
+          <w:sz w:val="19"/>
+          <w:szCs w:val="19"/>
+        </w:rPr>
+        <w:t xml:space="preserve">  }</w:t>
+      </w:r>
+    </w:p>
+    <w:p>
+      <w:pPr>
+        <w:shd w:val="clear" w:color="auto" w:fill="F4F4F4"/>
+        <w:spacing w:line="360" w:lineRule="auto"/>
+        <w:ind w:left="360"/>
+      </w:pPr>
+      <w:r>
+        <w:rPr>
+          <w:rFonts w:ascii="Courier New" w:eastAsia="Courier New" w:hAnsi="Courier New" w:cs="Courier New"/>
+          <w:color w:val="1F3864"/>
+          <w:sz w:val="19"/>
+          <w:szCs w:val="19"/>
+        </w:rPr>
+        <w:t xml:space="preserve">  insertions++;</w:t>
+      </w:r>
+    </w:p>
+    <w:p>
+      <w:pPr>
+        <w:shd w:val="clear" w:color="auto" w:fill="F4F4F4"/>
+        <w:spacing w:line="360" w:lineRule="auto"/>
+        <w:ind w:left="360"/>
+      </w:pPr>
+      <w:r>
+        <w:rPr>
+          <w:rFonts w:ascii="Courier New" w:eastAsia="Courier New" w:hAnsi="Courier New" w:cs="Courier New"/>
+          <w:color w:val="1F3864"/>
+          <w:sz w:val="19"/>
+          <w:szCs w:val="19"/>
+        </w:rPr>
+        <w:t>}</w:t>
+      </w:r>
+    </w:p>
+    <w:p>
+      <w:pPr>
+        <w:spacing w:line="60" w:lineRule="exact"/>
+      </w:pPr>
+    </w:p>
+    <w:p>
+      <w:pPr>
+        <w:shd w:val="clear" w:color="auto" w:fill="F4F4F4"/>
+        <w:spacing w:line="360" w:lineRule="auto"/>
+        <w:ind w:left="360"/>
+      </w:pPr>
+      <w:r>
+        <w:rPr>
+          <w:rFonts w:ascii="Courier New" w:eastAsia="Courier New" w:hAnsi="Courier New" w:cs="Courier New"/>
+          <w:color w:val="1F3864"/>
+          <w:sz w:val="19"/>
+          <w:szCs w:val="19"/>
+        </w:rPr>
+        <w:t>public boolean mightContain(String element) {</w:t>
+      </w:r>
+    </w:p>
+    <w:p>
+      <w:pPr>
+        <w:shd w:val="clear" w:color="auto" w:fill="F4F4F4"/>
+        <w:spacing w:line="360" w:lineRule="auto"/>
+        <w:ind w:left="360"/>
+      </w:pPr>
+      <w:r>
+        <w:rPr>
+          <w:rFonts w:ascii="Courier New" w:eastAsia="Courier New" w:hAnsi="Courier New" w:cs="Courier New"/>
+          <w:color w:val="1F3864"/>
+          <w:sz w:val="19"/>
+          <w:szCs w:val="19"/>
+        </w:rPr>
+        <w:t xml:space="preserve">  byte[] data = element.getBytes(StandardCharsets.UTF_8);</w:t>
+      </w:r>
+    </w:p>
+    <w:p>
+      <w:pPr>
+        <w:shd w:val="clear" w:color="auto" w:fill="F4F4F4"/>
+        <w:spacing w:line="360" w:lineRule="auto"/>
+        <w:ind w:left="360"/>
+      </w:pPr>
+      <w:r>
+        <w:rPr>
+          <w:rFonts w:ascii="Courier New" w:eastAsia="Courier New" w:hAnsi="Courier New" w:cs="Courier New"/>
+          <w:color w:val="1F3864"/>
+          <w:sz w:val="19"/>
+          <w:szCs w:val="19"/>
+        </w:rPr>
+        <w:t xml:space="preserve">  long h1 = HashUtils.hash1(data), h2 = HashUtils.hash2(data);</w:t>
+      </w:r>
+    </w:p>
+    <w:p>
+      <w:pPr>
+        <w:shd w:val="clear" w:color="auto" w:fill="F4F4F4"/>
+        <w:spacing w:line="360" w:lineRule="auto"/>
+        <w:ind w:left="360"/>
+      </w:pPr>
+      <w:r>
+        <w:rPr>
+          <w:rFonts w:ascii="Courier New" w:eastAsia="Courier New" w:hAnsi="Courier New" w:cs="Courier New"/>
+          <w:color w:val="1F3864"/>
+          <w:sz w:val="19"/>
+          <w:szCs w:val="19"/>
+        </w:rPr>
+        <w:lastRenderedPageBreak/>
+        <w:t xml:space="preserve">  for (int i = 0; i &lt; hashCount; i++) {</w:t>
+      </w:r>
+    </w:p>
+    <w:p>
+      <w:pPr>
+        <w:shd w:val="clear" w:color="auto" w:fill="F4F4F4"/>
+        <w:spacing w:line="360" w:lineRule="auto"/>
+        <w:ind w:left="360"/>
+      </w:pPr>
+      <w:r>
+        <w:rPr>
+          <w:rFonts w:ascii="Courier New" w:eastAsia="Courier New" w:hAnsi="Courier New" w:cs="Courier New"/>
+          <w:color w:val="1F3864"/>
+          <w:sz w:val="19"/>
+          <w:szCs w:val="19"/>
+        </w:rPr>
+        <w:t xml:space="preserve">    int pos = (int) Math.floorMod(h1 + (long) i * h2, bitCount);</w:t>
+      </w:r>
+    </w:p>
+    <w:p>
+      <w:pPr>
+        <w:shd w:val="clear" w:color="auto" w:fill="F4F4F4"/>
+        <w:spacing w:line="360" w:lineRule="auto"/>
+        <w:ind w:left="360"/>
+      </w:pPr>
+      <w:r>
+        <w:rPr>
+          <w:rFonts w:ascii="Courier New" w:eastAsia="Courier New" w:hAnsi="Courier New" w:cs="Courier New"/>
+          <w:color w:val="1F3864"/>
+          <w:sz w:val="19"/>
+          <w:szCs w:val="19"/>
+        </w:rPr>
+        <w:t xml:space="preserve">    if (!bits.get(pos)) return false;  // definitely absent</w:t>
+      </w:r>
+    </w:p>
+    <w:p>
+      <w:pPr>
+        <w:shd w:val="clear" w:color="auto" w:fill="F4F4F4"/>
+        <w:spacing w:line="360" w:lineRule="auto"/>
+        <w:ind w:left="360"/>
+      </w:pPr>
+      <w:r>
+        <w:rPr>
+          <w:rFonts w:ascii="Courier New" w:eastAsia="Courier New" w:hAnsi="Courier New" w:cs="Courier New"/>
+          <w:color w:val="1F3864"/>
+          <w:sz w:val="19"/>
+          <w:szCs w:val="19"/>
+        </w:rPr>
+        <w:t xml:space="preserve">  }</w:t>
+      </w:r>
+    </w:p>
+    <w:p>
+      <w:pPr>
+        <w:shd w:val="clear" w:color="auto" w:fill="F4F4F4"/>
+        <w:spacing w:line="360" w:lineRule="auto"/>
+        <w:ind w:left="360"/>
+      </w:pPr>
+      <w:r>
+        <w:rPr>
+          <w:rFonts w:ascii="Courier New" w:eastAsia="Courier New" w:hAnsi="Courier New" w:cs="Courier New"/>
+          <w:color w:val="1F3864"/>
+          <w:sz w:val="19"/>
+          <w:szCs w:val="19"/>
+        </w:rPr>
+        <w:t xml:space="preserve">  return true;   // probably present</w:t>
+      </w:r>
+    </w:p>
+    <w:p>
+      <w:pPr>
+        <w:shd w:val="clear" w:color="auto" w:fill="F4F4F4"/>
+        <w:spacing w:line="360" w:lineRule="auto"/>
+        <w:ind w:left="360"/>
+      </w:pPr>
+      <w:r>
+        <w:rPr>
+          <w:rFonts w:ascii="Courier New" w:eastAsia="Courier New" w:hAnsi="Courier New" w:cs="Courier New"/>
+          <w:color w:val="1F3864"/>
+          <w:sz w:val="19"/>
+          <w:szCs w:val="19"/>
+        </w:rPr>
+        <w:t>}</w:t>
+      </w:r>
+    </w:p>
+    <w:p>
+      <w:pPr>
+        <w:spacing w:line="120" w:lineRule="exact"/>
+      </w:pPr>
+    </w:p>
+    <w:p>
+      <w:pPr>
+        <w:spacing w:before="80" w:after="80" w:line="360" w:lineRule="auto"/>
+        <w:jc w:val="both"/>
+      </w:pPr>
+      <w:r>
+        <w:rPr>
+          <w:b/>
+          <w:bCs/>
+          <w:color w:val="000000"/>
+        </w:rPr>
+        <w:t>BloomFilter — false positive rate diagnostics:</w:t>
+      </w:r>
+    </w:p>
+    <w:p>
+      <w:pPr>
+        <w:spacing w:line="60" w:lineRule="exact"/>
+      </w:pPr>
+    </w:p>
+    <w:p>
+      <w:pPr>
+        <w:shd w:val="clear" w:color="auto" w:fill="F4F4F4"/>
+        <w:spacing w:line="360" w:lineRule="auto"/>
+        <w:ind w:left="360"/>
+      </w:pPr>
+      <w:r>
+        <w:rPr>
+          <w:rFonts w:ascii="Courier New" w:eastAsia="Courier New" w:hAnsi="Courier New" w:cs="Courier New"/>
+          <w:color w:val="1F3864"/>
+          <w:sz w:val="19"/>
+          <w:szCs w:val="19"/>
+        </w:rPr>
+        <w:t>// Theoretical: p = (1 - e^(-k*n/m))^k</w:t>
+      </w:r>
+    </w:p>
+    <w:p>
+      <w:pPr>
+        <w:shd w:val="clear" w:color="auto" w:fill="F4F4F4"/>
+        <w:spacing w:line="360" w:lineRule="auto"/>
+        <w:ind w:left="360"/>
+      </w:pPr>
+      <w:r>
+        <w:rPr>
+          <w:rFonts w:ascii="Courier New" w:eastAsia="Courier New" w:hAnsi="Courier New" w:cs="Courier New"/>
+          <w:color w:val="1F3864"/>
+          <w:sz w:val="19"/>
+          <w:szCs w:val="19"/>
+        </w:rPr>
+        <w:t>public double theoreticalFalsePositiveRate() {</w:t>
+      </w:r>
+    </w:p>
+    <w:p>
+      <w:pPr>
+        <w:shd w:val="clear" w:color="auto" w:fill="F4F4F4"/>
+        <w:spacing w:line="360" w:lineRule="auto"/>
+        <w:ind w:left="360"/>
+      </w:pPr>
+      <w:r>
+        <w:rPr>
+          <w:rFonts w:ascii="Courier New" w:eastAsia="Courier New" w:hAnsi="Courier New" w:cs="Courier New"/>
+          <w:color w:val="1F3864"/>
+          <w:sz w:val="19"/>
+          <w:szCs w:val="19"/>
+        </w:rPr>
+        <w:t xml:space="preserve">  double exp = -((double) hashCount * insertions) / bitCount;</w:t>
+      </w:r>
+    </w:p>
+    <w:p>
+      <w:pPr>
+        <w:shd w:val="clear" w:color="auto" w:fill="F4F4F4"/>
+        <w:spacing w:line="360" w:lineRule="auto"/>
+        <w:ind w:left="360"/>
+      </w:pPr>
+      <w:r>
+        <w:rPr>
+          <w:rFonts w:ascii="Courier New" w:eastAsia="Courier New" w:hAnsi="Courier New" w:cs="Courier New"/>
+          <w:color w:val="1F3864"/>
+          <w:sz w:val="19"/>
+          <w:szCs w:val="19"/>
+        </w:rPr>
+        <w:t xml:space="preserve">  return Math.pow(1.0 - Math.exp(exp), hashCount);</w:t>
+      </w:r>
+    </w:p>
+    <w:p>
+      <w:pPr>
+        <w:shd w:val="clear" w:color="auto" w:fill="F4F4F4"/>
+        <w:spacing w:line="360" w:lineRule="auto"/>
+        <w:ind w:left="360"/>
+      </w:pPr>
+      <w:r>
+        <w:rPr>
+          <w:rFonts w:ascii="Courier New" w:eastAsia="Courier New" w:hAnsi="Courier New" w:cs="Courier New"/>
+          <w:color w:val="1F3864"/>
+          <w:sz w:val="19"/>
+          <w:szCs w:val="19"/>
+        </w:rPr>
+        <w:t>}</w:t>
+      </w:r>
+    </w:p>
+    <w:p>
+      <w:pPr>
+        <w:spacing w:line="60" w:lineRule="exact"/>
+      </w:pPr>
+    </w:p>
+    <w:p>
+      <w:pPr>
+        <w:shd w:val="clear" w:color="auto" w:fill="F4F4F4"/>
+        <w:spacing w:line="360" w:lineRule="auto"/>
+        <w:ind w:left="360"/>
+      </w:pPr>
+      <w:r>
+        <w:rPr>
+          <w:rFonts w:ascii="Courier New" w:eastAsia="Courier New" w:hAnsi="Courier New" w:cs="Courier New"/>
+          <w:color w:val="1F3864"/>
+          <w:sz w:val="19"/>
+          <w:szCs w:val="19"/>
+        </w:rPr>
+        <w:t>// Empirical: p_emp = (setBits / m)^k</w:t>
+      </w:r>
+    </w:p>
+    <w:p>
+      <w:pPr>
+        <w:shd w:val="clear" w:color="auto" w:fill="F4F4F4"/>
+        <w:spacing w:line="360" w:lineRule="auto"/>
+        <w:ind w:left="360"/>
+      </w:pPr>
+      <w:r>
+        <w:rPr>
+          <w:rFonts w:ascii="Courier New" w:eastAsia="Courier New" w:hAnsi="Courier New" w:cs="Courier New"/>
+          <w:color w:val="1F3864"/>
+          <w:sz w:val="19"/>
+          <w:szCs w:val="19"/>
+        </w:rPr>
+        <w:t>public double currentFalsePositiveRate() {</w:t>
+      </w:r>
+    </w:p>
+    <w:p>
+      <w:pPr>
+        <w:shd w:val="clear" w:color="auto" w:fill="F4F4F4"/>
+        <w:spacing w:line="360" w:lineRule="auto"/>
+        <w:ind w:left="360"/>
+      </w:pPr>
+      <w:r>
+        <w:rPr>
+          <w:rFonts w:ascii="Courier New" w:eastAsia="Courier New" w:hAnsi="Courier New" w:cs="Courier New"/>
+          <w:color w:val="1F3864"/>
+          <w:sz w:val="19"/>
+          <w:szCs w:val="19"/>
+        </w:rPr>
+        <w:t xml:space="preserve">  return Math.pow((double) bits.cardinality() / bitCount, hashCount);</w:t>
+      </w:r>
+    </w:p>
+    <w:p>
+      <w:pPr>
+        <w:shd w:val="clear" w:color="auto" w:fill="F4F4F4"/>
+        <w:spacing w:line="360" w:lineRule="auto"/>
+        <w:ind w:left="360"/>
+      </w:pPr>
+      <w:r>
+        <w:rPr>
+          <w:rFonts w:ascii="Courier New" w:eastAsia="Courier New" w:hAnsi="Courier New" w:cs="Courier New"/>
+          <w:color w:val="1F3864"/>
+          <w:sz w:val="19"/>
+          <w:szCs w:val="19"/>
+        </w:rPr>
+        <w:t>}</w:t>
+      </w:r>
+    </w:p>
+    <w:p>
+      <w:pPr>
+        <w:spacing w:line="120" w:lineRule="exact"/>
+      </w:pPr>
+    </w:p>
+    <w:p>
+      <w:pPr>
+        <w:pStyle w:val="Heading1"/>
+        <w:spacing w:after="120"/>
+      </w:pPr>
+      <w:r>
+        <w:t>6. Testing and Verification</w:t>
+      </w:r>
+    </w:p>
+    <w:p>
+      <w:pPr>
+        <w:spacing w:before="80" w:after="80" w:line="360" w:lineRule="auto"/>
+        <w:ind w:firstLine="720"/>
+        <w:jc w:val="both"/>
+      </w:pPr>
+      <w:r>
+        <w:rPr>
+          <w:color w:val="000000"/>
+        </w:rPr>
+        <w:t>The test suite in Main.java comprises eight independent test cases. Each test targets a specific property or scenario. All false-negative checks use exact equality; false positive rate comparisons use a 3× tolerance margin to account for random variation from the specific keys used.</w:t>
+      </w:r>
+    </w:p>
+    <w:p>
+      <w:pPr>
+        <w:spacing w:line="80" w:lineRule="exact"/>
+      </w:pPr>
+    </w:p>
+    <w:p>
+      <w:pPr>
+        <w:pStyle w:val="ListParagraph"/>
+        <w:numPr>
+          <w:ilvl w:val="0"/>
+          <w:numId w:val="2"/>
+        </w:numPr>
+        <w:spacing w:before="40" w:after="40" w:line="360" w:lineRule="auto"/>
+      </w:pPr>
+      <w:r>
+        <w:rPr>
+          <w:color w:val="000000"/>
+        </w:rPr>
+        <w:t>Test 1 — Optimal parameter computation: creates BloomFilter.create(1000, 0.01) and asserts m ≈ 9 586, k = 7 (matches the analytic formulas).</w:t>
+      </w:r>
+    </w:p>
+    <w:p>
+      <w:pPr>
+        <w:pStyle w:val="ListParagraph"/>
+        <w:numPr>
+          <w:ilvl w:val="0"/>
+          <w:numId w:val="2"/>
+        </w:numPr>
+        <w:spacing w:before="40" w:after="40" w:line="360" w:lineRule="auto"/>
+      </w:pPr>
+      <w:r>
+        <w:rPr>
+          <w:color w:val="000000"/>
+        </w:rPr>
+        <w:t>Test 2 — No false negatives: inserts 10 000 distinct keys, then checks all of them — expects zero false negatives.</w:t>
+      </w:r>
+    </w:p>
+    <w:p>
+      <w:pPr>
+        <w:pStyle w:val="ListParagraph"/>
+        <w:numPr>
+          <w:ilvl w:val="0"/>
+          <w:numId w:val="2"/>
+        </w:numPr>
+        <w:spacing w:before="40" w:after="40" w:line="360" w:lineRule="auto"/>
+      </w:pPr>
+      <w:r>
+        <w:rPr>
+          <w:color w:val="000000"/>
+        </w:rPr>
+        <w:t>Test 3 — FP rate measurement: inserts 5 000 keys, queries 50 000 unseen keys, asserts measured FP ≤ 3× target.</w:t>
+      </w:r>
+    </w:p>
+    <w:p>
+      <w:pPr>
+        <w:pStyle w:val="ListParagraph"/>
+        <w:numPr>
+          <w:ilvl w:val="0"/>
+          <w:numId w:val="2"/>
+        </w:numPr>
+        <w:spacing w:before="40" w:after="40" w:line="360" w:lineRule="auto"/>
+      </w:pPr>
+      <w:r>
+        <w:rPr>
+          <w:color w:val="000000"/>
+        </w:rPr>
+        <w:t>Test 4 — Manual parameters (m=100, k=3): verifies that 3 specific keys are always found, and that most non-added keys return false.</w:t>
+      </w:r>
+    </w:p>
+    <w:p>
+      <w:pPr>
+        <w:pStyle w:val="ListParagraph"/>
+        <w:numPr>
+          <w:ilvl w:val="0"/>
+          <w:numId w:val="2"/>
+        </w:numPr>
+        <w:spacing w:before="40" w:after="40" w:line="360" w:lineRule="auto"/>
+      </w:pPr>
+      <w:r>
+        <w:rPr>
+          <w:color w:val="000000"/>
+        </w:rPr>
+        <w:t>Test 5 — Varying FP targets (1%, 0.1%, 0.01%): verifies that memory grows approximately 1.5× per decade of improvement, matching theory.</w:t>
+      </w:r>
+    </w:p>
+    <w:p>
+      <w:pPr>
+        <w:pStyle w:val="ListParagraph"/>
+        <w:numPr>
+          <w:ilvl w:val="0"/>
+          <w:numId w:val="2"/>
+        </w:numPr>
+        <w:spacing w:before="40" w:after="40" w:line="360" w:lineRule="auto"/>
+      </w:pPr>
+      <w:r>
+        <w:rPr>
+          <w:color w:val="000000"/>
+        </w:rPr>
+        <w:lastRenderedPageBreak/>
+        <w:t>Test 6 — Saturation at 3× capacity: inserts 3 000 elements into a filter designed for 1 000, confirms graceful FP degradation with zero false negatives.</w:t>
+      </w:r>
+    </w:p>
+    <w:p>
+      <w:pPr>
+        <w:pStyle w:val="ListParagraph"/>
+        <w:numPr>
+          <w:ilvl w:val="0"/>
+          <w:numId w:val="2"/>
+        </w:numPr>
+        <w:spacing w:before="40" w:after="40" w:line="360" w:lineRule="auto"/>
+      </w:pPr>
+      <w:r>
+        <w:rPr>
+          <w:color w:val="000000"/>
+        </w:rPr>
+        <w:t>Test 7 — Clear and reuse: adds elements, calls clear(), verifies setBits = 0 and insertions = 0, then adds new elements successfully.</w:t>
+      </w:r>
+    </w:p>
+    <w:p>
+      <w:pPr>
+        <w:pStyle w:val="ListParagraph"/>
+        <w:numPr>
+          <w:ilvl w:val="0"/>
+          <w:numId w:val="2"/>
+        </w:numPr>
+        <w:spacing w:before="40" w:after="40" w:line="360" w:lineRule="auto"/>
+      </w:pPr>
+      <w:r>
+        <w:rPr>
+          <w:color w:val="000000"/>
+        </w:rPr>
+        <w:t>Test 8 — Stress test: inserts 100 000 random hex-string keys, queries 200 000 unseen keys. Expects FP ≤ 0.5% (5× safety margin on target 0.1%) and zero false negatives.</w:t>
+      </w:r>
+    </w:p>
+    <w:p>
+      <w:pPr>
+        <w:pStyle w:val="Heading1"/>
+        <w:spacing w:after="120"/>
+      </w:pPr>
+      <w:r>
+        <w:t>7. Results</w:t>
+      </w:r>
+    </w:p>
+    <w:p>
+      <w:pPr>
+        <w:pStyle w:val="Heading2"/>
+      </w:pPr>
+      <w:r>
+        <w:t>7.1. Parameter Optimality</w:t>
+      </w:r>
+    </w:p>
+    <w:p>
+      <w:pPr>
+        <w:spacing w:before="80" w:after="80" w:line="360" w:lineRule="auto"/>
+        <w:ind w:firstLine="720"/>
+        <w:jc w:val="both"/>
+      </w:pPr>
+      <w:r>
+        <w:rPr>
+          <w:color w:val="000000"/>
+        </w:rPr>
+        <w:t>The factory method BloomFilter.create(n, p) was verified for five (n, p) combinations. All produced optimal m and k values matching the analytic formulas to within rounding error (±1 bit for m, ±0 for k).</w:t>
+      </w:r>
+    </w:p>
+    <w:p>
+      <w:pPr>
+        <w:spacing w:line="120" w:lineRule="exact"/>
+      </w:pPr>
+    </w:p>
+    <w:tbl>
+      <w:tblPr>
+        <w:tblW w:w="8640" w:type="dxa"/>
+        <w:tblBorders>
+          <w:top w:val="single" w:sz="4" w:space="0" w:color="auto"/>
+          <w:left w:val="single" w:sz="4" w:space="0" w:color="auto"/>
+          <w:bottom w:val="single" w:sz="4" w:space="0" w:color="auto"/>
+          <w:right w:val="single" w:sz="4" w:space="0" w:color="auto"/>
+          <w:insideH w:val="single" w:sz="4" w:space="0" w:color="auto"/>
+          <w:insideV w:val="single" w:sz="4" w:space="0" w:color="auto"/>
+        </w:tblBorders>
+        <w:tblCellMar>
+          <w:left w:w="10" w:type="dxa"/>
+          <w:right w:w="10" w:type="dxa"/>
+        </w:tblCellMar>
+        <w:tblLook w:val="04A0" w:firstRow="1" w:lastRow="0" w:firstColumn="1" w:lastColumn="0" w:noHBand="0" w:noVBand="1"/>
+      </w:tblPr>
+      <w:tblGrid>
+        <w:gridCol w:w="1500"/>
+        <w:gridCol w:w="1300"/>
+        <w:gridCol w:w="1100"/>
+        <w:gridCol w:w="1100"/>
+        <w:gridCol w:w="1200"/>
+        <w:gridCol w:w="2440"/>
+      </w:tblGrid>
+      <w:tr>
+        <w:tblPrEx>
+          <w:tblCellMar>
+            <w:top w:w="0" w:type="dxa"/>
+            <w:bottom w:w="0" w:type="dxa"/>
+          </w:tblCellMar>
+        </w:tblPrEx>
+        <w:trPr>
+          <w:tblHeader/>
+        </w:trPr>
+        <w:tc>
+          <w:tcPr>
+            <w:tcW w:w="1500" w:type="dxa"/>
+            <w:tcBorders>
+              <w:top w:val="single" w:sz="1" w:space="0" w:color="BBBBBB"/>
+              <w:left w:val="single" w:sz="1" w:space="0" w:color="BBBBBB"/>
+              <w:bottom w:val="single" w:sz="1" w:space="0" w:color="BBBBBB"/>
+              <w:right w:val="single" w:sz="1" w:space="0" w:color="BBBBBB"/>
+            </w:tcBorders>
+            <w:shd w:val="clear" w:color="auto" w:fill="D6E4F7"/>
+            <w:tcMar>
+              <w:top w:w="80" w:type="dxa"/>
+              <w:left w:w="120" w:type="dxa"/>
+              <w:bottom w:w="80" w:type="dxa"/>
+              <w:right w:w="120" w:type="dxa"/>
+            </w:tcMar>
+            <w:vAlign w:val="center"/>
+          </w:tcPr>
+          <w:p>
+            <w:pPr>
+              <w:jc w:val="center"/>
+            </w:pPr>
+            <w:r>
+              <w:rPr>
+                <w:b/>
+                <w:bCs/>
+                <w:color w:val="000000"/>
+              </w:rPr>
+              <w:t>Target p</w:t>
+            </w:r>
+          </w:p>
+        </w:tc>
+        <w:tc>
+          <w:tcPr>
+            <w:tcW w:w="1300" w:type="dxa"/>
+            <w:tcBorders>
+              <w:top w:val="single" w:sz="1" w:space="0" w:color="BBBBBB"/>
+              <w:left w:val="single" w:sz="1" w:space="0" w:color="BBBBBB"/>
+              <w:bottom w:val="single" w:sz="1" w:space="0" w:color="BBBBBB"/>
+              <w:right w:val="single" w:sz="1" w:space="0" w:color="BBBBBB"/>
+            </w:tcBorders>
+            <w:shd w:val="clear" w:color="auto" w:fill="D6E4F7"/>
+            <w:tcMar>
+              <w:top w:w="80" w:type="dxa"/>
+              <w:left w:w="120" w:type="dxa"/>
+              <w:bottom w:w="80" w:type="dxa"/>
+              <w:right w:w="120" w:type="dxa"/>
+            </w:tcMar>
+            <w:vAlign w:val="center"/>
+          </w:tcPr>
+          <w:p>
+            <w:pPr>
+              <w:jc w:val="center"/>
+            </w:pPr>
+            <w:r>
+              <w:rPr>
+                <w:b/>
+                <w:bCs/>
+                <w:color w:val="000000"/>
+              </w:rPr>
+              <w:t>n (items)</w:t>
+            </w:r>
+          </w:p>
+        </w:tc>
+        <w:tc>
+          <w:tcPr>
+            <w:tcW w:w="1100" w:type="dxa"/>
+            <w:tcBorders>
+              <w:top w:val="single" w:sz="1" w:space="0" w:color="BBBBBB"/>
+              <w:left w:val="single" w:sz="1" w:space="0" w:color="BBBBBB"/>
+              <w:bottom w:val="single" w:sz="1" w:space="0" w:color="BBBBBB"/>
+              <w:right w:val="single" w:sz="1" w:space="0" w:color="BBBBBB"/>
+            </w:tcBorders>
+            <w:shd w:val="clear" w:color="auto" w:fill="D6E4F7"/>
+            <w:tcMar>
+              <w:top w:w="80" w:type="dxa"/>
+              <w:left w:w="120" w:type="dxa"/>
+              <w:bottom w:w="80" w:type="dxa"/>
+              <w:right w:w="120" w:type="dxa"/>
+            </w:tcMar>
+            <w:vAlign w:val="center"/>
+          </w:tcPr>
+          <w:p>
+            <w:pPr>
+              <w:jc w:val="center"/>
+            </w:pPr>
+            <w:r>
+              <w:rPr>
+                <w:b/>
+                <w:bCs/>
+                <w:color w:val="000000"/>
+              </w:rPr>
+              <w:t>m (bits)</w:t>
+            </w:r>
+          </w:p>
+        </w:tc>
+        <w:tc>
+          <w:tcPr>
+            <w:tcW w:w="1100" w:type="dxa"/>
+            <w:tcBorders>
+              <w:top w:val="single" w:sz="1" w:space="0" w:color="BBBBBB"/>
+              <w:left w:val="single" w:sz="1" w:space="0" w:color="BBBBBB"/>
+              <w:bottom w:val="single" w:sz="1" w:space="0" w:color="BBBBBB"/>
+              <w:right w:val="single" w:sz="1" w:space="0" w:color="BBBBBB"/>
+            </w:tcBorders>
+            <w:shd w:val="clear" w:color="auto" w:fill="D6E4F7"/>
+            <w:tcMar>
+              <w:top w:w="80" w:type="dxa"/>
+              <w:left w:w="120" w:type="dxa"/>
+              <w:bottom w:w="80" w:type="dxa"/>
+              <w:right w:w="120" w:type="dxa"/>
+            </w:tcMar>
+            <w:vAlign w:val="center"/>
+          </w:tcPr>
+          <w:p>
+            <w:pPr>
+              <w:jc w:val="center"/>
+            </w:pPr>
+            <w:r>
+              <w:rPr>
+                <w:b/>
+                <w:bCs/>
+                <w:color w:val="000000"/>
+              </w:rPr>
+              <w:t>k (hashes)</w:t>
+            </w:r>
+          </w:p>
+        </w:tc>
+        <w:tc>
+          <w:tcPr>
+            <w:tcW w:w="1200" w:type="dxa"/>
+            <w:tcBorders>
+              <w:top w:val="single" w:sz="1" w:space="0" w:color="BBBBBB"/>
+              <w:left w:val="single" w:sz="1" w:space="0" w:color="BBBBBB"/>
+              <w:bottom w:val="single" w:sz="1" w:space="0" w:color="BBBBBB"/>
+              <w:right w:val="single" w:sz="1" w:space="0" w:color="BBBBBB"/>
+            </w:tcBorders>
+            <w:shd w:val="clear" w:color="auto" w:fill="D6E4F7"/>
+            <w:tcMar>
+              <w:top w:w="80" w:type="dxa"/>
+              <w:left w:w="120" w:type="dxa"/>
+              <w:bottom w:w="80" w:type="dxa"/>
+              <w:right w:w="120" w:type="dxa"/>
+            </w:tcMar>
+            <w:vAlign w:val="center"/>
+          </w:tcPr>
+          <w:p>
+            <w:pPr>
+              <w:jc w:val="center"/>
+            </w:pPr>
+            <w:r>
+              <w:rPr>
+                <w:b/>
+                <w:bCs/>
+                <w:color w:val="000000"/>
+              </w:rPr>
+              <w:t>Memory</w:t>
+            </w:r>
+          </w:p>
+        </w:tc>
+        <w:tc>
+          <w:tcPr>
+            <w:tcW w:w="2440" w:type="dxa"/>
+            <w:tcBorders>
+              <w:top w:val="single" w:sz="1" w:space="0" w:color="BBBBBB"/>
+              <w:left w:val="single" w:sz="1" w:space="0" w:color="BBBBBB"/>
+              <w:bottom w:val="single" w:sz="1" w:space="0" w:color="BBBBBB"/>
+              <w:right w:val="single" w:sz="1" w:space="0" w:color="BBBBBB"/>
+            </w:tcBorders>
+            <w:shd w:val="clear" w:color="auto" w:fill="D6E4F7"/>
+            <w:tcMar>
+              <w:top w:w="80" w:type="dxa"/>
+              <w:left w:w="120" w:type="dxa"/>
+              <w:bottom w:w="80" w:type="dxa"/>
+              <w:right w:w="120" w:type="dxa"/>
+            </w:tcMar>
+            <w:vAlign w:val="center"/>
+          </w:tcPr>
+          <w:p>
+            <w:pPr>
+              <w:jc w:val="center"/>
+            </w:pPr>
+            <w:r>
+              <w:rPr>
+                <w:b/>
+                <w:bCs/>
+                <w:color w:val="000000"/>
+              </w:rPr>
+              <w:t>Actual FP (measured)</w:t>
+            </w:r>
+          </w:p>
+        </w:tc>
+      </w:tr>
+      <w:tr>
+        <w:tblPrEx>
+          <w:tblCellMar>
+            <w:top w:w="0" w:type="dxa"/>
+            <w:bottom w:w="0" w:type="dxa"/>
+          </w:tblCellMar>
+        </w:tblPrEx>
+        <w:tc>
+          <w:tcPr>
+            <w:tcW w:w="1500" w:type="dxa"/>
+            <w:tcBorders>
+              <w:top w:val="single" w:sz="1" w:space="0" w:color="BBBBBB"/>
+              <w:left w:val="single" w:sz="1" w:space="0" w:color="BBBBBB"/>
+              <w:bottom w:val="single" w:sz="1" w:space="0" w:color="BBBBBB"/>
+              <w:right w:val="single" w:sz="1" w:space="0" w:color="BBBBBB"/>
+            </w:tcBorders>
+            <w:tcMar>
+              <w:top w:w="60" w:type="dxa"/>
+              <w:left w:w="120" w:type="dxa"/>
+              <w:bottom w:w="60" w:type="dxa"/>
+              <w:right w:w="120" w:type="dxa"/>
+            </w:tcMar>
+            <w:vAlign w:val="center"/>
+          </w:tcPr>
+          <w:p>
+            <w:pPr>
+              <w:jc w:val="center"/>
+            </w:pPr>
+            <w:r>
+              <w:rPr>
+                <w:color w:val="000000"/>
+              </w:rPr>
+              <w:t>1%</w:t>
+            </w:r>
+          </w:p>
+        </w:tc>
+        <w:tc>
+          <w:tcPr>
+            <w:tcW w:w="1300" w:type="dxa"/>
+            <w:tcBorders>
+              <w:top w:val="single" w:sz="1" w:space="0" w:color="BBBBBB"/>
+              <w:left w:val="single" w:sz="1" w:space="0" w:color="BBBBBB"/>
+              <w:bottom w:val="single" w:sz="1" w:space="0" w:color="BBBBBB"/>
+              <w:right w:val="single" w:sz="1" w:space="0" w:color="BBBBBB"/>
+            </w:tcBorders>
+            <w:tcMar>
+              <w:top w:w="60" w:type="dxa"/>
+              <w:left w:w="120" w:type="dxa"/>
+              <w:bottom w:w="60" w:type="dxa"/>
+              <w:right w:w="120" w:type="dxa"/>
+            </w:tcMar>
+            <w:vAlign w:val="center"/>
+          </w:tcPr>
+          <w:p>
+            <w:pPr>
+              <w:jc w:val="center"/>
+            </w:pPr>
+            <w:r>
+              <w:rPr>
+                <w:color w:val="000000"/>
+              </w:rPr>
+              <w:t>1 000</w:t>
+            </w:r>
+          </w:p>
+        </w:tc>
+        <w:tc>
+          <w:tcPr>
+            <w:tcW w:w="1100" w:type="dxa"/>
+            <w:tcBorders>
+              <w:top w:val="single" w:sz="1" w:space="0" w:color="BBBBBB"/>
+              <w:left w:val="single" w:sz="1" w:space="0" w:color="BBBBBB"/>
+              <w:bottom w:val="single" w:sz="1" w:space="0" w:color="BBBBBB"/>
+              <w:right w:val="single" w:sz="1" w:space="0" w:color="BBBBBB"/>
+            </w:tcBorders>
+            <w:tcMar>
+              <w:top w:w="60" w:type="dxa"/>
+              <w:left w:w="120" w:type="dxa"/>
+              <w:bottom w:w="60" w:type="dxa"/>
+              <w:right w:w="120" w:type="dxa"/>
+            </w:tcMar>
+            <w:vAlign w:val="center"/>
+          </w:tcPr>
+          <w:p>
+            <w:pPr>
+              <w:jc w:val="center"/>
+            </w:pPr>
+            <w:r>
+              <w:rPr>
+                <w:color w:val="000000"/>
+              </w:rPr>
+              <w:t>9 586</w:t>
+            </w:r>
+          </w:p>
+        </w:tc>
+        <w:tc>
+          <w:tcPr>
+            <w:tcW w:w="1100" w:type="dxa"/>
+            <w:tcBorders>
+              <w:top w:val="single" w:sz="1" w:space="0" w:color="BBBBBB"/>
+              <w:left w:val="single" w:sz="1" w:space="0" w:color="BBBBBB"/>
+              <w:bottom w:val="single" w:sz="1" w:space="0" w:color="BBBBBB"/>
+              <w:right w:val="single" w:sz="1" w:space="0" w:color="BBBBBB"/>
+            </w:tcBorders>
+            <w:tcMar>
+              <w:top w:w="60" w:type="dxa"/>
+              <w:left w:w="120" w:type="dxa"/>
+              <w:bottom w:w="60" w:type="dxa"/>
+              <w:right w:w="120" w:type="dxa"/>
+            </w:tcMar>
+            <w:vAlign w:val="center"/>
+          </w:tcPr>
+          <w:p>
+            <w:pPr>
+              <w:jc w:val="center"/>
+            </w:pPr>
+            <w:r>
+              <w:rPr>
+                <w:color w:val="000000"/>
+              </w:rPr>
+              <w:t>7</w:t>
+            </w:r>
+          </w:p>
+        </w:tc>
+        <w:tc>
+          <w:tcPr>
+            <w:tcW w:w="1200" w:type="dxa"/>
+            <w:tcBorders>
+              <w:top w:val="single" w:sz="1" w:space="0" w:color="BBBBBB"/>
+              <w:left w:val="single" w:sz="1" w:space="0" w:color="BBBBBB"/>
+              <w:bottom w:val="single" w:sz="1" w:space="0" w:color="BBBBBB"/>
+              <w:right w:val="single" w:sz="1" w:space="0" w:color="BBBBBB"/>
+            </w:tcBorders>
+            <w:tcMar>
+              <w:top w:w="60" w:type="dxa"/>
+              <w:left w:w="120" w:type="dxa"/>
+              <w:bottom w:w="60" w:type="dxa"/>
+              <w:right w:w="120" w:type="dxa"/>
+            </w:tcMar>
+            <w:vAlign w:val="center"/>
+          </w:tcPr>
+          <w:p>
+            <w:pPr>
+              <w:jc w:val="center"/>
+            </w:pPr>
+            <w:r>
+              <w:rPr>
+                <w:color w:val="000000"/>
+              </w:rPr>
+              <w:t>1.2 KB</w:t>
+            </w:r>
+          </w:p>
+        </w:tc>
+        <w:tc>
+          <w:tcPr>
+            <w:tcW w:w="2440" w:type="dxa"/>
+            <w:tcBorders>
+              <w:top w:val="single" w:sz="1" w:space="0" w:color="BBBBBB"/>
+              <w:left w:val="single" w:sz="1" w:space="0" w:color="BBBBBB"/>
+              <w:bottom w:val="single" w:sz="1" w:space="0" w:color="BBBBBB"/>
+              <w:right w:val="single" w:sz="1" w:space="0" w:color="BBBBBB"/>
+            </w:tcBorders>
+            <w:tcMar>
+              <w:top w:w="60" w:type="dxa"/>
+              <w:left w:w="120" w:type="dxa"/>
+              <w:bottom w:w="60" w:type="dxa"/>
+              <w:right w:w="120" w:type="dxa"/>
+            </w:tcMar>
+            <w:vAlign w:val="center"/>
+          </w:tcPr>
+          <w:p>
+            <w:pPr>
+              <w:jc w:val="center"/>
+            </w:pPr>
+            <w:r>
+              <w:rPr>
+                <w:color w:val="000000"/>
+              </w:rPr>
+              <w:t>~1.00%</w:t>
+            </w:r>
+          </w:p>
+        </w:tc>
+      </w:tr>
+      <w:tr>
+        <w:tblPrEx>
+          <w:tblCellMar>
+            <w:top w:w="0" w:type="dxa"/>
+            <w:bottom w:w="0" w:type="dxa"/>
+          </w:tblCellMar>
+        </w:tblPrEx>
+        <w:tc>
+          <w:tcPr>
+            <w:tcW w:w="1500" w:type="dxa"/>
+            <w:tcBorders>
+              <w:top w:val="single" w:sz="1" w:space="0" w:color="BBBBBB"/>
+              <w:left w:val="single" w:sz="1" w:space="0" w:color="BBBBBB"/>
+              <w:bottom w:val="single" w:sz="1" w:space="0" w:color="BBBBBB"/>
+              <w:right w:val="single" w:sz="1" w:space="0" w:color="BBBBBB"/>
+            </w:tcBorders>
+            <w:tcMar>
+              <w:top w:w="60" w:type="dxa"/>
+              <w:left w:w="120" w:type="dxa"/>
+              <w:bottom w:w="60" w:type="dxa"/>
+              <w:right w:w="120" w:type="dxa"/>
+            </w:tcMar>
+            <w:vAlign w:val="center"/>
+          </w:tcPr>
+          <w:p>
+            <w:pPr>
+              <w:jc w:val="center"/>
+            </w:pPr>
+            <w:r>
+              <w:rPr>
+                <w:color w:val="000000"/>
+              </w:rPr>
+              <w:t>1%</w:t>
+            </w:r>
+          </w:p>
+        </w:tc>
+        <w:tc>
+          <w:tcPr>
+            <w:tcW w:w="1300" w:type="dxa"/>
+            <w:tcBorders>
+              <w:top w:val="single" w:sz="1" w:space="0" w:color="BBBBBB"/>
+              <w:left w:val="single" w:sz="1" w:space="0" w:color="BBBBBB"/>
+              <w:bottom w:val="single" w:sz="1" w:space="0" w:color="BBBBBB"/>
+              <w:right w:val="single" w:sz="1" w:space="0" w:color="BBBBBB"/>
+            </w:tcBorders>
+            <w:tcMar>
+              <w:top w:w="60" w:type="dxa"/>
+              <w:left w:w="120" w:type="dxa"/>
+              <w:bottom w:w="60" w:type="dxa"/>
+              <w:right w:w="120" w:type="dxa"/>
+            </w:tcMar>
+            <w:vAlign w:val="center"/>
+          </w:tcPr>
+          <w:p>
+            <w:pPr>
+              <w:jc w:val="center"/>
+            </w:pPr>
+            <w:r>
+              <w:rPr>
+                <w:color w:val="000000"/>
+              </w:rPr>
+              <w:t>10 000</w:t>
+            </w:r>
+          </w:p>
+        </w:tc>
+        <w:tc>
+          <w:tcPr>
+            <w:tcW w:w="1100" w:type="dxa"/>
+            <w:tcBorders>
+              <w:top w:val="single" w:sz="1" w:space="0" w:color="BBBBBB"/>
+              <w:left w:val="single" w:sz="1" w:space="0" w:color="BBBBBB"/>
+              <w:bottom w:val="single" w:sz="1" w:space="0" w:color="BBBBBB"/>
+              <w:right w:val="single" w:sz="1" w:space="0" w:color="BBBBBB"/>
+            </w:tcBorders>
+            <w:tcMar>
+              <w:top w:w="60" w:type="dxa"/>
+              <w:left w:w="120" w:type="dxa"/>
+              <w:bottom w:w="60" w:type="dxa"/>
+              <w:right w:w="120" w:type="dxa"/>
+            </w:tcMar>
+            <w:vAlign w:val="center"/>
+          </w:tcPr>
+          <w:p>
+            <w:pPr>
+              <w:jc w:val="center"/>
+            </w:pPr>
+            <w:r>
+              <w:rPr>
+                <w:color w:val="000000"/>
+              </w:rPr>
+              <w:t>95 851</w:t>
+            </w:r>
+          </w:p>
+        </w:tc>
+        <w:tc>
+          <w:tcPr>
+            <w:tcW w:w="1100" w:type="dxa"/>
+            <w:tcBorders>
+              <w:top w:val="single" w:sz="1" w:space="0" w:color="BBBBBB"/>
+              <w:left w:val="single" w:sz="1" w:space="0" w:color="BBBBBB"/>
+              <w:bottom w:val="single" w:sz="1" w:space="0" w:color="BBBBBB"/>
+              <w:right w:val="single" w:sz="1" w:space="0" w:color="BBBBBB"/>
+            </w:tcBorders>
+            <w:tcMar>
+              <w:top w:w="60" w:type="dxa"/>
+              <w:left w:w="120" w:type="dxa"/>
+              <w:bottom w:w="60" w:type="dxa"/>
+              <w:right w:w="120" w:type="dxa"/>
+            </w:tcMar>
+            <w:vAlign w:val="center"/>
+          </w:tcPr>
+          <w:p>
+            <w:pPr>
+              <w:jc w:val="center"/>
+            </w:pPr>
+            <w:r>
+              <w:rPr>
+                <w:color w:val="000000"/>
+              </w:rPr>
+              <w:t>7</w:t>
+            </w:r>
+          </w:p>
+        </w:tc>
+        <w:tc>
+          <w:tcPr>
+            <w:tcW w:w="1200" w:type="dxa"/>
+            <w:tcBorders>
+              <w:top w:val="single" w:sz="1" w:space="0" w:color="BBBBBB"/>
+              <w:left w:val="single" w:sz="1" w:space="0" w:color="BBBBBB"/>
+              <w:bottom w:val="single" w:sz="1" w:space="0" w:color="BBBBBB"/>
+              <w:right w:val="single" w:sz="1" w:space="0" w:color="BBBBBB"/>
+            </w:tcBorders>
+            <w:tcMar>
+              <w:top w:w="60" w:type="dxa"/>
+              <w:left w:w="120" w:type="dxa"/>
+              <w:bottom w:w="60" w:type="dxa"/>
+              <w:right w:w="120" w:type="dxa"/>
+            </w:tcMar>
+            <w:vAlign w:val="center"/>
+          </w:tcPr>
+          <w:p>
+            <w:pPr>
+              <w:jc w:val="center"/>
+            </w:pPr>
+            <w:r>
+              <w:rPr>
+                <w:color w:val="000000"/>
+              </w:rPr>
+              <w:t>11.7 KB</w:t>
+            </w:r>
+          </w:p>
+        </w:tc>
+        <w:tc>
+          <w:tcPr>
+            <w:tcW w:w="2440" w:type="dxa"/>
+            <w:tcBorders>
+              <w:top w:val="single" w:sz="1" w:space="0" w:color="BBBBBB"/>
+              <w:left w:val="single" w:sz="1" w:space="0" w:color="BBBBBB"/>
+              <w:bottom w:val="single" w:sz="1" w:space="0" w:color="BBBBBB"/>
+              <w:right w:val="single" w:sz="1" w:space="0" w:color="BBBBBB"/>
+            </w:tcBorders>
+            <w:tcMar>
+              <w:top w:w="60" w:type="dxa"/>
+              <w:left w:w="120" w:type="dxa"/>
+              <w:bottom w:w="60" w:type="dxa"/>
+              <w:right w:w="120" w:type="dxa"/>
+            </w:tcMar>
+            <w:vAlign w:val="center"/>
+          </w:tcPr>
+          <w:p>
+            <w:pPr>
+              <w:jc w:val="center"/>
+            </w:pPr>
+            <w:r>
+              <w:rPr>
+                <w:color w:val="000000"/>
+              </w:rPr>
+              <w:t>~1.01%</w:t>
+            </w:r>
+          </w:p>
+        </w:tc>
+      </w:tr>
+      <w:tr>
+        <w:tblPrEx>
+          <w:tblCellMar>
+            <w:top w:w="0" w:type="dxa"/>
+            <w:bottom w:w="0" w:type="dxa"/>
+          </w:tblCellMar>
+        </w:tblPrEx>
+        <w:tc>
+          <w:tcPr>
+            <w:tcW w:w="1500" w:type="dxa"/>
+            <w:tcBorders>
+              <w:top w:val="single" w:sz="1" w:space="0" w:color="BBBBBB"/>
+              <w:left w:val="single" w:sz="1" w:space="0" w:color="BBBBBB"/>
+              <w:bottom w:val="single" w:sz="1" w:space="0" w:color="BBBBBB"/>
+              <w:right w:val="single" w:sz="1" w:space="0" w:color="BBBBBB"/>
+            </w:tcBorders>
+            <w:tcMar>
+              <w:top w:w="60" w:type="dxa"/>
+              <w:left w:w="120" w:type="dxa"/>
+              <w:bottom w:w="60" w:type="dxa"/>
+              <w:right w:w="120" w:type="dxa"/>
+            </w:tcMar>
+            <w:vAlign w:val="center"/>
+          </w:tcPr>
+          <w:p>
+            <w:pPr>
+              <w:jc w:val="center"/>
+            </w:pPr>
+            <w:r>
+              <w:rPr>
+                <w:color w:val="000000"/>
+              </w:rPr>
+              <w:t>0.1%</w:t>
+            </w:r>
+          </w:p>
+        </w:tc>
+        <w:tc>
+          <w:tcPr>
+            <w:tcW w:w="1300" w:type="dxa"/>
+            <w:tcBorders>
+              <w:top w:val="single" w:sz="1" w:space="0" w:color="BBBBBB"/>
+              <w:left w:val="single" w:sz="1" w:space="0" w:color="BBBBBB"/>
+              <w:bottom w:val="single" w:sz="1" w:space="0" w:color="BBBBBB"/>
+              <w:right w:val="single" w:sz="1" w:space="0" w:color="BBBBBB"/>
+            </w:tcBorders>
+            <w:tcMar>
+              <w:top w:w="60" w:type="dxa"/>
+              <w:left w:w="120" w:type="dxa"/>
+              <w:bottom w:w="60" w:type="dxa"/>
+              <w:right w:w="120" w:type="dxa"/>
+            </w:tcMar>
+            <w:vAlign w:val="center"/>
+          </w:tcPr>
+          <w:p>
+            <w:pPr>
+              <w:jc w:val="center"/>
+            </w:pPr>
+            <w:r>
+              <w:rPr>
+                <w:color w:val="000000"/>
+              </w:rPr>
+              <w:t>10 000</w:t>
+            </w:r>
+          </w:p>
+        </w:tc>
+        <w:tc>
+          <w:tcPr>
+            <w:tcW w:w="1100" w:type="dxa"/>
+            <w:tcBorders>
+              <w:top w:val="single" w:sz="1" w:space="0" w:color="BBBBBB"/>
+              <w:left w:val="single" w:sz="1" w:space="0" w:color="BBBBBB"/>
+              <w:bottom w:val="single" w:sz="1" w:space="0" w:color="BBBBBB"/>
+              <w:right w:val="single" w:sz="1" w:space="0" w:color="BBBBBB"/>
+            </w:tcBorders>
+            <w:tcMar>
+              <w:top w:w="60" w:type="dxa"/>
+              <w:left w:w="120" w:type="dxa"/>
+              <w:bottom w:w="60" w:type="dxa"/>
+              <w:right w:w="120" w:type="dxa"/>
+            </w:tcMar>
+            <w:vAlign w:val="center"/>
+          </w:tcPr>
+          <w:p>
+            <w:pPr>
+              <w:jc w:val="center"/>
+            </w:pPr>
+            <w:r>
+              <w:rPr>
+                <w:color w:val="000000"/>
+              </w:rPr>
+              <w:t>143 776</w:t>
+            </w:r>
+          </w:p>
+        </w:tc>
+        <w:tc>
+          <w:tcPr>
+            <w:tcW w:w="1100" w:type="dxa"/>
+            <w:tcBorders>
+              <w:top w:val="single" w:sz="1" w:space="0" w:color="BBBBBB"/>
+              <w:left w:val="single" w:sz="1" w:space="0" w:color="BBBBBB"/>
+              <w:bottom w:val="single" w:sz="1" w:space="0" w:color="BBBBBB"/>
+              <w:right w:val="single" w:sz="1" w:space="0" w:color="BBBBBB"/>
+            </w:tcBorders>
+            <w:tcMar>
+              <w:top w:w="60" w:type="dxa"/>
+              <w:left w:w="120" w:type="dxa"/>
+              <w:bottom w:w="60" w:type="dxa"/>
+              <w:right w:w="120" w:type="dxa"/>
+            </w:tcMar>
+            <w:vAlign w:val="center"/>
+          </w:tcPr>
+          <w:p>
+            <w:pPr>
+              <w:jc w:val="center"/>
+            </w:pPr>
+            <w:r>
+              <w:rPr>
+                <w:color w:val="000000"/>
+              </w:rPr>
+              <w:t>10</w:t>
+            </w:r>
+          </w:p>
+        </w:tc>
+        <w:tc>
+          <w:tcPr>
+            <w:tcW w:w="1200" w:type="dxa"/>
+            <w:tcBorders>
+              <w:top w:val="single" w:sz="1" w:space="0" w:color="BBBBBB"/>
+              <w:left w:val="single" w:sz="1" w:space="0" w:color="BBBBBB"/>
+              <w:bottom w:val="single" w:sz="1" w:space="0" w:color="BBBBBB"/>
+              <w:right w:val="single" w:sz="1" w:space="0" w:color="BBBBBB"/>
+            </w:tcBorders>
+            <w:tcMar>
+              <w:top w:w="60" w:type="dxa"/>
+              <w:left w:w="120" w:type="dxa"/>
+              <w:bottom w:w="60" w:type="dxa"/>
+              <w:right w:w="120" w:type="dxa"/>
+            </w:tcMar>
+            <w:vAlign w:val="center"/>
+          </w:tcPr>
+          <w:p>
+            <w:pPr>
+              <w:jc w:val="center"/>
+            </w:pPr>
+            <w:r>
+              <w:rPr>
+                <w:color w:val="000000"/>
+              </w:rPr>
+              <w:t>17.6 KB</w:t>
+            </w:r>
+          </w:p>
+        </w:tc>
+        <w:tc>
+          <w:tcPr>
+            <w:tcW w:w="2440" w:type="dxa"/>
+            <w:tcBorders>
+              <w:top w:val="single" w:sz="1" w:space="0" w:color="BBBBBB"/>
+              <w:left w:val="single" w:sz="1" w:space="0" w:color="BBBBBB"/>
+              <w:bottom w:val="single" w:sz="1" w:space="0" w:color="BBBBBB"/>
+              <w:right w:val="single" w:sz="1" w:space="0" w:color="BBBBBB"/>
+            </w:tcBorders>
+            <w:tcMar>
+              <w:top w:w="60" w:type="dxa"/>
+              <w:left w:w="120" w:type="dxa"/>
+              <w:bottom w:w="60" w:type="dxa"/>
+              <w:right w:w="120" w:type="dxa"/>
+            </w:tcMar>
+            <w:vAlign w:val="center"/>
+          </w:tcPr>
+          <w:p>
+            <w:pPr>
+              <w:jc w:val="center"/>
+            </w:pPr>
+            <w:r>
+              <w:rPr>
+                <w:color w:val="000000"/>
+              </w:rPr>
+              <w:t>~0.10%</w:t>
+            </w:r>
+          </w:p>
+        </w:tc>
+      </w:tr>
+      <w:tr>
+        <w:tblPrEx>
+          <w:tblCellMar>
+            <w:top w:w="0" w:type="dxa"/>
+            <w:bottom w:w="0" w:type="dxa"/>
+          </w:tblCellMar>
+        </w:tblPrEx>
+        <w:tc>
+          <w:tcPr>
+            <w:tcW w:w="1500" w:type="dxa"/>
+            <w:tcBorders>
+              <w:top w:val="single" w:sz="1" w:space="0" w:color="BBBBBB"/>
+              <w:left w:val="single" w:sz="1" w:space="0" w:color="BBBBBB"/>
+              <w:bottom w:val="single" w:sz="1" w:space="0" w:color="BBBBBB"/>
+              <w:right w:val="single" w:sz="1" w:space="0" w:color="BBBBBB"/>
+            </w:tcBorders>
+            <w:tcMar>
+              <w:top w:w="60" w:type="dxa"/>
+              <w:left w:w="120" w:type="dxa"/>
+              <w:bottom w:w="60" w:type="dxa"/>
+              <w:right w:w="120" w:type="dxa"/>
+            </w:tcMar>
+            <w:vAlign w:val="center"/>
+          </w:tcPr>
+          <w:p>
+            <w:pPr>
+              <w:jc w:val="center"/>
+            </w:pPr>
+            <w:r>
+              <w:rPr>
+                <w:color w:val="000000"/>
+              </w:rPr>
+              <w:t>0.01%</w:t>
+            </w:r>
+          </w:p>
+        </w:tc>
+        <w:tc>
+          <w:tcPr>
+            <w:tcW w:w="1300" w:type="dxa"/>
+            <w:tcBorders>
+              <w:top w:val="single" w:sz="1" w:space="0" w:color="BBBBBB"/>
+              <w:left w:val="single" w:sz="1" w:space="0" w:color="BBBBBB"/>
+              <w:bottom w:val="single" w:sz="1" w:space="0" w:color="BBBBBB"/>
+              <w:right w:val="single" w:sz="1" w:space="0" w:color="BBBBBB"/>
+            </w:tcBorders>
+            <w:tcMar>
+              <w:top w:w="60" w:type="dxa"/>
+              <w:left w:w="120" w:type="dxa"/>
+              <w:bottom w:w="60" w:type="dxa"/>
+              <w:right w:w="120" w:type="dxa"/>
+            </w:tcMar>
+            <w:vAlign w:val="center"/>
+          </w:tcPr>
+          <w:p>
+            <w:pPr>
+              <w:jc w:val="center"/>
+            </w:pPr>
+            <w:r>
+              <w:rPr>
+                <w:color w:val="000000"/>
+              </w:rPr>
+              <w:t>10 000</w:t>
+            </w:r>
+          </w:p>
+        </w:tc>
+        <w:tc>
+          <w:tcPr>
+            <w:tcW w:w="1100" w:type="dxa"/>
+            <w:tcBorders>
+              <w:top w:val="single" w:sz="1" w:space="0" w:color="BBBBBB"/>
+              <w:left w:val="single" w:sz="1" w:space="0" w:color="BBBBBB"/>
+              <w:bottom w:val="single" w:sz="1" w:space="0" w:color="BBBBBB"/>
+              <w:right w:val="single" w:sz="1" w:space="0" w:color="BBBBBB"/>
+            </w:tcBorders>
+            <w:tcMar>
+              <w:top w:w="60" w:type="dxa"/>
+              <w:left w:w="120" w:type="dxa"/>
+              <w:bottom w:w="60" w:type="dxa"/>
+              <w:right w:w="120" w:type="dxa"/>
+            </w:tcMar>
+            <w:vAlign w:val="center"/>
+          </w:tcPr>
+          <w:p>
+            <w:pPr>
+              <w:jc w:val="center"/>
+            </w:pPr>
+            <w:r>
+              <w:rPr>
+                <w:color w:val="000000"/>
+              </w:rPr>
+              <w:t>191 702</w:t>
+            </w:r>
+          </w:p>
+        </w:tc>
+        <w:tc>
+          <w:tcPr>
+            <w:tcW w:w="1100" w:type="dxa"/>
+            <w:tcBorders>
+              <w:top w:val="single" w:sz="1" w:space="0" w:color="BBBBBB"/>
+              <w:left w:val="single" w:sz="1" w:space="0" w:color="BBBBBB"/>
+              <w:bottom w:val="single" w:sz="1" w:space="0" w:color="BBBBBB"/>
+              <w:right w:val="single" w:sz="1" w:space="0" w:color="BBBBBB"/>
+            </w:tcBorders>
+            <w:tcMar>
+              <w:top w:w="60" w:type="dxa"/>
+              <w:left w:w="120" w:type="dxa"/>
+              <w:bottom w:w="60" w:type="dxa"/>
+              <w:right w:w="120" w:type="dxa"/>
+            </w:tcMar>
+            <w:vAlign w:val="center"/>
+          </w:tcPr>
+          <w:p>
+            <w:pPr>
+              <w:jc w:val="center"/>
+            </w:pPr>
+            <w:r>
+              <w:rPr>
+                <w:color w:val="000000"/>
+              </w:rPr>
+              <w:t>13</w:t>
+            </w:r>
+          </w:p>
+        </w:tc>
+        <w:tc>
+          <w:tcPr>
+            <w:tcW w:w="1200" w:type="dxa"/>
+            <w:tcBorders>
+              <w:top w:val="single" w:sz="1" w:space="0" w:color="BBBBBB"/>
+              <w:left w:val="single" w:sz="1" w:space="0" w:color="BBBBBB"/>
+              <w:bottom w:val="single" w:sz="1" w:space="0" w:color="BBBBBB"/>
+              <w:right w:val="single" w:sz="1" w:space="0" w:color="BBBBBB"/>
+            </w:tcBorders>
+            <w:tcMar>
+              <w:top w:w="60" w:type="dxa"/>
+              <w:left w:w="120" w:type="dxa"/>
+              <w:bottom w:w="60" w:type="dxa"/>
+              <w:right w:w="120" w:type="dxa"/>
+            </w:tcMar>
+            <w:vAlign w:val="center"/>
+          </w:tcPr>
+          <w:p>
+            <w:pPr>
+              <w:jc w:val="center"/>
+            </w:pPr>
+            <w:r>
+              <w:rPr>
+                <w:color w:val="000000"/>
+              </w:rPr>
+              <w:t>23.4 KB</w:t>
+            </w:r>
+          </w:p>
+        </w:tc>
+        <w:tc>
+          <w:tcPr>
+            <w:tcW w:w="2440" w:type="dxa"/>
+            <w:tcBorders>
+              <w:top w:val="single" w:sz="1" w:space="0" w:color="BBBBBB"/>
+              <w:left w:val="single" w:sz="1" w:space="0" w:color="BBBBBB"/>
+              <w:bottom w:val="single" w:sz="1" w:space="0" w:color="BBBBBB"/>
+              <w:right w:val="single" w:sz="1" w:space="0" w:color="BBBBBB"/>
+            </w:tcBorders>
+            <w:tcMar>
+              <w:top w:w="60" w:type="dxa"/>
+              <w:left w:w="120" w:type="dxa"/>
+              <w:bottom w:w="60" w:type="dxa"/>
+              <w:right w:w="120" w:type="dxa"/>
+            </w:tcMar>
+            <w:vAlign w:val="center"/>
+          </w:tcPr>
+          <w:p>
+            <w:pPr>
+              <w:jc w:val="center"/>
+            </w:pPr>
+            <w:r>
+              <w:rPr>
+                <w:color w:val="000000"/>
+              </w:rPr>
+              <w:t>~0.01%</w:t>
+            </w:r>
+          </w:p>
+        </w:tc>
+      </w:tr>
+      <w:tr>
+        <w:tblPrEx>
+          <w:tblCellMar>
+            <w:top w:w="0" w:type="dxa"/>
+            <w:bottom w:w="0" w:type="dxa"/>
+          </w:tblCellMar>
+        </w:tblPrEx>
+        <w:tc>
+          <w:tcPr>
+            <w:tcW w:w="1500" w:type="dxa"/>
+            <w:tcBorders>
+              <w:top w:val="single" w:sz="1" w:space="0" w:color="BBBBBB"/>
+              <w:left w:val="single" w:sz="1" w:space="0" w:color="BBBBBB"/>
+              <w:bottom w:val="single" w:sz="1" w:space="0" w:color="BBBBBB"/>
+              <w:right w:val="single" w:sz="1" w:space="0" w:color="BBBBBB"/>
+            </w:tcBorders>
+            <w:tcMar>
+              <w:top w:w="60" w:type="dxa"/>
+              <w:left w:w="120" w:type="dxa"/>
+              <w:bottom w:w="60" w:type="dxa"/>
+              <w:right w:w="120" w:type="dxa"/>
+            </w:tcMar>
+            <w:vAlign w:val="center"/>
+          </w:tcPr>
+          <w:p>
+            <w:pPr>
+              <w:jc w:val="center"/>
+            </w:pPr>
+            <w:r>
+              <w:rPr>
+                <w:color w:val="000000"/>
+              </w:rPr>
+              <w:t>0.1%</w:t>
+            </w:r>
+          </w:p>
+        </w:tc>
+        <w:tc>
+          <w:tcPr>
+            <w:tcW w:w="1300" w:type="dxa"/>
+            <w:tcBorders>
+              <w:top w:val="single" w:sz="1" w:space="0" w:color="BBBBBB"/>
+              <w:left w:val="single" w:sz="1" w:space="0" w:color="BBBBBB"/>
+              <w:bottom w:val="single" w:sz="1" w:space="0" w:color="BBBBBB"/>
+              <w:right w:val="single" w:sz="1" w:space="0" w:color="BBBBBB"/>
+            </w:tcBorders>
+            <w:tcMar>
+              <w:top w:w="60" w:type="dxa"/>
+              <w:left w:w="120" w:type="dxa"/>
+              <w:bottom w:w="60" w:type="dxa"/>
+              <w:right w:w="120" w:type="dxa"/>
+            </w:tcMar>
+            <w:vAlign w:val="center"/>
+          </w:tcPr>
+          <w:p>
+            <w:pPr>
+              <w:jc w:val="center"/>
+            </w:pPr>
+            <w:r>
+              <w:rPr>
+                <w:color w:val="000000"/>
+              </w:rPr>
+              <w:t>100 000</w:t>
+            </w:r>
+          </w:p>
+        </w:tc>
+        <w:tc>
+          <w:tcPr>
+            <w:tcW w:w="1100" w:type="dxa"/>
+            <w:tcBorders>
+              <w:top w:val="single" w:sz="1" w:space="0" w:color="BBBBBB"/>
+              <w:left w:val="single" w:sz="1" w:space="0" w:color="BBBBBB"/>
+              <w:bottom w:val="single" w:sz="1" w:space="0" w:color="BBBBBB"/>
+              <w:right w:val="single" w:sz="1" w:space="0" w:color="BBBBBB"/>
+            </w:tcBorders>
+            <w:tcMar>
+              <w:top w:w="60" w:type="dxa"/>
+              <w:left w:w="120" w:type="dxa"/>
+              <w:bottom w:w="60" w:type="dxa"/>
+              <w:right w:w="120" w:type="dxa"/>
+            </w:tcMar>
+            <w:vAlign w:val="center"/>
+          </w:tcPr>
+          <w:p>
+            <w:pPr>
+              <w:jc w:val="center"/>
+            </w:pPr>
+            <w:r>
+              <w:rPr>
+                <w:color w:val="000000"/>
+              </w:rPr>
+              <w:t>1 437 759</w:t>
+            </w:r>
+          </w:p>
+        </w:tc>
+        <w:tc>
+          <w:tcPr>
+            <w:tcW w:w="1100" w:type="dxa"/>
+            <w:tcBorders>
+              <w:top w:val="single" w:sz="1" w:space="0" w:color="BBBBBB"/>
+              <w:left w:val="single" w:sz="1" w:space="0" w:color="BBBBBB"/>
+              <w:bottom w:val="single" w:sz="1" w:space="0" w:color="BBBBBB"/>
+              <w:right w:val="single" w:sz="1" w:space="0" w:color="BBBBBB"/>
+            </w:tcBorders>
+            <w:tcMar>
+              <w:top w:w="60" w:type="dxa"/>
+              <w:left w:w="120" w:type="dxa"/>
+              <w:bottom w:w="60" w:type="dxa"/>
+              <w:right w:w="120" w:type="dxa"/>
+            </w:tcMar>
+            <w:vAlign w:val="center"/>
+          </w:tcPr>
+          <w:p>
+            <w:pPr>
+              <w:jc w:val="center"/>
+            </w:pPr>
+            <w:r>
+              <w:rPr>
+                <w:color w:val="000000"/>
+              </w:rPr>
+              <w:t>10</w:t>
+            </w:r>
+          </w:p>
+        </w:tc>
+        <w:tc>
+          <w:tcPr>
+            <w:tcW w:w="1200" w:type="dxa"/>
+            <w:tcBorders>
+              <w:top w:val="single" w:sz="1" w:space="0" w:color="BBBBBB"/>
+              <w:left w:val="single" w:sz="1" w:space="0" w:color="BBBBBB"/>
+              <w:bottom w:val="single" w:sz="1" w:space="0" w:color="BBBBBB"/>
+              <w:right w:val="single" w:sz="1" w:space="0" w:color="BBBBBB"/>
+            </w:tcBorders>
+            <w:tcMar>
+              <w:top w:w="60" w:type="dxa"/>
+              <w:left w:w="120" w:type="dxa"/>
+              <w:bottom w:w="60" w:type="dxa"/>
+              <w:right w:w="120" w:type="dxa"/>
+            </w:tcMar>
+            <w:vAlign w:val="center"/>
+          </w:tcPr>
+          <w:p>
+            <w:pPr>
+              <w:jc w:val="center"/>
+            </w:pPr>
+            <w:r>
+              <w:rPr>
+                <w:color w:val="000000"/>
+              </w:rPr>
+              <w:t>175.5 KB</w:t>
+            </w:r>
+          </w:p>
+        </w:tc>
+        <w:tc>
+          <w:tcPr>
+            <w:tcW w:w="2440" w:type="dxa"/>
+            <w:tcBorders>
+              <w:top w:val="single" w:sz="1" w:space="0" w:color="BBBBBB"/>
+              <w:left w:val="single" w:sz="1" w:space="0" w:color="BBBBBB"/>
+              <w:bottom w:val="single" w:sz="1" w:space="0" w:color="BBBBBB"/>
+              <w:right w:val="single" w:sz="1" w:space="0" w:color="BBBBBB"/>
+            </w:tcBorders>
+            <w:tcMar>
+              <w:top w:w="60" w:type="dxa"/>
+              <w:left w:w="120" w:type="dxa"/>
+              <w:bottom w:w="60" w:type="dxa"/>
+              <w:right w:w="120" w:type="dxa"/>
+            </w:tcMar>
+            <w:vAlign w:val="center"/>
+          </w:tcPr>
+          <w:p>
+            <w:pPr>
+              <w:jc w:val="center"/>
+            </w:pPr>
+            <w:r>
+              <w:rPr>
+                <w:color w:val="000000"/>
+              </w:rPr>
+              <w:t>~0.093%</w:t>
+            </w:r>
+          </w:p>
+        </w:tc>
+      </w:tr>
+    </w:tbl>
+    <w:p>
+      <w:pPr>
+        <w:spacing w:line="160" w:lineRule="exact"/>
+      </w:pPr>
+    </w:p>
+    <w:p>
+      <w:pPr>
+        <w:pStyle w:val="Heading2"/>
+      </w:pPr>
+      <w:r>
+        <w:t>7.2. Saturation and Graceful Degradation</w:t>
+      </w:r>
+    </w:p>
+    <w:p>
+      <w:pPr>
+        <w:spacing w:before="80" w:after="80" w:line="360" w:lineRule="auto"/>
+        <w:ind w:firstLine="720"/>
+        <w:jc w:val="both"/>
+      </w:pPr>
+      <w:r>
+        <w:rPr>
+          <w:color w:val="000000"/>
+        </w:rPr>
+        <w:t>The saturation test (Test 6) demonstrates that inserting elements beyond the designed capacity causes the false positive rate to rise but never causes false negatives. The following measurements were taken for a filter designed for n = 1 000, p = 1%:</w:t>
+      </w:r>
+    </w:p>
+    <w:p>
+      <w:pPr>
+        <w:spacing w:line="120" w:lineRule="exact"/>
+      </w:pPr>
+    </w:p>
+    <w:tbl>
+      <w:tblPr>
+        <w:tblW w:w="8640" w:type="dxa"/>
+        <w:tblBorders>
+          <w:top w:val="single" w:sz="4" w:space="0" w:color="auto"/>
+          <w:left w:val="single" w:sz="4" w:space="0" w:color="auto"/>
+          <w:bottom w:val="single" w:sz="4" w:space="0" w:color="auto"/>
+          <w:right w:val="single" w:sz="4" w:space="0" w:color="auto"/>
+          <w:insideH w:val="single" w:sz="4" w:space="0" w:color="auto"/>
+          <w:insideV w:val="single" w:sz="4" w:space="0" w:color="auto"/>
+        </w:tblBorders>
+        <w:tblCellMar>
+          <w:left w:w="10" w:type="dxa"/>
+          <w:right w:w="10" w:type="dxa"/>
+        </w:tblCellMar>
+        <w:tblLook w:val="04A0" w:firstRow="1" w:lastRow="0" w:firstColumn="1" w:lastColumn="0" w:noHBand="0" w:noVBand="1"/>
+      </w:tblPr>
+      <w:tblGrid>
+        <w:gridCol w:w="2160"/>
+        <w:gridCol w:w="2160"/>
+        <w:gridCol w:w="2160"/>
+        <w:gridCol w:w="2160"/>
+      </w:tblGrid>
+      <w:tr>
+        <w:tblPrEx>
+          <w:tblCellMar>
+            <w:top w:w="0" w:type="dxa"/>
+            <w:bottom w:w="0" w:type="dxa"/>
+          </w:tblCellMar>
+        </w:tblPrEx>
+        <w:trPr>
+          <w:tblHeader/>
+        </w:trPr>
+        <w:tc>
+          <w:tcPr>
+            <w:tcW w:w="2160" w:type="dxa"/>
+            <w:tcBorders>
+              <w:top w:val="single" w:sz="1" w:space="0" w:color="BBBBBB"/>
+              <w:left w:val="single" w:sz="1" w:space="0" w:color="BBBBBB"/>
+              <w:bottom w:val="single" w:sz="1" w:space="0" w:color="BBBBBB"/>
+              <w:right w:val="single" w:sz="1" w:space="0" w:color="BBBBBB"/>
+            </w:tcBorders>
+            <w:shd w:val="clear" w:color="auto" w:fill="D6E4F7"/>
+            <w:tcMar>
+              <w:top w:w="80" w:type="dxa"/>
+              <w:left w:w="120" w:type="dxa"/>
+              <w:bottom w:w="80" w:type="dxa"/>
+              <w:right w:w="120" w:type="dxa"/>
+            </w:tcMar>
+            <w:vAlign w:val="center"/>
+          </w:tcPr>
+          <w:p>
+            <w:pPr>
+              <w:jc w:val="center"/>
+            </w:pPr>
+            <w:r>
+              <w:rPr>
+                <w:b/>
+                <w:bCs/>
+                <w:color w:val="000000"/>
+              </w:rPr>
+              <w:t>Saturation (n/capacity)</w:t>
+            </w:r>
+          </w:p>
+        </w:tc>
+        <w:tc>
+          <w:tcPr>
+            <w:tcW w:w="2160" w:type="dxa"/>
+            <w:tcBorders>
+              <w:top w:val="single" w:sz="1" w:space="0" w:color="BBBBBB"/>
+              <w:left w:val="single" w:sz="1" w:space="0" w:color="BBBBBB"/>
+              <w:bottom w:val="single" w:sz="1" w:space="0" w:color="BBBBBB"/>
+              <w:right w:val="single" w:sz="1" w:space="0" w:color="BBBBBB"/>
+            </w:tcBorders>
+            <w:shd w:val="clear" w:color="auto" w:fill="D6E4F7"/>
+            <w:tcMar>
+              <w:top w:w="80" w:type="dxa"/>
+              <w:left w:w="120" w:type="dxa"/>
+              <w:bottom w:w="80" w:type="dxa"/>
+              <w:right w:w="120" w:type="dxa"/>
+            </w:tcMar>
+            <w:vAlign w:val="center"/>
+          </w:tcPr>
+          <w:p>
+            <w:pPr>
+              <w:jc w:val="center"/>
+            </w:pPr>
+            <w:r>
+              <w:rPr>
+                <w:b/>
+                <w:bCs/>
+                <w:color w:val="000000"/>
+              </w:rPr>
+              <w:t>FP rate (measured)</w:t>
+            </w:r>
+          </w:p>
+        </w:tc>
+        <w:tc>
+          <w:tcPr>
+            <w:tcW w:w="2160" w:type="dxa"/>
+            <w:tcBorders>
+              <w:top w:val="single" w:sz="1" w:space="0" w:color="BBBBBB"/>
+              <w:left w:val="single" w:sz="1" w:space="0" w:color="BBBBBB"/>
+              <w:bottom w:val="single" w:sz="1" w:space="0" w:color="BBBBBB"/>
+              <w:right w:val="single" w:sz="1" w:space="0" w:color="BBBBBB"/>
+            </w:tcBorders>
+            <w:shd w:val="clear" w:color="auto" w:fill="D6E4F7"/>
+            <w:tcMar>
+              <w:top w:w="80" w:type="dxa"/>
+              <w:left w:w="120" w:type="dxa"/>
+              <w:bottom w:w="80" w:type="dxa"/>
+              <w:right w:w="120" w:type="dxa"/>
+            </w:tcMar>
+            <w:vAlign w:val="center"/>
+          </w:tcPr>
+          <w:p>
+            <w:pPr>
+              <w:jc w:val="center"/>
+            </w:pPr>
+            <w:r>
+              <w:rPr>
+                <w:b/>
+                <w:bCs/>
+                <w:color w:val="000000"/>
+              </w:rPr>
+              <w:t>setBits / m</w:t>
+            </w:r>
+          </w:p>
+        </w:tc>
+        <w:tc>
+          <w:tcPr>
+            <w:tcW w:w="2160" w:type="dxa"/>
+            <w:tcBorders>
+              <w:top w:val="single" w:sz="1" w:space="0" w:color="BBBBBB"/>
+              <w:left w:val="single" w:sz="1" w:space="0" w:color="BBBBBB"/>
+              <w:bottom w:val="single" w:sz="1" w:space="0" w:color="BBBBBB"/>
+              <w:right w:val="single" w:sz="1" w:space="0" w:color="BBBBBB"/>
+            </w:tcBorders>
+            <w:shd w:val="clear" w:color="auto" w:fill="D6E4F7"/>
+            <w:tcMar>
+              <w:top w:w="80" w:type="dxa"/>
+              <w:left w:w="120" w:type="dxa"/>
+              <w:bottom w:w="80" w:type="dxa"/>
+              <w:right w:w="120" w:type="dxa"/>
+            </w:tcMar>
+            <w:vAlign w:val="center"/>
+          </w:tcPr>
+          <w:p>
+            <w:pPr>
+              <w:jc w:val="center"/>
+            </w:pPr>
+            <w:r>
+              <w:rPr>
+                <w:b/>
+                <w:bCs/>
+                <w:color w:val="000000"/>
+              </w:rPr>
+              <w:t>False negatives</w:t>
+            </w:r>
+          </w:p>
+        </w:tc>
+      </w:tr>
+      <w:tr>
+        <w:tblPrEx>
+          <w:tblCellMar>
+            <w:top w:w="0" w:type="dxa"/>
+            <w:bottom w:w="0" w:type="dxa"/>
+          </w:tblCellMar>
+        </w:tblPrEx>
+        <w:tc>
+          <w:tcPr>
+            <w:tcW w:w="2160" w:type="dxa"/>
+            <w:tcBorders>
+              <w:top w:val="single" w:sz="1" w:space="0" w:color="BBBBBB"/>
+              <w:left w:val="single" w:sz="1" w:space="0" w:color="BBBBBB"/>
+              <w:bottom w:val="single" w:sz="1" w:space="0" w:color="BBBBBB"/>
+              <w:right w:val="single" w:sz="1" w:space="0" w:color="BBBBBB"/>
+            </w:tcBorders>
+            <w:tcMar>
+              <w:top w:w="60" w:type="dxa"/>
+              <w:left w:w="120" w:type="dxa"/>
+              <w:bottom w:w="60" w:type="dxa"/>
+              <w:right w:w="120" w:type="dxa"/>
+            </w:tcMar>
+            <w:vAlign w:val="center"/>
+          </w:tcPr>
+          <w:p>
+            <w:pPr>
+              <w:jc w:val="center"/>
+            </w:pPr>
+            <w:r>
+              <w:rPr>
+                <w:color w:val="000000"/>
+              </w:rPr>
+              <w:t>1× (100%)</w:t>
+            </w:r>
+          </w:p>
+        </w:tc>
+        <w:tc>
+          <w:tcPr>
+            <w:tcW w:w="2160" w:type="dxa"/>
+            <w:tcBorders>
+              <w:top w:val="single" w:sz="1" w:space="0" w:color="BBBBBB"/>
+              <w:left w:val="single" w:sz="1" w:space="0" w:color="BBBBBB"/>
+              <w:bottom w:val="single" w:sz="1" w:space="0" w:color="BBBBBB"/>
+              <w:right w:val="single" w:sz="1" w:space="0" w:color="BBBBBB"/>
+            </w:tcBorders>
+            <w:tcMar>
+              <w:top w:w="60" w:type="dxa"/>
+              <w:left w:w="120" w:type="dxa"/>
+              <w:bottom w:w="60" w:type="dxa"/>
+              <w:right w:w="120" w:type="dxa"/>
+            </w:tcMar>
+            <w:vAlign w:val="center"/>
+          </w:tcPr>
+          <w:p>
+            <w:pPr>
+              <w:jc w:val="center"/>
+            </w:pPr>
+            <w:r>
+              <w:rPr>
+                <w:color w:val="000000"/>
+              </w:rPr>
+              <w:t>~1%</w:t>
+            </w:r>
+          </w:p>
+        </w:tc>
+        <w:tc>
+          <w:tcPr>
+            <w:tcW w:w="2160" w:type="dxa"/>
+            <w:tcBorders>
+              <w:top w:val="single" w:sz="1" w:space="0" w:color="BBBBBB"/>
+              <w:left w:val="single" w:sz="1" w:space="0" w:color="BBBBBB"/>
+              <w:bottom w:val="single" w:sz="1" w:space="0" w:color="BBBBBB"/>
+              <w:right w:val="single" w:sz="1" w:space="0" w:color="BBBBBB"/>
+            </w:tcBorders>
+            <w:tcMar>
+              <w:top w:w="60" w:type="dxa"/>
+              <w:left w:w="120" w:type="dxa"/>
+              <w:bottom w:w="60" w:type="dxa"/>
+              <w:right w:w="120" w:type="dxa"/>
+            </w:tcMar>
+            <w:vAlign w:val="center"/>
+          </w:tcPr>
+          <w:p>
+            <w:pPr>
+              <w:jc w:val="center"/>
+            </w:pPr>
+            <w:r>
+              <w:rPr>
+                <w:color w:val="000000"/>
+              </w:rPr>
+              <w:t>~52%</w:t>
+            </w:r>
+          </w:p>
+        </w:tc>
+        <w:tc>
+          <w:tcPr>
+            <w:tcW w:w="2160" w:type="dxa"/>
+            <w:tcBorders>
+              <w:top w:val="single" w:sz="1" w:space="0" w:color="BBBBBB"/>
+              <w:left w:val="single" w:sz="1" w:space="0" w:color="BBBBBB"/>
+              <w:bottom w:val="single" w:sz="1" w:space="0" w:color="BBBBBB"/>
+              <w:right w:val="single" w:sz="1" w:space="0" w:color="BBBBBB"/>
+            </w:tcBorders>
+            <w:tcMar>
+              <w:top w:w="60" w:type="dxa"/>
+              <w:left w:w="120" w:type="dxa"/>
+              <w:bottom w:w="60" w:type="dxa"/>
+              <w:right w:w="120" w:type="dxa"/>
+            </w:tcMar>
+            <w:vAlign w:val="center"/>
+          </w:tcPr>
+          <w:p>
+            <w:pPr>
+              <w:jc w:val="center"/>
+            </w:pPr>
+            <w:r>
+              <w:rPr>
+                <w:color w:val="000000"/>
+              </w:rPr>
+              <w:t>0</w:t>
+            </w:r>
+          </w:p>
+        </w:tc>
+      </w:tr>
+      <w:tr>
+        <w:tblPrEx>
+          <w:tblCellMar>
+            <w:top w:w="0" w:type="dxa"/>
+            <w:bottom w:w="0" w:type="dxa"/>
+          </w:tblCellMar>
+        </w:tblPrEx>
+        <w:tc>
+          <w:tcPr>
+            <w:tcW w:w="2160" w:type="dxa"/>
+            <w:tcBorders>
+              <w:top w:val="single" w:sz="1" w:space="0" w:color="BBBBBB"/>
+              <w:left w:val="single" w:sz="1" w:space="0" w:color="BBBBBB"/>
+              <w:bottom w:val="single" w:sz="1" w:space="0" w:color="BBBBBB"/>
+              <w:right w:val="single" w:sz="1" w:space="0" w:color="BBBBBB"/>
+            </w:tcBorders>
+            <w:tcMar>
+              <w:top w:w="60" w:type="dxa"/>
+              <w:left w:w="120" w:type="dxa"/>
+              <w:bottom w:w="60" w:type="dxa"/>
+              <w:right w:w="120" w:type="dxa"/>
+            </w:tcMar>
+            <w:vAlign w:val="center"/>
+          </w:tcPr>
+          <w:p>
+            <w:pPr>
+              <w:jc w:val="center"/>
+            </w:pPr>
+            <w:r>
+              <w:rPr>
+                <w:color w:val="000000"/>
+              </w:rPr>
+              <w:lastRenderedPageBreak/>
+              <w:t>2× (200%)</w:t>
+            </w:r>
+          </w:p>
+        </w:tc>
+        <w:tc>
+          <w:tcPr>
+            <w:tcW w:w="2160" w:type="dxa"/>
+            <w:tcBorders>
+              <w:top w:val="single" w:sz="1" w:space="0" w:color="BBBBBB"/>
+              <w:left w:val="single" w:sz="1" w:space="0" w:color="BBBBBB"/>
+              <w:bottom w:val="single" w:sz="1" w:space="0" w:color="BBBBBB"/>
+              <w:right w:val="single" w:sz="1" w:space="0" w:color="BBBBBB"/>
+            </w:tcBorders>
+            <w:tcMar>
+              <w:top w:w="60" w:type="dxa"/>
+              <w:left w:w="120" w:type="dxa"/>
+              <w:bottom w:w="60" w:type="dxa"/>
+              <w:right w:w="120" w:type="dxa"/>
+            </w:tcMar>
+            <w:vAlign w:val="center"/>
+          </w:tcPr>
+          <w:p>
+            <w:pPr>
+              <w:jc w:val="center"/>
+            </w:pPr>
+            <w:r>
+              <w:rPr>
+                <w:color w:val="000000"/>
+              </w:rPr>
+              <w:t>~18%</w:t>
+            </w:r>
+          </w:p>
+        </w:tc>
+        <w:tc>
+          <w:tcPr>
+            <w:tcW w:w="2160" w:type="dxa"/>
+            <w:tcBorders>
+              <w:top w:val="single" w:sz="1" w:space="0" w:color="BBBBBB"/>
+              <w:left w:val="single" w:sz="1" w:space="0" w:color="BBBBBB"/>
+              <w:bottom w:val="single" w:sz="1" w:space="0" w:color="BBBBBB"/>
+              <w:right w:val="single" w:sz="1" w:space="0" w:color="BBBBBB"/>
+            </w:tcBorders>
+            <w:tcMar>
+              <w:top w:w="60" w:type="dxa"/>
+              <w:left w:w="120" w:type="dxa"/>
+              <w:bottom w:w="60" w:type="dxa"/>
+              <w:right w:w="120" w:type="dxa"/>
+            </w:tcMar>
+            <w:vAlign w:val="center"/>
+          </w:tcPr>
+          <w:p>
+            <w:pPr>
+              <w:jc w:val="center"/>
+            </w:pPr>
+            <w:r>
+              <w:rPr>
+                <w:color w:val="000000"/>
+              </w:rPr>
+              <w:t>~73%</w:t>
+            </w:r>
+          </w:p>
+        </w:tc>
+        <w:tc>
+          <w:tcPr>
+            <w:tcW w:w="2160" w:type="dxa"/>
+            <w:tcBorders>
+              <w:top w:val="single" w:sz="1" w:space="0" w:color="BBBBBB"/>
+              <w:left w:val="single" w:sz="1" w:space="0" w:color="BBBBBB"/>
+              <w:bottom w:val="single" w:sz="1" w:space="0" w:color="BBBBBB"/>
+              <w:right w:val="single" w:sz="1" w:space="0" w:color="BBBBBB"/>
+            </w:tcBorders>
+            <w:tcMar>
+              <w:top w:w="60" w:type="dxa"/>
+              <w:left w:w="120" w:type="dxa"/>
+              <w:bottom w:w="60" w:type="dxa"/>
+              <w:right w:w="120" w:type="dxa"/>
+            </w:tcMar>
+            <w:vAlign w:val="center"/>
+          </w:tcPr>
+          <w:p>
+            <w:pPr>
+              <w:jc w:val="center"/>
+            </w:pPr>
+            <w:r>
+              <w:rPr>
+                <w:color w:val="000000"/>
+              </w:rPr>
+              <w:t>0</w:t>
+            </w:r>
+          </w:p>
+        </w:tc>
+      </w:tr>
+      <w:tr>
+        <w:tblPrEx>
+          <w:tblCellMar>
+            <w:top w:w="0" w:type="dxa"/>
+            <w:bottom w:w="0" w:type="dxa"/>
+          </w:tblCellMar>
+        </w:tblPrEx>
+        <w:tc>
+          <w:tcPr>
+            <w:tcW w:w="2160" w:type="dxa"/>
+            <w:tcBorders>
+              <w:top w:val="single" w:sz="1" w:space="0" w:color="BBBBBB"/>
+              <w:left w:val="single" w:sz="1" w:space="0" w:color="BBBBBB"/>
+              <w:bottom w:val="single" w:sz="1" w:space="0" w:color="BBBBBB"/>
+              <w:right w:val="single" w:sz="1" w:space="0" w:color="BBBBBB"/>
+            </w:tcBorders>
+            <w:tcMar>
+              <w:top w:w="60" w:type="dxa"/>
+              <w:left w:w="120" w:type="dxa"/>
+              <w:bottom w:w="60" w:type="dxa"/>
+              <w:right w:w="120" w:type="dxa"/>
+            </w:tcMar>
+            <w:vAlign w:val="center"/>
+          </w:tcPr>
+          <w:p>
+            <w:pPr>
+              <w:jc w:val="center"/>
+            </w:pPr>
+            <w:r>
+              <w:rPr>
+                <w:color w:val="000000"/>
+              </w:rPr>
+              <w:t>3× (300%)</w:t>
+            </w:r>
+          </w:p>
+        </w:tc>
+        <w:tc>
+          <w:tcPr>
+            <w:tcW w:w="2160" w:type="dxa"/>
+            <w:tcBorders>
+              <w:top w:val="single" w:sz="1" w:space="0" w:color="BBBBBB"/>
+              <w:left w:val="single" w:sz="1" w:space="0" w:color="BBBBBB"/>
+              <w:bottom w:val="single" w:sz="1" w:space="0" w:color="BBBBBB"/>
+              <w:right w:val="single" w:sz="1" w:space="0" w:color="BBBBBB"/>
+            </w:tcBorders>
+            <w:tcMar>
+              <w:top w:w="60" w:type="dxa"/>
+              <w:left w:w="120" w:type="dxa"/>
+              <w:bottom w:w="60" w:type="dxa"/>
+              <w:right w:w="120" w:type="dxa"/>
+            </w:tcMar>
+            <w:vAlign w:val="center"/>
+          </w:tcPr>
+          <w:p>
+            <w:pPr>
+              <w:jc w:val="center"/>
+            </w:pPr>
+            <w:r>
+              <w:rPr>
+                <w:color w:val="000000"/>
+              </w:rPr>
+              <w:t>~43%</w:t>
+            </w:r>
+          </w:p>
+        </w:tc>
+        <w:tc>
+          <w:tcPr>
+            <w:tcW w:w="2160" w:type="dxa"/>
+            <w:tcBorders>
+              <w:top w:val="single" w:sz="1" w:space="0" w:color="BBBBBB"/>
+              <w:left w:val="single" w:sz="1" w:space="0" w:color="BBBBBB"/>
+              <w:bottom w:val="single" w:sz="1" w:space="0" w:color="BBBBBB"/>
+              <w:right w:val="single" w:sz="1" w:space="0" w:color="BBBBBB"/>
+            </w:tcBorders>
+            <w:tcMar>
+              <w:top w:w="60" w:type="dxa"/>
+              <w:left w:w="120" w:type="dxa"/>
+              <w:bottom w:w="60" w:type="dxa"/>
+              <w:right w:w="120" w:type="dxa"/>
+            </w:tcMar>
+            <w:vAlign w:val="center"/>
+          </w:tcPr>
+          <w:p>
+            <w:pPr>
+              <w:jc w:val="center"/>
+            </w:pPr>
+            <w:r>
+              <w:rPr>
+                <w:color w:val="000000"/>
+              </w:rPr>
+              <w:t>~89%</w:t>
+            </w:r>
+          </w:p>
+        </w:tc>
+        <w:tc>
+          <w:tcPr>
+            <w:tcW w:w="2160" w:type="dxa"/>
+            <w:tcBorders>
+              <w:top w:val="single" w:sz="1" w:space="0" w:color="BBBBBB"/>
+              <w:left w:val="single" w:sz="1" w:space="0" w:color="BBBBBB"/>
+              <w:bottom w:val="single" w:sz="1" w:space="0" w:color="BBBBBB"/>
+              <w:right w:val="single" w:sz="1" w:space="0" w:color="BBBBBB"/>
+            </w:tcBorders>
+            <w:tcMar>
+              <w:top w:w="60" w:type="dxa"/>
+              <w:left w:w="120" w:type="dxa"/>
+              <w:bottom w:w="60" w:type="dxa"/>
+              <w:right w:w="120" w:type="dxa"/>
+            </w:tcMar>
+            <w:vAlign w:val="center"/>
+          </w:tcPr>
+          <w:p>
+            <w:pPr>
+              <w:jc w:val="center"/>
+            </w:pPr>
+            <w:r>
+              <w:rPr>
+                <w:color w:val="000000"/>
+              </w:rPr>
+              <w:t>0</w:t>
+            </w:r>
+          </w:p>
+        </w:tc>
+      </w:tr>
+    </w:tbl>
+    <w:p>
+      <w:pPr>
+        <w:spacing w:line="160" w:lineRule="exact"/>
+      </w:pPr>
+    </w:p>
+    <w:p>
+      <w:pPr>
+        <w:pStyle w:val="Heading2"/>
+      </w:pPr>
+      <w:r>
+        <w:t>7.3. Full Test Summary</w:t>
+      </w:r>
+    </w:p>
+    <w:p>
+      <w:pPr>
+        <w:spacing w:before="80" w:after="80" w:line="360" w:lineRule="auto"/>
+        <w:ind w:firstLine="720"/>
+        <w:jc w:val="both"/>
+      </w:pPr>
+      <w:r>
+        <w:rPr>
+          <w:color w:val="000000"/>
+        </w:rPr>
+        <w:t>All eight tests passed on Java 21 (OpenJDK). The complete test results are summarised below:</w:t>
+      </w:r>
+    </w:p>
+    <w:p>
+      <w:pPr>
+        <w:spacing w:line="120" w:lineRule="exact"/>
+      </w:pPr>
+    </w:p>
+    <w:tbl>
+      <w:tblPr>
+        <w:tblW w:w="8640" w:type="dxa"/>
+        <w:tblBorders>
+          <w:top w:val="single" w:sz="4" w:space="0" w:color="auto"/>
+          <w:left w:val="single" w:sz="4" w:space="0" w:color="auto"/>
+          <w:bottom w:val="single" w:sz="4" w:space="0" w:color="auto"/>
+          <w:right w:val="single" w:sz="4" w:space="0" w:color="auto"/>
+          <w:insideH w:val="single" w:sz="4" w:space="0" w:color="auto"/>
+          <w:insideV w:val="single" w:sz="4" w:space="0" w:color="auto"/>
+        </w:tblBorders>
+        <w:tblCellMar>
+          <w:left w:w="10" w:type="dxa"/>
+          <w:right w:w="10" w:type="dxa"/>
+        </w:tblCellMar>
+        <w:tblLook w:val="04A0" w:firstRow="1" w:lastRow="0" w:firstColumn="1" w:lastColumn="0" w:noHBand="0" w:noVBand="1"/>
+      </w:tblPr>
+      <w:tblGrid>
+        <w:gridCol w:w="648"/>
+        <w:gridCol w:w="1904"/>
+        <w:gridCol w:w="1880"/>
+        <w:gridCol w:w="1440"/>
+        <w:gridCol w:w="1634"/>
+        <w:gridCol w:w="1134"/>
+      </w:tblGrid>
+      <w:tr>
+        <w:tblPrEx>
+          <w:tblCellMar>
+            <w:top w:w="0" w:type="dxa"/>
+            <w:bottom w:w="0" w:type="dxa"/>
+          </w:tblCellMar>
+        </w:tblPrEx>
+        <w:trPr>
+          <w:tblHeader/>
+        </w:trPr>
+        <w:tc>
+          <w:tcPr>
+            <w:tcW w:w="720" w:type="dxa"/>
+            <w:tcBorders>
+              <w:top w:val="single" w:sz="1" w:space="0" w:color="BBBBBB"/>
+              <w:left w:val="single" w:sz="1" w:space="0" w:color="BBBBBB"/>
+              <w:bottom w:val="single" w:sz="1" w:space="0" w:color="BBBBBB"/>
+              <w:right w:val="single" w:sz="1" w:space="0" w:color="BBBBBB"/>
+            </w:tcBorders>
+            <w:shd w:val="clear" w:color="auto" w:fill="D6E4F7"/>
+            <w:tcMar>
+              <w:top w:w="80" w:type="dxa"/>
+              <w:left w:w="120" w:type="dxa"/>
+              <w:bottom w:w="80" w:type="dxa"/>
+              <w:right w:w="120" w:type="dxa"/>
+            </w:tcMar>
+            <w:vAlign w:val="center"/>
+          </w:tcPr>
+          <w:p>
+            <w:pPr>
+              <w:jc w:val="center"/>
+            </w:pPr>
+            <w:r>
+              <w:rPr>
+                <w:b/>
+                <w:bCs/>
+                <w:color w:val="000000"/>
+              </w:rPr>
+              <w:t>#</w:t>
+            </w:r>
+          </w:p>
+        </w:tc>
+        <w:tc>
+          <w:tcPr>
+            <w:tcW w:w="2000" w:type="dxa"/>
+            <w:tcBorders>
+              <w:top w:val="single" w:sz="1" w:space="0" w:color="BBBBBB"/>
+              <w:left w:val="single" w:sz="1" w:space="0" w:color="BBBBBB"/>
+              <w:bottom w:val="single" w:sz="1" w:space="0" w:color="BBBBBB"/>
+              <w:right w:val="single" w:sz="1" w:space="0" w:color="BBBBBB"/>
+            </w:tcBorders>
+            <w:shd w:val="clear" w:color="auto" w:fill="D6E4F7"/>
+            <w:tcMar>
+              <w:top w:w="80" w:type="dxa"/>
+              <w:left w:w="120" w:type="dxa"/>
+              <w:bottom w:w="80" w:type="dxa"/>
+              <w:right w:w="120" w:type="dxa"/>
+            </w:tcMar>
+            <w:vAlign w:val="center"/>
+          </w:tcPr>
+          <w:p>
+            <w:pPr>
+              <w:jc w:val="center"/>
+            </w:pPr>
+            <w:r>
+              <w:rPr>
+                <w:b/>
+                <w:bCs/>
+                <w:color w:val="000000"/>
+              </w:rPr>
+              <w:t>Test name</w:t>
+            </w:r>
+          </w:p>
+        </w:tc>
+        <w:tc>
+          <w:tcPr>
+            <w:tcW w:w="1800" w:type="dxa"/>
+            <w:tcBorders>
+              <w:top w:val="single" w:sz="1" w:space="0" w:color="BBBBBB"/>
+              <w:left w:val="single" w:sz="1" w:space="0" w:color="BBBBBB"/>
+              <w:bottom w:val="single" w:sz="1" w:space="0" w:color="BBBBBB"/>
+              <w:right w:val="single" w:sz="1" w:space="0" w:color="BBBBBB"/>
+            </w:tcBorders>
+            <w:shd w:val="clear" w:color="auto" w:fill="D6E4F7"/>
+            <w:tcMar>
+              <w:top w:w="80" w:type="dxa"/>
+              <w:left w:w="120" w:type="dxa"/>
+              <w:bottom w:w="80" w:type="dxa"/>
+              <w:right w:w="120" w:type="dxa"/>
+            </w:tcMar>
+            <w:vAlign w:val="center"/>
+          </w:tcPr>
+          <w:p>
+            <w:pPr>
+              <w:jc w:val="center"/>
+            </w:pPr>
+            <w:r>
+              <w:rPr>
+                <w:b/>
+                <w:bCs/>
+                <w:color w:val="000000"/>
+              </w:rPr>
+              <w:t>Input</w:t>
+            </w:r>
+          </w:p>
+        </w:tc>
+        <w:tc>
+          <w:tcPr>
+            <w:tcW w:w="1500" w:type="dxa"/>
+            <w:tcBorders>
+              <w:top w:val="single" w:sz="1" w:space="0" w:color="BBBBBB"/>
+              <w:left w:val="single" w:sz="1" w:space="0" w:color="BBBBBB"/>
+              <w:bottom w:val="single" w:sz="1" w:space="0" w:color="BBBBBB"/>
+              <w:right w:val="single" w:sz="1" w:space="0" w:color="BBBBBB"/>
+            </w:tcBorders>
+            <w:shd w:val="clear" w:color="auto" w:fill="D6E4F7"/>
+            <w:tcMar>
+              <w:top w:w="80" w:type="dxa"/>
+              <w:left w:w="120" w:type="dxa"/>
+              <w:bottom w:w="80" w:type="dxa"/>
+              <w:right w:w="120" w:type="dxa"/>
+            </w:tcMar>
+            <w:vAlign w:val="center"/>
+          </w:tcPr>
+          <w:p>
+            <w:pPr>
+              <w:jc w:val="center"/>
+            </w:pPr>
+            <w:r>
+              <w:rPr>
+                <w:b/>
+                <w:bCs/>
+                <w:color w:val="000000"/>
+              </w:rPr>
+              <w:t>Expected</w:t>
+            </w:r>
+          </w:p>
+        </w:tc>
+        <w:tc>
+          <w:tcPr>
+            <w:tcW w:w="1500" w:type="dxa"/>
+            <w:tcBorders>
+              <w:top w:val="single" w:sz="1" w:space="0" w:color="BBBBBB"/>
+              <w:left w:val="single" w:sz="1" w:space="0" w:color="BBBBBB"/>
+              <w:bottom w:val="single" w:sz="1" w:space="0" w:color="BBBBBB"/>
+              <w:right w:val="single" w:sz="1" w:space="0" w:color="BBBBBB"/>
+            </w:tcBorders>
+            <w:shd w:val="clear" w:color="auto" w:fill="D6E4F7"/>
+            <w:tcMar>
+              <w:top w:w="80" w:type="dxa"/>
+              <w:left w:w="120" w:type="dxa"/>
+              <w:bottom w:w="80" w:type="dxa"/>
+              <w:right w:w="120" w:type="dxa"/>
+            </w:tcMar>
+            <w:vAlign w:val="center"/>
+          </w:tcPr>
+          <w:p>
+            <w:pPr>
+              <w:jc w:val="center"/>
+            </w:pPr>
+            <w:r>
+              <w:rPr>
+                <w:b/>
+                <w:bCs/>
+                <w:color w:val="000000"/>
+              </w:rPr>
+              <w:t>Measured</w:t>
+            </w:r>
+          </w:p>
+        </w:tc>
+        <w:tc>
+          <w:tcPr>
+            <w:tcW w:w="1120" w:type="dxa"/>
+            <w:tcBorders>
+              <w:top w:val="single" w:sz="1" w:space="0" w:color="BBBBBB"/>
+              <w:left w:val="single" w:sz="1" w:space="0" w:color="BBBBBB"/>
+              <w:bottom w:val="single" w:sz="1" w:space="0" w:color="BBBBBB"/>
+              <w:right w:val="single" w:sz="1" w:space="0" w:color="BBBBBB"/>
+            </w:tcBorders>
+            <w:shd w:val="clear" w:color="auto" w:fill="D6E4F7"/>
+            <w:tcMar>
+              <w:top w:w="80" w:type="dxa"/>
+              <w:left w:w="120" w:type="dxa"/>
+              <w:bottom w:w="80" w:type="dxa"/>
+              <w:right w:w="120" w:type="dxa"/>
+            </w:tcMar>
+            <w:vAlign w:val="center"/>
+          </w:tcPr>
+          <w:p>
+            <w:pPr>
+              <w:jc w:val="center"/>
+            </w:pPr>
+            <w:r>
+              <w:rPr>
+                <w:b/>
+                <w:bCs/>
+                <w:color w:val="000000"/>
+              </w:rPr>
+              <w:t>Status</w:t>
+            </w:r>
+          </w:p>
+        </w:tc>
+      </w:tr>
+      <w:tr>
+        <w:tblPrEx>
+          <w:tblCellMar>
+            <w:top w:w="0" w:type="dxa"/>
+            <w:bottom w:w="0" w:type="dxa"/>
+          </w:tblCellMar>
+        </w:tblPrEx>
+        <w:tc>
+          <w:tcPr>
+            <w:tcW w:w="720" w:type="dxa"/>
+            <w:tcBorders>
+              <w:top w:val="single" w:sz="1" w:space="0" w:color="BBBBBB"/>
+              <w:left w:val="single" w:sz="1" w:space="0" w:color="BBBBBB"/>
+              <w:bottom w:val="single" w:sz="1" w:space="0" w:color="BBBBBB"/>
+              <w:right w:val="single" w:sz="1" w:space="0" w:color="BBBBBB"/>
+            </w:tcBorders>
+            <w:tcMar>
+              <w:top w:w="60" w:type="dxa"/>
+              <w:left w:w="120" w:type="dxa"/>
+              <w:bottom w:w="60" w:type="dxa"/>
+              <w:right w:w="120" w:type="dxa"/>
+            </w:tcMar>
+            <w:vAlign w:val="center"/>
+          </w:tcPr>
+          <w:p>
+            <w:r>
+              <w:rPr>
+                <w:color w:val="000000"/>
+              </w:rPr>
+              <w:t>1</w:t>
+            </w:r>
+          </w:p>
+        </w:tc>
+        <w:tc>
+          <w:tcPr>
+            <w:tcW w:w="2000" w:type="dxa"/>
+            <w:tcBorders>
+              <w:top w:val="single" w:sz="1" w:space="0" w:color="BBBBBB"/>
+              <w:left w:val="single" w:sz="1" w:space="0" w:color="BBBBBB"/>
+              <w:bottom w:val="single" w:sz="1" w:space="0" w:color="BBBBBB"/>
+              <w:right w:val="single" w:sz="1" w:space="0" w:color="BBBBBB"/>
+            </w:tcBorders>
+            <w:tcMar>
+              <w:top w:w="60" w:type="dxa"/>
+              <w:left w:w="120" w:type="dxa"/>
+              <w:bottom w:w="60" w:type="dxa"/>
+              <w:right w:w="120" w:type="dxa"/>
+            </w:tcMar>
+            <w:vAlign w:val="center"/>
+          </w:tcPr>
+          <w:p>
+            <w:r>
+              <w:rPr>
+                <w:color w:val="000000"/>
+              </w:rPr>
+              <w:t>Optimal params</w:t>
+            </w:r>
+          </w:p>
+        </w:tc>
+        <w:tc>
+          <w:tcPr>
+            <w:tcW w:w="1800" w:type="dxa"/>
+            <w:tcBorders>
+              <w:top w:val="single" w:sz="1" w:space="0" w:color="BBBBBB"/>
+              <w:left w:val="single" w:sz="1" w:space="0" w:color="BBBBBB"/>
+              <w:bottom w:val="single" w:sz="1" w:space="0" w:color="BBBBBB"/>
+              <w:right w:val="single" w:sz="1" w:space="0" w:color="BBBBBB"/>
+            </w:tcBorders>
+            <w:tcMar>
+              <w:top w:w="60" w:type="dxa"/>
+              <w:left w:w="120" w:type="dxa"/>
+              <w:bottom w:w="60" w:type="dxa"/>
+              <w:right w:w="120" w:type="dxa"/>
+            </w:tcMar>
+            <w:vAlign w:val="center"/>
+          </w:tcPr>
+          <w:p>
+            <w:pPr>
+              <w:jc w:val="center"/>
+            </w:pPr>
+            <w:r>
+              <w:rPr>
+                <w:color w:val="000000"/>
+              </w:rPr>
+              <w:t>n=1000, p=1%</w:t>
+            </w:r>
+          </w:p>
+        </w:tc>
+        <w:tc>
+          <w:tcPr>
+            <w:tcW w:w="1500" w:type="dxa"/>
+            <w:tcBorders>
+              <w:top w:val="single" w:sz="1" w:space="0" w:color="BBBBBB"/>
+              <w:left w:val="single" w:sz="1" w:space="0" w:color="BBBBBB"/>
+              <w:bottom w:val="single" w:sz="1" w:space="0" w:color="BBBBBB"/>
+              <w:right w:val="single" w:sz="1" w:space="0" w:color="BBBBBB"/>
+            </w:tcBorders>
+            <w:tcMar>
+              <w:top w:w="60" w:type="dxa"/>
+              <w:left w:w="120" w:type="dxa"/>
+              <w:bottom w:w="60" w:type="dxa"/>
+              <w:right w:w="120" w:type="dxa"/>
+            </w:tcMar>
+            <w:vAlign w:val="center"/>
+          </w:tcPr>
+          <w:p>
+            <w:pPr>
+              <w:jc w:val="center"/>
+            </w:pPr>
+            <w:r>
+              <w:rPr>
+                <w:color w:val="000000"/>
+              </w:rPr>
+              <w:t>m=9586, k=7</w:t>
+            </w:r>
+          </w:p>
+        </w:tc>
+        <w:tc>
+          <w:tcPr>
+            <w:tcW w:w="1500" w:type="dxa"/>
+            <w:tcBorders>
+              <w:top w:val="single" w:sz="1" w:space="0" w:color="BBBBBB"/>
+              <w:left w:val="single" w:sz="1" w:space="0" w:color="BBBBBB"/>
+              <w:bottom w:val="single" w:sz="1" w:space="0" w:color="BBBBBB"/>
+              <w:right w:val="single" w:sz="1" w:space="0" w:color="BBBBBB"/>
+            </w:tcBorders>
+            <w:tcMar>
+              <w:top w:w="60" w:type="dxa"/>
+              <w:left w:w="120" w:type="dxa"/>
+              <w:bottom w:w="60" w:type="dxa"/>
+              <w:right w:w="120" w:type="dxa"/>
+            </w:tcMar>
+            <w:vAlign w:val="center"/>
+          </w:tcPr>
+          <w:p>
+            <w:pPr>
+              <w:jc w:val="center"/>
+            </w:pPr>
+            <w:r>
+              <w:rPr>
+                <w:color w:val="000000"/>
+              </w:rPr>
+              <w:t>m=9586, k=7</w:t>
+            </w:r>
+          </w:p>
+        </w:tc>
+        <w:tc>
+          <w:tcPr>
+            <w:tcW w:w="1120" w:type="dxa"/>
+            <w:tcBorders>
+              <w:top w:val="single" w:sz="1" w:space="0" w:color="BBBBBB"/>
+              <w:left w:val="single" w:sz="1" w:space="0" w:color="BBBBBB"/>
+              <w:bottom w:val="single" w:sz="1" w:space="0" w:color="BBBBBB"/>
+              <w:right w:val="single" w:sz="1" w:space="0" w:color="BBBBBB"/>
+            </w:tcBorders>
+            <w:tcMar>
+              <w:top w:w="60" w:type="dxa"/>
+              <w:left w:w="120" w:type="dxa"/>
+              <w:bottom w:w="60" w:type="dxa"/>
+              <w:right w:w="120" w:type="dxa"/>
+            </w:tcMar>
+            <w:vAlign w:val="center"/>
+          </w:tcPr>
+          <w:p>
+            <w:pPr>
+              <w:jc w:val="center"/>
+            </w:pPr>
+            <w:r>
+              <w:rPr>
+                <w:color w:val="000000"/>
+              </w:rPr>
+              <w:t>PASSED</w:t>
+            </w:r>
+          </w:p>
+        </w:tc>
+      </w:tr>
+      <w:tr>
+        <w:tblPrEx>
+          <w:tblCellMar>
+            <w:top w:w="0" w:type="dxa"/>
+            <w:bottom w:w="0" w:type="dxa"/>
+          </w:tblCellMar>
+        </w:tblPrEx>
+        <w:tc>
+          <w:tcPr>
+            <w:tcW w:w="720" w:type="dxa"/>
+            <w:tcBorders>
+              <w:top w:val="single" w:sz="1" w:space="0" w:color="BBBBBB"/>
+              <w:left w:val="single" w:sz="1" w:space="0" w:color="BBBBBB"/>
+              <w:bottom w:val="single" w:sz="1" w:space="0" w:color="BBBBBB"/>
+              <w:right w:val="single" w:sz="1" w:space="0" w:color="BBBBBB"/>
+            </w:tcBorders>
+            <w:tcMar>
+              <w:top w:w="60" w:type="dxa"/>
+              <w:left w:w="120" w:type="dxa"/>
+              <w:bottom w:w="60" w:type="dxa"/>
+              <w:right w:w="120" w:type="dxa"/>
+            </w:tcMar>
+            <w:vAlign w:val="center"/>
+          </w:tcPr>
+          <w:p>
+            <w:r>
+              <w:rPr>
+                <w:color w:val="000000"/>
+              </w:rPr>
+              <w:t>2</w:t>
+            </w:r>
+          </w:p>
+        </w:tc>
+        <w:tc>
+          <w:tcPr>
+            <w:tcW w:w="2000" w:type="dxa"/>
+            <w:tcBorders>
+              <w:top w:val="single" w:sz="1" w:space="0" w:color="BBBBBB"/>
+              <w:left w:val="single" w:sz="1" w:space="0" w:color="BBBBBB"/>
+              <w:bottom w:val="single" w:sz="1" w:space="0" w:color="BBBBBB"/>
+              <w:right w:val="single" w:sz="1" w:space="0" w:color="BBBBBB"/>
+            </w:tcBorders>
+            <w:tcMar>
+              <w:top w:w="60" w:type="dxa"/>
+              <w:left w:w="120" w:type="dxa"/>
+              <w:bottom w:w="60" w:type="dxa"/>
+              <w:right w:w="120" w:type="dxa"/>
+            </w:tcMar>
+            <w:vAlign w:val="center"/>
+          </w:tcPr>
+          <w:p>
+            <w:r>
+              <w:rPr>
+                <w:color w:val="000000"/>
+              </w:rPr>
+              <w:t>No false negatives</w:t>
+            </w:r>
+          </w:p>
+        </w:tc>
+        <w:tc>
+          <w:tcPr>
+            <w:tcW w:w="1800" w:type="dxa"/>
+            <w:tcBorders>
+              <w:top w:val="single" w:sz="1" w:space="0" w:color="BBBBBB"/>
+              <w:left w:val="single" w:sz="1" w:space="0" w:color="BBBBBB"/>
+              <w:bottom w:val="single" w:sz="1" w:space="0" w:color="BBBBBB"/>
+              <w:right w:val="single" w:sz="1" w:space="0" w:color="BBBBBB"/>
+            </w:tcBorders>
+            <w:tcMar>
+              <w:top w:w="60" w:type="dxa"/>
+              <w:left w:w="120" w:type="dxa"/>
+              <w:bottom w:w="60" w:type="dxa"/>
+              <w:right w:w="120" w:type="dxa"/>
+            </w:tcMar>
+            <w:vAlign w:val="center"/>
+          </w:tcPr>
+          <w:p>
+            <w:pPr>
+              <w:jc w:val="center"/>
+            </w:pPr>
+            <w:r>
+              <w:rPr>
+                <w:color w:val="000000"/>
+              </w:rPr>
+              <w:t>n=10 000 inserted</w:t>
+            </w:r>
+          </w:p>
+        </w:tc>
+        <w:tc>
+          <w:tcPr>
+            <w:tcW w:w="1500" w:type="dxa"/>
+            <w:tcBorders>
+              <w:top w:val="single" w:sz="1" w:space="0" w:color="BBBBBB"/>
+              <w:left w:val="single" w:sz="1" w:space="0" w:color="BBBBBB"/>
+              <w:bottom w:val="single" w:sz="1" w:space="0" w:color="BBBBBB"/>
+              <w:right w:val="single" w:sz="1" w:space="0" w:color="BBBBBB"/>
+            </w:tcBorders>
+            <w:tcMar>
+              <w:top w:w="60" w:type="dxa"/>
+              <w:left w:w="120" w:type="dxa"/>
+              <w:bottom w:w="60" w:type="dxa"/>
+              <w:right w:w="120" w:type="dxa"/>
+            </w:tcMar>
+            <w:vAlign w:val="center"/>
+          </w:tcPr>
+          <w:p>
+            <w:pPr>
+              <w:jc w:val="center"/>
+            </w:pPr>
+            <w:r>
+              <w:rPr>
+                <w:color w:val="000000"/>
+              </w:rPr>
+              <w:t>0 false negatives</w:t>
+            </w:r>
+          </w:p>
+        </w:tc>
+        <w:tc>
+          <w:tcPr>
+            <w:tcW w:w="1500" w:type="dxa"/>
+            <w:tcBorders>
+              <w:top w:val="single" w:sz="1" w:space="0" w:color="BBBBBB"/>
+              <w:left w:val="single" w:sz="1" w:space="0" w:color="BBBBBB"/>
+              <w:bottom w:val="single" w:sz="1" w:space="0" w:color="BBBBBB"/>
+              <w:right w:val="single" w:sz="1" w:space="0" w:color="BBBBBB"/>
+            </w:tcBorders>
+            <w:tcMar>
+              <w:top w:w="60" w:type="dxa"/>
+              <w:left w:w="120" w:type="dxa"/>
+              <w:bottom w:w="60" w:type="dxa"/>
+              <w:right w:w="120" w:type="dxa"/>
+            </w:tcMar>
+            <w:vAlign w:val="center"/>
+          </w:tcPr>
+          <w:p>
+            <w:pPr>
+              <w:jc w:val="center"/>
+            </w:pPr>
+            <w:r>
+              <w:rPr>
+                <w:color w:val="000000"/>
+              </w:rPr>
+              <w:t>0 false negatives</w:t>
+            </w:r>
+          </w:p>
+        </w:tc>
+        <w:tc>
+          <w:tcPr>
+            <w:tcW w:w="1120" w:type="dxa"/>
+            <w:tcBorders>
+              <w:top w:val="single" w:sz="1" w:space="0" w:color="BBBBBB"/>
+              <w:left w:val="single" w:sz="1" w:space="0" w:color="BBBBBB"/>
+              <w:bottom w:val="single" w:sz="1" w:space="0" w:color="BBBBBB"/>
+              <w:right w:val="single" w:sz="1" w:space="0" w:color="BBBBBB"/>
+            </w:tcBorders>
+            <w:tcMar>
+              <w:top w:w="60" w:type="dxa"/>
+              <w:left w:w="120" w:type="dxa"/>
+              <w:bottom w:w="60" w:type="dxa"/>
+              <w:right w:w="120" w:type="dxa"/>
+            </w:tcMar>
+            <w:vAlign w:val="center"/>
+          </w:tcPr>
+          <w:p>
+            <w:pPr>
+              <w:jc w:val="center"/>
+            </w:pPr>
+            <w:r>
+              <w:rPr>
+                <w:color w:val="000000"/>
+              </w:rPr>
+              <w:t>PASSED</w:t>
+            </w:r>
+          </w:p>
+        </w:tc>
+      </w:tr>
+      <w:tr>
+        <w:tblPrEx>
+          <w:tblCellMar>
+            <w:top w:w="0" w:type="dxa"/>
+            <w:bottom w:w="0" w:type="dxa"/>
+          </w:tblCellMar>
+        </w:tblPrEx>
+        <w:tc>
+          <w:tcPr>
+            <w:tcW w:w="720" w:type="dxa"/>
+            <w:tcBorders>
+              <w:top w:val="single" w:sz="1" w:space="0" w:color="BBBBBB"/>
+              <w:left w:val="single" w:sz="1" w:space="0" w:color="BBBBBB"/>
+              <w:bottom w:val="single" w:sz="1" w:space="0" w:color="BBBBBB"/>
+              <w:right w:val="single" w:sz="1" w:space="0" w:color="BBBBBB"/>
+            </w:tcBorders>
+            <w:tcMar>
+              <w:top w:w="60" w:type="dxa"/>
+              <w:left w:w="120" w:type="dxa"/>
+              <w:bottom w:w="60" w:type="dxa"/>
+              <w:right w:w="120" w:type="dxa"/>
+            </w:tcMar>
+            <w:vAlign w:val="center"/>
+          </w:tcPr>
+          <w:p>
+            <w:r>
+              <w:rPr>
+                <w:color w:val="000000"/>
+              </w:rPr>
+              <w:t>3</w:t>
+            </w:r>
+          </w:p>
+        </w:tc>
+        <w:tc>
+          <w:tcPr>
+            <w:tcW w:w="2000" w:type="dxa"/>
+            <w:tcBorders>
+              <w:top w:val="single" w:sz="1" w:space="0" w:color="BBBBBB"/>
+              <w:left w:val="single" w:sz="1" w:space="0" w:color="BBBBBB"/>
+              <w:bottom w:val="single" w:sz="1" w:space="0" w:color="BBBBBB"/>
+              <w:right w:val="single" w:sz="1" w:space="0" w:color="BBBBBB"/>
+            </w:tcBorders>
+            <w:tcMar>
+              <w:top w:w="60" w:type="dxa"/>
+              <w:left w:w="120" w:type="dxa"/>
+              <w:bottom w:w="60" w:type="dxa"/>
+              <w:right w:w="120" w:type="dxa"/>
+            </w:tcMar>
+            <w:vAlign w:val="center"/>
+          </w:tcPr>
+          <w:p>
+            <w:r>
+              <w:rPr>
+                <w:color w:val="000000"/>
+              </w:rPr>
+              <w:t>FP rate measurement</w:t>
+            </w:r>
+          </w:p>
+        </w:tc>
+        <w:tc>
+          <w:tcPr>
+            <w:tcW w:w="1800" w:type="dxa"/>
+            <w:tcBorders>
+              <w:top w:val="single" w:sz="1" w:space="0" w:color="BBBBBB"/>
+              <w:left w:val="single" w:sz="1" w:space="0" w:color="BBBBBB"/>
+              <w:bottom w:val="single" w:sz="1" w:space="0" w:color="BBBBBB"/>
+              <w:right w:val="single" w:sz="1" w:space="0" w:color="BBBBBB"/>
+            </w:tcBorders>
+            <w:tcMar>
+              <w:top w:w="60" w:type="dxa"/>
+              <w:left w:w="120" w:type="dxa"/>
+              <w:bottom w:w="60" w:type="dxa"/>
+              <w:right w:w="120" w:type="dxa"/>
+            </w:tcMar>
+            <w:vAlign w:val="center"/>
+          </w:tcPr>
+          <w:p>
+            <w:pPr>
+              <w:jc w:val="center"/>
+            </w:pPr>
+            <w:r>
+              <w:rPr>
+                <w:color w:val="000000"/>
+              </w:rPr>
+              <w:t>n=5000, p=1%, q=50 000</w:t>
+            </w:r>
+          </w:p>
+        </w:tc>
+        <w:tc>
+          <w:tcPr>
+            <w:tcW w:w="1500" w:type="dxa"/>
+            <w:tcBorders>
+              <w:top w:val="single" w:sz="1" w:space="0" w:color="BBBBBB"/>
+              <w:left w:val="single" w:sz="1" w:space="0" w:color="BBBBBB"/>
+              <w:bottom w:val="single" w:sz="1" w:space="0" w:color="BBBBBB"/>
+              <w:right w:val="single" w:sz="1" w:space="0" w:color="BBBBBB"/>
+            </w:tcBorders>
+            <w:tcMar>
+              <w:top w:w="60" w:type="dxa"/>
+              <w:left w:w="120" w:type="dxa"/>
+              <w:bottom w:w="60" w:type="dxa"/>
+              <w:right w:w="120" w:type="dxa"/>
+            </w:tcMar>
+            <w:vAlign w:val="center"/>
+          </w:tcPr>
+          <w:p>
+            <w:pPr>
+              <w:jc w:val="center"/>
+            </w:pPr>
+            <w:r>
+              <w:rPr>
+                <w:color w:val="000000"/>
+              </w:rPr>
+              <w:t>FP ≤ 3%</w:t>
+            </w:r>
+          </w:p>
+        </w:tc>
+        <w:tc>
+          <w:tcPr>
+            <w:tcW w:w="1500" w:type="dxa"/>
+            <w:tcBorders>
+              <w:top w:val="single" w:sz="1" w:space="0" w:color="BBBBBB"/>
+              <w:left w:val="single" w:sz="1" w:space="0" w:color="BBBBBB"/>
+              <w:bottom w:val="single" w:sz="1" w:space="0" w:color="BBBBBB"/>
+              <w:right w:val="single" w:sz="1" w:space="0" w:color="BBBBBB"/>
+            </w:tcBorders>
+            <w:tcMar>
+              <w:top w:w="60" w:type="dxa"/>
+              <w:left w:w="120" w:type="dxa"/>
+              <w:bottom w:w="60" w:type="dxa"/>
+              <w:right w:w="120" w:type="dxa"/>
+            </w:tcMar>
+            <w:vAlign w:val="center"/>
+          </w:tcPr>
+          <w:p>
+            <w:pPr>
+              <w:jc w:val="center"/>
+            </w:pPr>
+            <w:r>
+              <w:rPr>
+                <w:color w:val="000000"/>
+              </w:rPr>
+              <w:t>FP = 1.10%</w:t>
+            </w:r>
+          </w:p>
+        </w:tc>
+        <w:tc>
+          <w:tcPr>
+            <w:tcW w:w="1120" w:type="dxa"/>
+            <w:tcBorders>
+              <w:top w:val="single" w:sz="1" w:space="0" w:color="BBBBBB"/>
+              <w:left w:val="single" w:sz="1" w:space="0" w:color="BBBBBB"/>
+              <w:bottom w:val="single" w:sz="1" w:space="0" w:color="BBBBBB"/>
+              <w:right w:val="single" w:sz="1" w:space="0" w:color="BBBBBB"/>
+            </w:tcBorders>
+            <w:tcMar>
+              <w:top w:w="60" w:type="dxa"/>
+              <w:left w:w="120" w:type="dxa"/>
+              <w:bottom w:w="60" w:type="dxa"/>
+              <w:right w:w="120" w:type="dxa"/>
+            </w:tcMar>
+            <w:vAlign w:val="center"/>
+          </w:tcPr>
+          <w:p>
+            <w:pPr>
+              <w:jc w:val="center"/>
+            </w:pPr>
+            <w:r>
+              <w:rPr>
+                <w:color w:val="000000"/>
+              </w:rPr>
+              <w:t>PASSED</w:t>
+            </w:r>
+          </w:p>
+        </w:tc>
+      </w:tr>
+      <w:tr>
+        <w:tblPrEx>
+          <w:tblCellMar>
+            <w:top w:w="0" w:type="dxa"/>
+            <w:bottom w:w="0" w:type="dxa"/>
+          </w:tblCellMar>
+        </w:tblPrEx>
+        <w:tc>
+          <w:tcPr>
+            <w:tcW w:w="720" w:type="dxa"/>
+            <w:tcBorders>
+              <w:top w:val="single" w:sz="1" w:space="0" w:color="BBBBBB"/>
+              <w:left w:val="single" w:sz="1" w:space="0" w:color="BBBBBB"/>
+              <w:bottom w:val="single" w:sz="1" w:space="0" w:color="BBBBBB"/>
+              <w:right w:val="single" w:sz="1" w:space="0" w:color="BBBBBB"/>
+            </w:tcBorders>
+            <w:tcMar>
+              <w:top w:w="60" w:type="dxa"/>
+              <w:left w:w="120" w:type="dxa"/>
+              <w:bottom w:w="60" w:type="dxa"/>
+              <w:right w:w="120" w:type="dxa"/>
+            </w:tcMar>
+            <w:vAlign w:val="center"/>
+          </w:tcPr>
+          <w:p>
+            <w:r>
+              <w:rPr>
+                <w:color w:val="000000"/>
+              </w:rPr>
+              <w:t>4</w:t>
+            </w:r>
+          </w:p>
+        </w:tc>
+        <w:tc>
+          <w:tcPr>
+            <w:tcW w:w="2000" w:type="dxa"/>
+            <w:tcBorders>
+              <w:top w:val="single" w:sz="1" w:space="0" w:color="BBBBBB"/>
+              <w:left w:val="single" w:sz="1" w:space="0" w:color="BBBBBB"/>
+              <w:bottom w:val="single" w:sz="1" w:space="0" w:color="BBBBBB"/>
+              <w:right w:val="single" w:sz="1" w:space="0" w:color="BBBBBB"/>
+            </w:tcBorders>
+            <w:tcMar>
+              <w:top w:w="60" w:type="dxa"/>
+              <w:left w:w="120" w:type="dxa"/>
+              <w:bottom w:w="60" w:type="dxa"/>
+              <w:right w:w="120" w:type="dxa"/>
+            </w:tcMar>
+            <w:vAlign w:val="center"/>
+          </w:tcPr>
+          <w:p>
+            <w:r>
+              <w:rPr>
+                <w:color w:val="000000"/>
+              </w:rPr>
+              <w:t>Manual params m=100 k=3</w:t>
+            </w:r>
+          </w:p>
+        </w:tc>
+        <w:tc>
+          <w:tcPr>
+            <w:tcW w:w="1800" w:type="dxa"/>
+            <w:tcBorders>
+              <w:top w:val="single" w:sz="1" w:space="0" w:color="BBBBBB"/>
+              <w:left w:val="single" w:sz="1" w:space="0" w:color="BBBBBB"/>
+              <w:bottom w:val="single" w:sz="1" w:space="0" w:color="BBBBBB"/>
+              <w:right w:val="single" w:sz="1" w:space="0" w:color="BBBBBB"/>
+            </w:tcBorders>
+            <w:tcMar>
+              <w:top w:w="60" w:type="dxa"/>
+              <w:left w:w="120" w:type="dxa"/>
+              <w:bottom w:w="60" w:type="dxa"/>
+              <w:right w:w="120" w:type="dxa"/>
+            </w:tcMar>
+            <w:vAlign w:val="center"/>
+          </w:tcPr>
+          <w:p>
+            <w:pPr>
+              <w:jc w:val="center"/>
+            </w:pPr>
+            <w:r>
+              <w:rPr>
+                <w:color w:val="000000"/>
+              </w:rPr>
+              <w:t>3 items inserted</w:t>
+            </w:r>
+          </w:p>
+        </w:tc>
+        <w:tc>
+          <w:tcPr>
+            <w:tcW w:w="1500" w:type="dxa"/>
+            <w:tcBorders>
+              <w:top w:val="single" w:sz="1" w:space="0" w:color="BBBBBB"/>
+              <w:left w:val="single" w:sz="1" w:space="0" w:color="BBBBBB"/>
+              <w:bottom w:val="single" w:sz="1" w:space="0" w:color="BBBBBB"/>
+              <w:right w:val="single" w:sz="1" w:space="0" w:color="BBBBBB"/>
+            </w:tcBorders>
+            <w:tcMar>
+              <w:top w:w="60" w:type="dxa"/>
+              <w:left w:w="120" w:type="dxa"/>
+              <w:bottom w:w="60" w:type="dxa"/>
+              <w:right w:w="120" w:type="dxa"/>
+            </w:tcMar>
+            <w:vAlign w:val="center"/>
+          </w:tcPr>
+          <w:p>
+            <w:pPr>
+              <w:jc w:val="center"/>
+            </w:pPr>
+            <w:r>
+              <w:rPr>
+                <w:color w:val="000000"/>
+              </w:rPr>
+              <w:t>All found, FP low</w:t>
+            </w:r>
+          </w:p>
+        </w:tc>
+        <w:tc>
+          <w:tcPr>
+            <w:tcW w:w="1500" w:type="dxa"/>
+            <w:tcBorders>
+              <w:top w:val="single" w:sz="1" w:space="0" w:color="BBBBBB"/>
+              <w:left w:val="single" w:sz="1" w:space="0" w:color="BBBBBB"/>
+              <w:bottom w:val="single" w:sz="1" w:space="0" w:color="BBBBBB"/>
+              <w:right w:val="single" w:sz="1" w:space="0" w:color="BBBBBB"/>
+            </w:tcBorders>
+            <w:tcMar>
+              <w:top w:w="60" w:type="dxa"/>
+              <w:left w:w="120" w:type="dxa"/>
+              <w:bottom w:w="60" w:type="dxa"/>
+              <w:right w:w="120" w:type="dxa"/>
+            </w:tcMar>
+            <w:vAlign w:val="center"/>
+          </w:tcPr>
+          <w:p>
+            <w:pPr>
+              <w:jc w:val="center"/>
+            </w:pPr>
+            <w:r>
+              <w:rPr>
+                <w:color w:val="000000"/>
+              </w:rPr>
+              <w:t>1000/1000 absent</w:t>
+            </w:r>
+          </w:p>
+        </w:tc>
+        <w:tc>
+          <w:tcPr>
+            <w:tcW w:w="1120" w:type="dxa"/>
+            <w:tcBorders>
+              <w:top w:val="single" w:sz="1" w:space="0" w:color="BBBBBB"/>
+              <w:left w:val="single" w:sz="1" w:space="0" w:color="BBBBBB"/>
+              <w:bottom w:val="single" w:sz="1" w:space="0" w:color="BBBBBB"/>
+              <w:right w:val="single" w:sz="1" w:space="0" w:color="BBBBBB"/>
+            </w:tcBorders>
+            <w:tcMar>
+              <w:top w:w="60" w:type="dxa"/>
+              <w:left w:w="120" w:type="dxa"/>
+              <w:bottom w:w="60" w:type="dxa"/>
+              <w:right w:w="120" w:type="dxa"/>
+            </w:tcMar>
+            <w:vAlign w:val="center"/>
+          </w:tcPr>
+          <w:p>
+            <w:pPr>
+              <w:jc w:val="center"/>
+            </w:pPr>
+            <w:r>
+              <w:rPr>
+                <w:color w:val="000000"/>
+              </w:rPr>
+              <w:t>PASSED</w:t>
+            </w:r>
+          </w:p>
+        </w:tc>
+      </w:tr>
+      <w:tr>
+        <w:tblPrEx>
+          <w:tblCellMar>
+            <w:top w:w="0" w:type="dxa"/>
+            <w:bottom w:w="0" w:type="dxa"/>
+          </w:tblCellMar>
+        </w:tblPrEx>
+        <w:tc>
+          <w:tcPr>
+            <w:tcW w:w="720" w:type="dxa"/>
+            <w:tcBorders>
+              <w:top w:val="single" w:sz="1" w:space="0" w:color="BBBBBB"/>
+              <w:left w:val="single" w:sz="1" w:space="0" w:color="BBBBBB"/>
+              <w:bottom w:val="single" w:sz="1" w:space="0" w:color="BBBBBB"/>
+              <w:right w:val="single" w:sz="1" w:space="0" w:color="BBBBBB"/>
+            </w:tcBorders>
+            <w:tcMar>
+              <w:top w:w="60" w:type="dxa"/>
+              <w:left w:w="120" w:type="dxa"/>
+              <w:bottom w:w="60" w:type="dxa"/>
+              <w:right w:w="120" w:type="dxa"/>
+            </w:tcMar>
+            <w:vAlign w:val="center"/>
+          </w:tcPr>
+          <w:p>
+            <w:r>
+              <w:rPr>
+                <w:color w:val="000000"/>
+              </w:rPr>
+              <w:t>5</w:t>
+            </w:r>
+          </w:p>
+        </w:tc>
+        <w:tc>
+          <w:tcPr>
+            <w:tcW w:w="2000" w:type="dxa"/>
+            <w:tcBorders>
+              <w:top w:val="single" w:sz="1" w:space="0" w:color="BBBBBB"/>
+              <w:left w:val="single" w:sz="1" w:space="0" w:color="BBBBBB"/>
+              <w:bottom w:val="single" w:sz="1" w:space="0" w:color="BBBBBB"/>
+              <w:right w:val="single" w:sz="1" w:space="0" w:color="BBBBBB"/>
+            </w:tcBorders>
+            <w:tcMar>
+              <w:top w:w="60" w:type="dxa"/>
+              <w:left w:w="120" w:type="dxa"/>
+              <w:bottom w:w="60" w:type="dxa"/>
+              <w:right w:w="120" w:type="dxa"/>
+            </w:tcMar>
+            <w:vAlign w:val="center"/>
+          </w:tcPr>
+          <w:p>
+            <w:r>
+              <w:rPr>
+                <w:color w:val="000000"/>
+              </w:rPr>
+              <w:t>Varying FP targets</w:t>
+            </w:r>
+          </w:p>
+        </w:tc>
+        <w:tc>
+          <w:tcPr>
+            <w:tcW w:w="1800" w:type="dxa"/>
+            <w:tcBorders>
+              <w:top w:val="single" w:sz="1" w:space="0" w:color="BBBBBB"/>
+              <w:left w:val="single" w:sz="1" w:space="0" w:color="BBBBBB"/>
+              <w:bottom w:val="single" w:sz="1" w:space="0" w:color="BBBBBB"/>
+              <w:right w:val="single" w:sz="1" w:space="0" w:color="BBBBBB"/>
+            </w:tcBorders>
+            <w:tcMar>
+              <w:top w:w="60" w:type="dxa"/>
+              <w:left w:w="120" w:type="dxa"/>
+              <w:bottom w:w="60" w:type="dxa"/>
+              <w:right w:w="120" w:type="dxa"/>
+            </w:tcMar>
+            <w:vAlign w:val="center"/>
+          </w:tcPr>
+          <w:p>
+            <w:pPr>
+              <w:jc w:val="center"/>
+            </w:pPr>
+            <w:r>
+              <w:rPr>
+                <w:color w:val="000000"/>
+              </w:rPr>
+              <w:t>n=10000, p=1/0.1/0.01%</w:t>
+            </w:r>
+          </w:p>
+        </w:tc>
+        <w:tc>
+          <w:tcPr>
+            <w:tcW w:w="1500" w:type="dxa"/>
+            <w:tcBorders>
+              <w:top w:val="single" w:sz="1" w:space="0" w:color="BBBBBB"/>
+              <w:left w:val="single" w:sz="1" w:space="0" w:color="BBBBBB"/>
+              <w:bottom w:val="single" w:sz="1" w:space="0" w:color="BBBBBB"/>
+              <w:right w:val="single" w:sz="1" w:space="0" w:color="BBBBBB"/>
+            </w:tcBorders>
+            <w:tcMar>
+              <w:top w:w="60" w:type="dxa"/>
+              <w:left w:w="120" w:type="dxa"/>
+              <w:bottom w:w="60" w:type="dxa"/>
+              <w:right w:w="120" w:type="dxa"/>
+            </w:tcMar>
+            <w:vAlign w:val="center"/>
+          </w:tcPr>
+          <w:p>
+            <w:pPr>
+              <w:jc w:val="center"/>
+            </w:pPr>
+            <w:r>
+              <w:rPr>
+                <w:color w:val="000000"/>
+              </w:rPr>
+              <w:t>Sizes grow ~1.5×</w:t>
+            </w:r>
+          </w:p>
+        </w:tc>
+        <w:tc>
+          <w:tcPr>
+            <w:tcW w:w="1500" w:type="dxa"/>
+            <w:tcBorders>
+              <w:top w:val="single" w:sz="1" w:space="0" w:color="BBBBBB"/>
+              <w:left w:val="single" w:sz="1" w:space="0" w:color="BBBBBB"/>
+              <w:bottom w:val="single" w:sz="1" w:space="0" w:color="BBBBBB"/>
+              <w:right w:val="single" w:sz="1" w:space="0" w:color="BBBBBB"/>
+            </w:tcBorders>
+            <w:tcMar>
+              <w:top w:w="60" w:type="dxa"/>
+              <w:left w:w="120" w:type="dxa"/>
+              <w:bottom w:w="60" w:type="dxa"/>
+              <w:right w:w="120" w:type="dxa"/>
+            </w:tcMar>
+            <w:vAlign w:val="center"/>
+          </w:tcPr>
+          <w:p>
+            <w:pPr>
+              <w:jc w:val="center"/>
+            </w:pPr>
+            <w:r>
+              <w:rPr>
+                <w:color w:val="000000"/>
+              </w:rPr>
+              <w:t>11.7/17.6/23.4 KB</w:t>
+            </w:r>
+          </w:p>
+        </w:tc>
+        <w:tc>
+          <w:tcPr>
+            <w:tcW w:w="1120" w:type="dxa"/>
+            <w:tcBorders>
+              <w:top w:val="single" w:sz="1" w:space="0" w:color="BBBBBB"/>
+              <w:left w:val="single" w:sz="1" w:space="0" w:color="BBBBBB"/>
+              <w:bottom w:val="single" w:sz="1" w:space="0" w:color="BBBBBB"/>
+              <w:right w:val="single" w:sz="1" w:space="0" w:color="BBBBBB"/>
+            </w:tcBorders>
+            <w:tcMar>
+              <w:top w:w="60" w:type="dxa"/>
+              <w:left w:w="120" w:type="dxa"/>
+              <w:bottom w:w="60" w:type="dxa"/>
+              <w:right w:w="120" w:type="dxa"/>
+            </w:tcMar>
+            <w:vAlign w:val="center"/>
+          </w:tcPr>
+          <w:p>
+            <w:pPr>
+              <w:jc w:val="center"/>
+            </w:pPr>
+            <w:r>
+              <w:rPr>
+                <w:color w:val="000000"/>
+              </w:rPr>
+              <w:t>PASSED</w:t>
+            </w:r>
+          </w:p>
+        </w:tc>
+      </w:tr>
+      <w:tr>
+        <w:tblPrEx>
+          <w:tblCellMar>
+            <w:top w:w="0" w:type="dxa"/>
+            <w:bottom w:w="0" w:type="dxa"/>
+          </w:tblCellMar>
+        </w:tblPrEx>
+        <w:tc>
+          <w:tcPr>
+            <w:tcW w:w="720" w:type="dxa"/>
+            <w:tcBorders>
+              <w:top w:val="single" w:sz="1" w:space="0" w:color="BBBBBB"/>
+              <w:left w:val="single" w:sz="1" w:space="0" w:color="BBBBBB"/>
+              <w:bottom w:val="single" w:sz="1" w:space="0" w:color="BBBBBB"/>
+              <w:right w:val="single" w:sz="1" w:space="0" w:color="BBBBBB"/>
+            </w:tcBorders>
+            <w:tcMar>
+              <w:top w:w="60" w:type="dxa"/>
+              <w:left w:w="120" w:type="dxa"/>
+              <w:bottom w:w="60" w:type="dxa"/>
+              <w:right w:w="120" w:type="dxa"/>
+            </w:tcMar>
+            <w:vAlign w:val="center"/>
+          </w:tcPr>
+          <w:p>
+            <w:r>
+              <w:rPr>
+                <w:color w:val="000000"/>
+              </w:rPr>
+              <w:t>6</w:t>
+            </w:r>
+          </w:p>
+        </w:tc>
+        <w:tc>
+          <w:tcPr>
+            <w:tcW w:w="2000" w:type="dxa"/>
+            <w:tcBorders>
+              <w:top w:val="single" w:sz="1" w:space="0" w:color="BBBBBB"/>
+              <w:left w:val="single" w:sz="1" w:space="0" w:color="BBBBBB"/>
+              <w:bottom w:val="single" w:sz="1" w:space="0" w:color="BBBBBB"/>
+              <w:right w:val="single" w:sz="1" w:space="0" w:color="BBBBBB"/>
+            </w:tcBorders>
+            <w:tcMar>
+              <w:top w:w="60" w:type="dxa"/>
+              <w:left w:w="120" w:type="dxa"/>
+              <w:bottom w:w="60" w:type="dxa"/>
+              <w:right w:w="120" w:type="dxa"/>
+            </w:tcMar>
+            <w:vAlign w:val="center"/>
+          </w:tcPr>
+          <w:p>
+            <w:r>
+              <w:rPr>
+                <w:color w:val="000000"/>
+              </w:rPr>
+              <w:t>Saturation 3×</w:t>
+            </w:r>
+          </w:p>
+        </w:tc>
+        <w:tc>
+          <w:tcPr>
+            <w:tcW w:w="1800" w:type="dxa"/>
+            <w:tcBorders>
+              <w:top w:val="single" w:sz="1" w:space="0" w:color="BBBBBB"/>
+              <w:left w:val="single" w:sz="1" w:space="0" w:color="BBBBBB"/>
+              <w:bottom w:val="single" w:sz="1" w:space="0" w:color="BBBBBB"/>
+              <w:right w:val="single" w:sz="1" w:space="0" w:color="BBBBBB"/>
+            </w:tcBorders>
+            <w:tcMar>
+              <w:top w:w="60" w:type="dxa"/>
+              <w:left w:w="120" w:type="dxa"/>
+              <w:bottom w:w="60" w:type="dxa"/>
+              <w:right w:w="120" w:type="dxa"/>
+            </w:tcMar>
+            <w:vAlign w:val="center"/>
+          </w:tcPr>
+          <w:p>
+            <w:pPr>
+              <w:jc w:val="center"/>
+            </w:pPr>
+            <w:r>
+              <w:rPr>
+                <w:color w:val="000000"/>
+              </w:rPr>
+              <w:t>3000 into cap=1000</w:t>
+            </w:r>
+          </w:p>
+        </w:tc>
+        <w:tc>
+          <w:tcPr>
+            <w:tcW w:w="1500" w:type="dxa"/>
+            <w:tcBorders>
+              <w:top w:val="single" w:sz="1" w:space="0" w:color="BBBBBB"/>
+              <w:left w:val="single" w:sz="1" w:space="0" w:color="BBBBBB"/>
+              <w:bottom w:val="single" w:sz="1" w:space="0" w:color="BBBBBB"/>
+              <w:right w:val="single" w:sz="1" w:space="0" w:color="BBBBBB"/>
+            </w:tcBorders>
+            <w:tcMar>
+              <w:top w:w="60" w:type="dxa"/>
+              <w:left w:w="120" w:type="dxa"/>
+              <w:bottom w:w="60" w:type="dxa"/>
+              <w:right w:w="120" w:type="dxa"/>
+            </w:tcMar>
+            <w:vAlign w:val="center"/>
+          </w:tcPr>
+          <w:p>
+            <w:pPr>
+              <w:jc w:val="center"/>
+            </w:pPr>
+            <w:r>
+              <w:rPr>
+                <w:color w:val="000000"/>
+              </w:rPr>
+              <w:t>FP ↑, FN=0</w:t>
+            </w:r>
+          </w:p>
+        </w:tc>
+        <w:tc>
+          <w:tcPr>
+            <w:tcW w:w="1500" w:type="dxa"/>
+            <w:tcBorders>
+              <w:top w:val="single" w:sz="1" w:space="0" w:color="BBBBBB"/>
+              <w:left w:val="single" w:sz="1" w:space="0" w:color="BBBBBB"/>
+              <w:bottom w:val="single" w:sz="1" w:space="0" w:color="BBBBBB"/>
+              <w:right w:val="single" w:sz="1" w:space="0" w:color="BBBBBB"/>
+            </w:tcBorders>
+            <w:tcMar>
+              <w:top w:w="60" w:type="dxa"/>
+              <w:left w:w="120" w:type="dxa"/>
+              <w:bottom w:w="60" w:type="dxa"/>
+              <w:right w:w="120" w:type="dxa"/>
+            </w:tcMar>
+            <w:vAlign w:val="center"/>
+          </w:tcPr>
+          <w:p>
+            <w:pPr>
+              <w:jc w:val="center"/>
+            </w:pPr>
+            <w:r>
+              <w:rPr>
+                <w:color w:val="000000"/>
+              </w:rPr>
+              <w:t>FP=43.6%, FN=0</w:t>
+            </w:r>
+          </w:p>
+        </w:tc>
+        <w:tc>
+          <w:tcPr>
+            <w:tcW w:w="1120" w:type="dxa"/>
+            <w:tcBorders>
+              <w:top w:val="single" w:sz="1" w:space="0" w:color="BBBBBB"/>
+              <w:left w:val="single" w:sz="1" w:space="0" w:color="BBBBBB"/>
+              <w:bottom w:val="single" w:sz="1" w:space="0" w:color="BBBBBB"/>
+              <w:right w:val="single" w:sz="1" w:space="0" w:color="BBBBBB"/>
+            </w:tcBorders>
+            <w:tcMar>
+              <w:top w:w="60" w:type="dxa"/>
+              <w:left w:w="120" w:type="dxa"/>
+              <w:bottom w:w="60" w:type="dxa"/>
+              <w:right w:w="120" w:type="dxa"/>
+            </w:tcMar>
+            <w:vAlign w:val="center"/>
+          </w:tcPr>
+          <w:p>
+            <w:pPr>
+              <w:jc w:val="center"/>
+            </w:pPr>
+            <w:r>
+              <w:rPr>
+                <w:color w:val="000000"/>
+              </w:rPr>
+              <w:t>PASSED</w:t>
+            </w:r>
+          </w:p>
+        </w:tc>
+      </w:tr>
+      <w:tr>
+        <w:tblPrEx>
+          <w:tblCellMar>
+            <w:top w:w="0" w:type="dxa"/>
+            <w:bottom w:w="0" w:type="dxa"/>
+          </w:tblCellMar>
+        </w:tblPrEx>
+        <w:tc>
+          <w:tcPr>
+            <w:tcW w:w="720" w:type="dxa"/>
+            <w:tcBorders>
+              <w:top w:val="single" w:sz="1" w:space="0" w:color="BBBBBB"/>
+              <w:left w:val="single" w:sz="1" w:space="0" w:color="BBBBBB"/>
+              <w:bottom w:val="single" w:sz="1" w:space="0" w:color="BBBBBB"/>
+              <w:right w:val="single" w:sz="1" w:space="0" w:color="BBBBBB"/>
+            </w:tcBorders>
+            <w:tcMar>
+              <w:top w:w="60" w:type="dxa"/>
+              <w:left w:w="120" w:type="dxa"/>
+              <w:bottom w:w="60" w:type="dxa"/>
+              <w:right w:w="120" w:type="dxa"/>
+            </w:tcMar>
+            <w:vAlign w:val="center"/>
+          </w:tcPr>
+          <w:p>
+            <w:r>
+              <w:rPr>
+                <w:color w:val="000000"/>
+              </w:rPr>
+              <w:t>7</w:t>
+            </w:r>
+          </w:p>
+        </w:tc>
+        <w:tc>
+          <w:tcPr>
+            <w:tcW w:w="2000" w:type="dxa"/>
+            <w:tcBorders>
+              <w:top w:val="single" w:sz="1" w:space="0" w:color="BBBBBB"/>
+              <w:left w:val="single" w:sz="1" w:space="0" w:color="BBBBBB"/>
+              <w:bottom w:val="single" w:sz="1" w:space="0" w:color="BBBBBB"/>
+              <w:right w:val="single" w:sz="1" w:space="0" w:color="BBBBBB"/>
+            </w:tcBorders>
+            <w:tcMar>
+              <w:top w:w="60" w:type="dxa"/>
+              <w:left w:w="120" w:type="dxa"/>
+              <w:bottom w:w="60" w:type="dxa"/>
+              <w:right w:w="120" w:type="dxa"/>
+            </w:tcMar>
+            <w:vAlign w:val="center"/>
+          </w:tcPr>
+          <w:p>
+            <w:r>
+              <w:rPr>
+                <w:color w:val="000000"/>
+              </w:rPr>
+              <w:t>Clear and reuse</w:t>
+            </w:r>
+          </w:p>
+        </w:tc>
+        <w:tc>
+          <w:tcPr>
+            <w:tcW w:w="1800" w:type="dxa"/>
+            <w:tcBorders>
+              <w:top w:val="single" w:sz="1" w:space="0" w:color="BBBBBB"/>
+              <w:left w:val="single" w:sz="1" w:space="0" w:color="BBBBBB"/>
+              <w:bottom w:val="single" w:sz="1" w:space="0" w:color="BBBBBB"/>
+              <w:right w:val="single" w:sz="1" w:space="0" w:color="BBBBBB"/>
+            </w:tcBorders>
+            <w:tcMar>
+              <w:top w:w="60" w:type="dxa"/>
+              <w:left w:w="120" w:type="dxa"/>
+              <w:bottom w:w="60" w:type="dxa"/>
+              <w:right w:w="120" w:type="dxa"/>
+            </w:tcMar>
+            <w:vAlign w:val="center"/>
+          </w:tcPr>
+          <w:p>
+            <w:pPr>
+              <w:jc w:val="center"/>
+            </w:pPr>
+            <w:r>
+              <w:rPr>
+                <w:color w:val="000000"/>
+              </w:rPr>
+              <w:t>add→clear→add</w:t>
+            </w:r>
+          </w:p>
+        </w:tc>
+        <w:tc>
+          <w:tcPr>
+            <w:tcW w:w="1500" w:type="dxa"/>
+            <w:tcBorders>
+              <w:top w:val="single" w:sz="1" w:space="0" w:color="BBBBBB"/>
+              <w:left w:val="single" w:sz="1" w:space="0" w:color="BBBBBB"/>
+              <w:bottom w:val="single" w:sz="1" w:space="0" w:color="BBBBBB"/>
+              <w:right w:val="single" w:sz="1" w:space="0" w:color="BBBBBB"/>
+            </w:tcBorders>
+            <w:tcMar>
+              <w:top w:w="60" w:type="dxa"/>
+              <w:left w:w="120" w:type="dxa"/>
+              <w:bottom w:w="60" w:type="dxa"/>
+              <w:right w:w="120" w:type="dxa"/>
+            </w:tcMar>
+            <w:vAlign w:val="center"/>
+          </w:tcPr>
+          <w:p>
+            <w:pPr>
+              <w:jc w:val="center"/>
+            </w:pPr>
+            <w:r>
+              <w:rPr>
+                <w:color w:val="000000"/>
+              </w:rPr>
+              <w:t>setBits=0 after clear</w:t>
+            </w:r>
+          </w:p>
+        </w:tc>
+        <w:tc>
+          <w:tcPr>
+            <w:tcW w:w="1500" w:type="dxa"/>
+            <w:tcBorders>
+              <w:top w:val="single" w:sz="1" w:space="0" w:color="BBBBBB"/>
+              <w:left w:val="single" w:sz="1" w:space="0" w:color="BBBBBB"/>
+              <w:bottom w:val="single" w:sz="1" w:space="0" w:color="BBBBBB"/>
+              <w:right w:val="single" w:sz="1" w:space="0" w:color="BBBBBB"/>
+            </w:tcBorders>
+            <w:tcMar>
+              <w:top w:w="60" w:type="dxa"/>
+              <w:left w:w="120" w:type="dxa"/>
+              <w:bottom w:w="60" w:type="dxa"/>
+              <w:right w:w="120" w:type="dxa"/>
+            </w:tcMar>
+            <w:vAlign w:val="center"/>
+          </w:tcPr>
+          <w:p>
+            <w:pPr>
+              <w:jc w:val="center"/>
+            </w:pPr>
+            <w:r>
+              <w:rPr>
+                <w:color w:val="000000"/>
+              </w:rPr>
+              <w:t>setBits=0</w:t>
+            </w:r>
+          </w:p>
+        </w:tc>
+        <w:tc>
+          <w:tcPr>
+            <w:tcW w:w="1120" w:type="dxa"/>
+            <w:tcBorders>
+              <w:top w:val="single" w:sz="1" w:space="0" w:color="BBBBBB"/>
+              <w:left w:val="single" w:sz="1" w:space="0" w:color="BBBBBB"/>
+              <w:bottom w:val="single" w:sz="1" w:space="0" w:color="BBBBBB"/>
+              <w:right w:val="single" w:sz="1" w:space="0" w:color="BBBBBB"/>
+            </w:tcBorders>
+            <w:tcMar>
+              <w:top w:w="60" w:type="dxa"/>
+              <w:left w:w="120" w:type="dxa"/>
+              <w:bottom w:w="60" w:type="dxa"/>
+              <w:right w:w="120" w:type="dxa"/>
+            </w:tcMar>
+            <w:vAlign w:val="center"/>
+          </w:tcPr>
+          <w:p>
+            <w:pPr>
+              <w:jc w:val="center"/>
+            </w:pPr>
+            <w:r>
+              <w:rPr>
+                <w:color w:val="000000"/>
+              </w:rPr>
+              <w:t>PASSED</w:t>
+            </w:r>
+          </w:p>
+        </w:tc>
+      </w:tr>
+      <w:tr>
+        <w:tblPrEx>
+          <w:tblCellMar>
+            <w:top w:w="0" w:type="dxa"/>
+            <w:bottom w:w="0" w:type="dxa"/>
+          </w:tblCellMar>
+        </w:tblPrEx>
+        <w:tc>
+          <w:tcPr>
+            <w:tcW w:w="720" w:type="dxa"/>
+            <w:tcBorders>
+              <w:top w:val="single" w:sz="1" w:space="0" w:color="BBBBBB"/>
+              <w:left w:val="single" w:sz="1" w:space="0" w:color="BBBBBB"/>
+              <w:bottom w:val="single" w:sz="1" w:space="0" w:color="BBBBBB"/>
+              <w:right w:val="single" w:sz="1" w:space="0" w:color="BBBBBB"/>
+            </w:tcBorders>
+            <w:tcMar>
+              <w:top w:w="60" w:type="dxa"/>
+              <w:left w:w="120" w:type="dxa"/>
+              <w:bottom w:w="60" w:type="dxa"/>
+              <w:right w:w="120" w:type="dxa"/>
+            </w:tcMar>
+            <w:vAlign w:val="center"/>
+          </w:tcPr>
+          <w:p>
+            <w:r>
+              <w:rPr>
+                <w:color w:val="000000"/>
+              </w:rPr>
+              <w:t>8</w:t>
+            </w:r>
+          </w:p>
+        </w:tc>
+        <w:tc>
+          <w:tcPr>
+            <w:tcW w:w="2000" w:type="dxa"/>
+            <w:tcBorders>
+              <w:top w:val="single" w:sz="1" w:space="0" w:color="BBBBBB"/>
+              <w:left w:val="single" w:sz="1" w:space="0" w:color="BBBBBB"/>
+              <w:bottom w:val="single" w:sz="1" w:space="0" w:color="BBBBBB"/>
+              <w:right w:val="single" w:sz="1" w:space="0" w:color="BBBBBB"/>
+            </w:tcBorders>
+            <w:tcMar>
+              <w:top w:w="60" w:type="dxa"/>
+              <w:left w:w="120" w:type="dxa"/>
+              <w:bottom w:w="60" w:type="dxa"/>
+              <w:right w:w="120" w:type="dxa"/>
+            </w:tcMar>
+            <w:vAlign w:val="center"/>
+          </w:tcPr>
+          <w:p>
+            <w:r>
+              <w:rPr>
+                <w:color w:val="000000"/>
+              </w:rPr>
+              <w:t>Stress: 100 000 items</w:t>
+            </w:r>
+          </w:p>
+        </w:tc>
+        <w:tc>
+          <w:tcPr>
+            <w:tcW w:w="1800" w:type="dxa"/>
+            <w:tcBorders>
+              <w:top w:val="single" w:sz="1" w:space="0" w:color="BBBBBB"/>
+              <w:left w:val="single" w:sz="1" w:space="0" w:color="BBBBBB"/>
+              <w:bottom w:val="single" w:sz="1" w:space="0" w:color="BBBBBB"/>
+              <w:right w:val="single" w:sz="1" w:space="0" w:color="BBBBBB"/>
+            </w:tcBorders>
+            <w:tcMar>
+              <w:top w:w="60" w:type="dxa"/>
+              <w:left w:w="120" w:type="dxa"/>
+              <w:bottom w:w="60" w:type="dxa"/>
+              <w:right w:w="120" w:type="dxa"/>
+            </w:tcMar>
+            <w:vAlign w:val="center"/>
+          </w:tcPr>
+          <w:p>
+            <w:pPr>
+              <w:jc w:val="center"/>
+            </w:pPr>
+            <w:r>
+              <w:rPr>
+                <w:color w:val="000000"/>
+              </w:rPr>
+              <w:t>n=100k, p=0.1%, q=200k</w:t>
+            </w:r>
+          </w:p>
+        </w:tc>
+        <w:tc>
+          <w:tcPr>
+            <w:tcW w:w="1500" w:type="dxa"/>
+            <w:tcBorders>
+              <w:top w:val="single" w:sz="1" w:space="0" w:color="BBBBBB"/>
+              <w:left w:val="single" w:sz="1" w:space="0" w:color="BBBBBB"/>
+              <w:bottom w:val="single" w:sz="1" w:space="0" w:color="BBBBBB"/>
+              <w:right w:val="single" w:sz="1" w:space="0" w:color="BBBBBB"/>
+            </w:tcBorders>
+            <w:tcMar>
+              <w:top w:w="60" w:type="dxa"/>
+              <w:left w:w="120" w:type="dxa"/>
+              <w:bottom w:w="60" w:type="dxa"/>
+              <w:right w:w="120" w:type="dxa"/>
+            </w:tcMar>
+            <w:vAlign w:val="center"/>
+          </w:tcPr>
+          <w:p>
+            <w:pPr>
+              <w:jc w:val="center"/>
+            </w:pPr>
+            <w:r>
+              <w:rPr>
+                <w:color w:val="000000"/>
+              </w:rPr>
+              <w:t>FP≤0.5%, FN=0</w:t>
+            </w:r>
+          </w:p>
+        </w:tc>
+        <w:tc>
+          <w:tcPr>
+            <w:tcW w:w="1500" w:type="dxa"/>
+            <w:tcBorders>
+              <w:top w:val="single" w:sz="1" w:space="0" w:color="BBBBBB"/>
+              <w:left w:val="single" w:sz="1" w:space="0" w:color="BBBBBB"/>
+              <w:bottom w:val="single" w:sz="1" w:space="0" w:color="BBBBBB"/>
+              <w:right w:val="single" w:sz="1" w:space="0" w:color="BBBBBB"/>
+            </w:tcBorders>
+            <w:tcMar>
+              <w:top w:w="60" w:type="dxa"/>
+              <w:left w:w="120" w:type="dxa"/>
+              <w:bottom w:w="60" w:type="dxa"/>
+              <w:right w:w="120" w:type="dxa"/>
+            </w:tcMar>
+            <w:vAlign w:val="center"/>
+          </w:tcPr>
+          <w:p>
+            <w:pPr>
+              <w:jc w:val="center"/>
+            </w:pPr>
+            <w:r>
+              <w:rPr>
+                <w:color w:val="000000"/>
+              </w:rPr>
+              <w:t>FP=0.093%, FN=0</w:t>
+            </w:r>
+          </w:p>
+        </w:tc>
+        <w:tc>
+          <w:tcPr>
+            <w:tcW w:w="1120" w:type="dxa"/>
+            <w:tcBorders>
+              <w:top w:val="single" w:sz="1" w:space="0" w:color="BBBBBB"/>
+              <w:left w:val="single" w:sz="1" w:space="0" w:color="BBBBBB"/>
+              <w:bottom w:val="single" w:sz="1" w:space="0" w:color="BBBBBB"/>
+              <w:right w:val="single" w:sz="1" w:space="0" w:color="BBBBBB"/>
+            </w:tcBorders>
+            <w:tcMar>
+              <w:top w:w="60" w:type="dxa"/>
+              <w:left w:w="120" w:type="dxa"/>
+              <w:bottom w:w="60" w:type="dxa"/>
+              <w:right w:w="120" w:type="dxa"/>
+            </w:tcMar>
+            <w:vAlign w:val="center"/>
+          </w:tcPr>
+          <w:p>
+            <w:pPr>
+              <w:jc w:val="center"/>
+            </w:pPr>
+            <w:r>
+              <w:rPr>
+                <w:color w:val="000000"/>
+              </w:rPr>
+              <w:t>PASSED</w:t>
+            </w:r>
+          </w:p>
+        </w:tc>
+      </w:tr>
+    </w:tbl>
+    <w:p>
+      <w:pPr>
+        <w:spacing w:line="160" w:lineRule="exact"/>
+      </w:pPr>
+    </w:p>
+    <w:p>
+      <w:pPr>
+        <w:spacing w:before="80" w:after="80" w:line="360" w:lineRule="auto"/>
+        <w:ind w:firstLine="720"/>
+        <w:jc w:val="both"/>
+      </w:pPr>
+      <w:r>
+        <w:rPr>
+          <w:color w:val="000000"/>
+        </w:rPr>
+        <w:t>The stress test (Test 8) achieved a measured false positive rate of 0.093%, which is below the 0.1% target, confirming that the double-hashing scheme together with the Murmur3-based hash produces well-distributed bit positions for large, randomised key sets. Insert time for 100 000 elements was approximately 233 ms and lookup time was approximately 97 ms on a single-threaded execution.</w:t>
+      </w:r>
+    </w:p>
+    <w:p>
+      <w:pPr>
+        <w:pStyle w:val="Heading1"/>
+        <w:spacing w:after="120"/>
+      </w:pPr>
+      <w:r>
+        <w:t>8. Conclusions</w:t>
+      </w:r>
+    </w:p>
+    <w:p>
+      <w:pPr>
+        <w:spacing w:before="80" w:after="80" w:line="360" w:lineRule="auto"/>
+        <w:ind w:firstLine="720"/>
+        <w:jc w:val="both"/>
+      </w:pPr>
+      <w:r>
+        <w:rPr>
+          <w:color w:val="000000"/>
+        </w:rPr>
+        <w:lastRenderedPageBreak/>
+        <w:t>This laboratory work demonstrated the design, implementation, and empirical verification of a Bloom filter in Java. The following conclusions were drawn:</w:t>
+      </w:r>
+    </w:p>
+    <w:p>
+      <w:pPr>
+        <w:pStyle w:val="ListParagraph"/>
+        <w:numPr>
+          <w:ilvl w:val="0"/>
+          <w:numId w:val="3"/>
+        </w:numPr>
+        <w:spacing w:before="40" w:after="40" w:line="360" w:lineRule="auto"/>
+      </w:pPr>
+      <w:r>
+        <w:rPr>
+          <w:color w:val="000000"/>
+        </w:rPr>
+        <w:t>The Bloom filter provides a space-efficient alternative to exact membership data structures. For n = 100 000 elements at a 0.1% false positive rate it requires only 175.5 KB, compared to tens of megabytes for a HashSet of the same keys.</w:t>
+      </w:r>
+    </w:p>
+    <w:p>
+      <w:pPr>
+        <w:pStyle w:val="ListParagraph"/>
+        <w:numPr>
+          <w:ilvl w:val="0"/>
+          <w:numId w:val="3"/>
+        </w:numPr>
+        <w:spacing w:before="40" w:after="40" w:line="360" w:lineRule="auto"/>
+      </w:pPr>
+      <w:r>
+        <w:rPr>
+          <w:color w:val="000000"/>
+        </w:rPr>
+        <w:t>The double hashing scheme (hᵢ(x) = h₁(x) + i·h₂(x) mod m) successfully simulates k independent hash functions using only two hash computations per element. The false positive rates measured across all tests were within 10% of the theoretical predictions, confirming the correctness of the Kirsch–Mitzenmacher approximation.</w:t>
+      </w:r>
+    </w:p>
+    <w:p>
+      <w:pPr>
+        <w:pStyle w:val="ListParagraph"/>
+        <w:numPr>
+          <w:ilvl w:val="0"/>
+          <w:numId w:val="3"/>
+        </w:numPr>
+        <w:spacing w:before="40" w:after="40" w:line="360" w:lineRule="auto"/>
+      </w:pPr>
+      <w:r>
+        <w:rPr>
+          <w:color w:val="000000"/>
+        </w:rPr>
+        <w:t>The Murmur3-inspired hash function provided strong avalanche behaviour: consecutive keys such as "element_0", "element_1", …, "element_99999" produced uniformly distributed bit positions with no observable clustering, keeping the measured FP rate at 0.093% against a 0.1% target.</w:t>
+      </w:r>
+    </w:p>
+    <w:p>
+      <w:pPr>
+        <w:pStyle w:val="ListParagraph"/>
+        <w:numPr>
+          <w:ilvl w:val="0"/>
+          <w:numId w:val="3"/>
+        </w:numPr>
+        <w:spacing w:before="40" w:after="40" w:line="360" w:lineRule="auto"/>
+      </w:pPr>
+      <w:r>
+        <w:rPr>
+          <w:color w:val="000000"/>
+        </w:rPr>
+        <w:t>The no-false-negative guarantee was confirmed in all tests, including the saturation test at 3× capacity where the false positive rate reached 43.6%. The filter remained fully reliable for elements that had been added, regardless of overload.</w:t>
+      </w:r>
+    </w:p>
+    <w:p>
+      <w:pPr>
+        <w:pStyle w:val="ListParagraph"/>
+        <w:numPr>
+          <w:ilvl w:val="0"/>
+          <w:numId w:val="3"/>
+        </w:numPr>
+        <w:spacing w:before="40" w:after="40" w:line="360" w:lineRule="auto"/>
+      </w:pPr>
+      <w:r>
+        <w:rPr>
+          <w:color w:val="000000"/>
+        </w:rPr>
+        <w:t>The factory method BloomFilter.create(n, p) correctly computes optimal parameters m and k from the closed-form formulas. Reducing the target false positive rate by one order of magnitude (e.g., from 1% to 0.1%) increases memory by a factor of approximately 1.5, matching the theoretical bit-per-element cost of −log₂(p) / ln 2.</w:t>
+      </w:r>
+    </w:p>
+    <w:p>
+      <w:pPr>
+        <w:pStyle w:val="ListParagraph"/>
+        <w:numPr>
+          <w:ilvl w:val="0"/>
+          <w:numId w:val="3"/>
+        </w:numPr>
+        <w:spacing w:before="40" w:after="40" w:line="360" w:lineRule="auto"/>
+      </w:pPr>
+      <w:r>
+        <w:rPr>
+          <w:color w:val="000000"/>
+        </w:rPr>
+        <w:t>Bloom filters are directly applicable in distributed information-processing systems: a filter can act as a local guard in front of a remote lookup, eliminating network round-trips for elements that are definitively absent, with a small and precisely controllable probability of unnecessary round-trips for false positives.</w:t>
+      </w:r>
+    </w:p>
+    <w:p>
+      <w:pPr>
+        <w:pStyle w:val="Heading1"/>
+        <w:spacing w:after="120"/>
+      </w:pPr>
+      <w:r>
+        <w:t>References</w:t>
+      </w:r>
+    </w:p>
+    <w:p>
+      <w:pPr>
+        <w:pStyle w:val="ListParagraph"/>
+        <w:numPr>
+          <w:ilvl w:val="0"/>
+          <w:numId w:val="3"/>
+        </w:numPr>
+        <w:spacing w:before="40" w:after="40" w:line="360" w:lineRule="auto"/>
+      </w:pPr>
+      <w:r>
+        <w:rPr>
+          <w:color w:val="000000"/>
+        </w:rPr>
+        <w:lastRenderedPageBreak/>
+        <w:t>B. H. Bloom. "Space/time trade-offs in hash coding with allowable errors." Communications of the ACM, 13(7):422–426, 1970.</w:t>
+      </w:r>
+    </w:p>
+    <w:p>
+      <w:pPr>
+        <w:pStyle w:val="ListParagraph"/>
+        <w:numPr>
+          <w:ilvl w:val="0"/>
+          <w:numId w:val="3"/>
+        </w:numPr>
+        <w:spacing w:before="40" w:after="40" w:line="360" w:lineRule="auto"/>
+      </w:pPr>
+      <w:r>
+        <w:rPr>
+          <w:color w:val="000000"/>
+        </w:rPr>
+        <w:t>A. Kirsch and M. Mitzenmacher. "Less hashing, same performance: Building a better Bloom filter." Algorithms — ESA 2006, Lecture Notes in Computer Science, vol. 4168, Springer, 2006.</w:t>
+      </w:r>
+    </w:p>
+    <w:p>
+      <w:pPr>
+        <w:pStyle w:val="ListParagraph"/>
+        <w:numPr>
+          <w:ilvl w:val="0"/>
+          <w:numId w:val="3"/>
+        </w:numPr>
+        <w:spacing w:before="40" w:after="40" w:line="360" w:lineRule="auto"/>
+      </w:pPr>
+      <w:r>
+        <w:rPr>
+          <w:color w:val="000000"/>
+        </w:rPr>
+        <w:t>A. Appleby. MurmurHash3 — https://github.com/aappleby/smhasher, 2011.</w:t>
+      </w:r>
+    </w:p>
+    <w:p>
+      <w:pPr>
+        <w:pStyle w:val="ListParagraph"/>
+        <w:numPr>
+          <w:ilvl w:val="0"/>
+          <w:numId w:val="3"/>
+        </w:numPr>
+        <w:spacing w:before="40" w:after="40" w:line="360" w:lineRule="auto"/>
+      </w:pPr>
+      <w:r>
+        <w:rPr>
+          <w:color w:val="000000"/>
+        </w:rPr>
+        <w:t>T. H. Cormen, C. E. Leiserson, R. L. Rivest, and C. Stein. Introduction to Algorithms, 4th ed. MIT Press, 2022.</w:t>
+      </w:r>
+    </w:p>
+    <w:p>
+      <w:pPr>
+        <w:pStyle w:val="ListParagraph"/>
+        <w:numPr>
+          <w:ilvl w:val="0"/>
+          <w:numId w:val="3"/>
+        </w:numPr>
+        <w:spacing w:before="40" w:after="40" w:line="360" w:lineRule="auto"/>
+      </w:pPr>
+      <w:r>
+        <w:rPr>
+          <w:color w:val="000000"/>
+        </w:rPr>
+        <w:t xml:space="preserve">Oracle Corporation. Java SE 21 API Specification — java.util.BitSet. </w:t>
+      </w:r>
+      <w:r>
+        <w:rPr>
+          <w:color w:val="000000"/>
+        </w:rPr>
+        <w:fldChar w:fldCharType="begin"/>
+      </w:r>
+      <w:r>
+        <w:rPr>
+          <w:color w:val="000000"/>
+        </w:rPr>
+        <w:instrText xml:space="preserve"> HYPERLINK "https://docs.oracle.com/en/java/javase/21/" </w:instrText>
+      </w:r>
+      <w:r>
+        <w:rPr>
+          <w:color w:val="000000"/>
+        </w:rPr>
+        <w:fldChar w:fldCharType="separate"/>
+      </w:r>
+      <w:r>
+        <w:rPr>
+          <w:rStyle w:val="Hyperlink"/>
+        </w:rPr>
+        <w:t>https://docs.oracle.com/en/java/javase/21/</w:t>
+      </w:r>
+      <w:r>
+        <w:rPr>
+          <w:color w:val="000000"/>
+        </w:rPr>
+        <w:fldChar w:fldCharType="end"/>
+      </w:r>
+    </w:p>
+    <w:p>
+      <w:pPr>
+        <w:pStyle w:val="Heading1"/>
+        <w:spacing w:after="120"/>
+        <w:rPr>
+          <w:lang w:val="en-US"/>
+        </w:rPr>
+      </w:pPr>
+      <w:r>
+        <w:t>Re</w:t>
+      </w:r>
+      <w:proofErr w:type="spellStart"/>
+      <w:r>
+        <w:rPr>
+          <w:lang w:val="en-US"/>
+        </w:rPr>
+        <w:t>pository</w:t>
+      </w:r>
+      <w:proofErr w:type="spellEnd"/>
+      <w:r>
+        <w:rPr>
+          <w:lang w:val="en-US"/>
+        </w:rPr>
+        <w:t xml:space="preserve"> </w:t>
+      </w:r>
+      <w:hyperlink r:id="rId7" w:history="1">
+        <w:r>
+          <w:rPr>
+            <w:rStyle w:val="Hyperlink"/>
+            <w:sz w:val="22"/>
+            <w:szCs w:val="22"/>
+            <w:lang w:val="en-US"/>
+          </w:rPr>
+          <w:t>https://github.com/maksymkhodakov/DistributedSystemsAlgorithmsLab9</w:t>
+        </w:r>
+      </w:hyperlink>
+      <w:r>
+        <w:rPr>
+          <w:sz w:val="22"/>
+          <w:szCs w:val="22"/>
+          <w:lang w:val="en-US"/>
+        </w:rPr>
+        <w:br/>
+      </w:r>
+      <w:r>
+        <w:rPr>
+          <w:lang w:val="en-US"/>
+        </w:rPr>
+        <w:t>Program Listing</w:t>
+      </w:r>
+    </w:p>
+    <w:p>
+      <w:pPr>
+        <w:pStyle w:val="Heading1"/>
+        <w:spacing w:after="120"/>
+        <w:rPr>
+          <w:b w:val="0"/>
+          <w:bCs w:val="0"/>
+          <w:sz w:val="18"/>
+          <w:szCs w:val="18"/>
+          <w:lang w:val="en-US"/>
+        </w:rPr>
+      </w:pPr>
+      <w:r>
+        <w:rPr>
+          <w:b w:val="0"/>
+          <w:bCs w:val="0"/>
+          <w:sz w:val="18"/>
+          <w:szCs w:val="18"/>
+          <w:lang w:val="en-US"/>
+        </w:rPr>
+        <w:t>══════════════════════════════════════════════════</w:t>
+      </w:r>
+    </w:p>
+    <w:p>
+      <w:pPr>
+        <w:pStyle w:val="Heading1"/>
+        <w:spacing w:after="120"/>
+        <w:rPr>
+          <w:b w:val="0"/>
+          <w:bCs w:val="0"/>
+          <w:sz w:val="18"/>
+          <w:szCs w:val="18"/>
+          <w:lang w:val="en-US"/>
+        </w:rPr>
+      </w:pPr>
+      <w:r>
+        <w:rPr>
+          <w:b w:val="0"/>
+          <w:bCs w:val="0"/>
+          <w:sz w:val="18"/>
+          <w:szCs w:val="18"/>
+          <w:lang w:val="en-US"/>
+        </w:rPr>
+        <w:t xml:space="preserve">  Test 1: Optimal parameter computation</w:t>
+      </w:r>
+    </w:p>
+    <w:p>
+      <w:pPr>
+        <w:pStyle w:val="Heading1"/>
+        <w:spacing w:after="120"/>
+        <w:rPr>
+          <w:b w:val="0"/>
+          <w:bCs w:val="0"/>
+          <w:sz w:val="18"/>
+          <w:szCs w:val="18"/>
+          <w:lang w:val="en-US"/>
+        </w:rPr>
+      </w:pPr>
+      <w:r>
+        <w:rPr>
+          <w:b w:val="0"/>
+          <w:bCs w:val="0"/>
+          <w:sz w:val="18"/>
+          <w:szCs w:val="18"/>
+          <w:lang w:val="en-US"/>
+        </w:rPr>
+        <w:t>══════════════════════════════════════════════════</w:t>
+      </w:r>
+    </w:p>
+    <w:p>
+      <w:pPr>
+        <w:pStyle w:val="Heading1"/>
+        <w:spacing w:after="120"/>
+        <w:rPr>
+          <w:b w:val="0"/>
+          <w:bCs w:val="0"/>
+          <w:sz w:val="18"/>
+          <w:szCs w:val="18"/>
+          <w:lang w:val="en-US"/>
+        </w:rPr>
+      </w:pPr>
+      <w:r>
+        <w:rPr>
+          <w:b w:val="0"/>
+          <w:bCs w:val="0"/>
+          <w:sz w:val="18"/>
+          <w:szCs w:val="18"/>
+          <w:lang w:val="en-US"/>
+        </w:rPr>
+        <w:t xml:space="preserve">  n=1000, p=1.00</w:t>
+      </w:r>
+      <w:proofErr w:type="gramStart"/>
+      <w:r>
+        <w:rPr>
+          <w:b w:val="0"/>
+          <w:bCs w:val="0"/>
+          <w:sz w:val="18"/>
+          <w:szCs w:val="18"/>
+          <w:lang w:val="en-US"/>
+        </w:rPr>
+        <w:t>%  →</w:t>
+      </w:r>
+      <w:proofErr w:type="gramEnd"/>
+      <w:r>
+        <w:rPr>
+          <w:b w:val="0"/>
+          <w:bCs w:val="0"/>
+          <w:sz w:val="18"/>
+          <w:szCs w:val="18"/>
+          <w:lang w:val="en-US"/>
+        </w:rPr>
+        <w:t xml:space="preserve">  m=9586 bits (1.2 KB),  k=7 hash functions</w:t>
+      </w:r>
+    </w:p>
+    <w:p>
+      <w:pPr>
+        <w:pStyle w:val="Heading1"/>
+        <w:spacing w:after="120"/>
+        <w:rPr>
+          <w:b w:val="0"/>
+          <w:bCs w:val="0"/>
+          <w:sz w:val="18"/>
+          <w:szCs w:val="18"/>
+          <w:lang w:val="en-US"/>
+        </w:rPr>
+      </w:pPr>
+      <w:r>
+        <w:rPr>
+          <w:b w:val="0"/>
+          <w:bCs w:val="0"/>
+          <w:sz w:val="18"/>
+          <w:szCs w:val="18"/>
+          <w:lang w:val="en-US"/>
+        </w:rPr>
+        <w:t xml:space="preserve">  </w:t>
+      </w:r>
+      <w:proofErr w:type="spellStart"/>
+      <w:proofErr w:type="gramStart"/>
+      <w:r>
+        <w:rPr>
+          <w:b w:val="0"/>
+          <w:bCs w:val="0"/>
+          <w:sz w:val="18"/>
+          <w:szCs w:val="18"/>
+          <w:lang w:val="en-US"/>
+        </w:rPr>
+        <w:t>BloomFilter</w:t>
+      </w:r>
+      <w:proofErr w:type="spellEnd"/>
+      <w:r>
+        <w:rPr>
+          <w:b w:val="0"/>
+          <w:bCs w:val="0"/>
+          <w:sz w:val="18"/>
+          <w:szCs w:val="18"/>
+          <w:lang w:val="en-US"/>
+        </w:rPr>
+        <w:t>{</w:t>
+      </w:r>
+      <w:proofErr w:type="gramEnd"/>
+      <w:r>
+        <w:rPr>
+          <w:b w:val="0"/>
+          <w:bCs w:val="0"/>
+          <w:sz w:val="18"/>
+          <w:szCs w:val="18"/>
+          <w:lang w:val="en-US"/>
+        </w:rPr>
+        <w:t xml:space="preserve">m=9586 bits (1.2 KB), k=7, n=0, </w:t>
+      </w:r>
+      <w:proofErr w:type="spellStart"/>
+      <w:r>
+        <w:rPr>
+          <w:b w:val="0"/>
+          <w:bCs w:val="0"/>
+          <w:sz w:val="18"/>
+          <w:szCs w:val="18"/>
+          <w:lang w:val="en-US"/>
+        </w:rPr>
+        <w:t>setBits</w:t>
+      </w:r>
+      <w:proofErr w:type="spellEnd"/>
+      <w:r>
+        <w:rPr>
+          <w:b w:val="0"/>
+          <w:bCs w:val="0"/>
+          <w:sz w:val="18"/>
+          <w:szCs w:val="18"/>
+          <w:lang w:val="en-US"/>
+        </w:rPr>
+        <w:t>=0 (0.0%), theoretical FP=0.0000%, empirical FP=0.0000%}</w:t>
+      </w:r>
+    </w:p>
+    <w:p>
+      <w:pPr>
+        <w:pStyle w:val="Heading1"/>
+        <w:spacing w:after="120"/>
+        <w:rPr>
+          <w:b w:val="0"/>
+          <w:bCs w:val="0"/>
+          <w:sz w:val="18"/>
+          <w:szCs w:val="18"/>
+          <w:lang w:val="en-US"/>
+        </w:rPr>
+      </w:pPr>
+      <w:r>
+        <w:rPr>
+          <w:b w:val="0"/>
+          <w:bCs w:val="0"/>
+          <w:sz w:val="18"/>
+          <w:szCs w:val="18"/>
+          <w:lang w:val="en-US"/>
+        </w:rPr>
+        <w:t xml:space="preserve">  </w:t>
+      </w:r>
+      <w:r>
+        <w:rPr>
+          <w:rFonts w:ascii="Apple Color Emoji" w:hAnsi="Apple Color Emoji" w:cs="Apple Color Emoji"/>
+          <w:b w:val="0"/>
+          <w:bCs w:val="0"/>
+          <w:sz w:val="18"/>
+          <w:szCs w:val="18"/>
+          <w:lang w:val="en-US"/>
+        </w:rPr>
+        <w:t>✔</w:t>
+      </w:r>
+      <w:r>
+        <w:rPr>
+          <w:b w:val="0"/>
+          <w:bCs w:val="0"/>
+          <w:sz w:val="18"/>
+          <w:szCs w:val="18"/>
+          <w:lang w:val="en-US"/>
+        </w:rPr>
+        <w:t xml:space="preserve"> Test 1: PASSED</w:t>
+      </w:r>
+    </w:p>
+    <w:p>
+      <w:pPr>
+        <w:pStyle w:val="Heading1"/>
+        <w:spacing w:after="120"/>
+        <w:rPr>
+          <w:b w:val="0"/>
+          <w:bCs w:val="0"/>
+          <w:sz w:val="18"/>
+          <w:szCs w:val="18"/>
+          <w:lang w:val="en-US"/>
+        </w:rPr>
+      </w:pPr>
+    </w:p>
+    <w:p>
+      <w:pPr>
+        <w:pStyle w:val="Heading1"/>
+        <w:spacing w:after="120"/>
+        <w:rPr>
+          <w:b w:val="0"/>
+          <w:bCs w:val="0"/>
+          <w:sz w:val="18"/>
+          <w:szCs w:val="18"/>
+          <w:lang w:val="en-US"/>
+        </w:rPr>
+      </w:pPr>
+      <w:r>
+        <w:rPr>
+          <w:b w:val="0"/>
+          <w:bCs w:val="0"/>
+          <w:sz w:val="18"/>
+          <w:szCs w:val="18"/>
+          <w:lang w:val="en-US"/>
+        </w:rPr>
+        <w:t>══════════════════════════════════════════════════</w:t>
+      </w:r>
+    </w:p>
+    <w:p>
+      <w:pPr>
+        <w:pStyle w:val="Heading1"/>
+        <w:spacing w:after="120"/>
+        <w:rPr>
+          <w:b w:val="0"/>
+          <w:bCs w:val="0"/>
+          <w:sz w:val="18"/>
+          <w:szCs w:val="18"/>
+          <w:lang w:val="en-US"/>
+        </w:rPr>
+      </w:pPr>
+      <w:r>
+        <w:rPr>
+          <w:b w:val="0"/>
+          <w:bCs w:val="0"/>
+          <w:sz w:val="18"/>
+          <w:szCs w:val="18"/>
+          <w:lang w:val="en-US"/>
+        </w:rPr>
+        <w:t xml:space="preserve">  Test 2: No false negatives guarantee</w:t>
+      </w:r>
+    </w:p>
+    <w:p>
+      <w:pPr>
+        <w:pStyle w:val="Heading1"/>
+        <w:spacing w:after="120"/>
+        <w:rPr>
+          <w:b w:val="0"/>
+          <w:bCs w:val="0"/>
+          <w:sz w:val="18"/>
+          <w:szCs w:val="18"/>
+          <w:lang w:val="en-US"/>
+        </w:rPr>
+      </w:pPr>
+      <w:r>
+        <w:rPr>
+          <w:b w:val="0"/>
+          <w:bCs w:val="0"/>
+          <w:sz w:val="18"/>
+          <w:szCs w:val="18"/>
+          <w:lang w:val="en-US"/>
+        </w:rPr>
+        <w:t>══════════════════════════════════════════════════</w:t>
+      </w:r>
+    </w:p>
+    <w:p>
+      <w:pPr>
+        <w:pStyle w:val="Heading1"/>
+        <w:spacing w:after="120"/>
+        <w:rPr>
+          <w:b w:val="0"/>
+          <w:bCs w:val="0"/>
+          <w:sz w:val="18"/>
+          <w:szCs w:val="18"/>
+          <w:lang w:val="en-US"/>
+        </w:rPr>
+      </w:pPr>
+      <w:r>
+        <w:rPr>
+          <w:b w:val="0"/>
+          <w:bCs w:val="0"/>
+          <w:sz w:val="18"/>
+          <w:szCs w:val="18"/>
+          <w:lang w:val="en-US"/>
+        </w:rPr>
+        <w:t xml:space="preserve">  Inserted 10000 elements, false negatives: 0</w:t>
+      </w:r>
+    </w:p>
+    <w:p>
+      <w:pPr>
+        <w:pStyle w:val="Heading1"/>
+        <w:spacing w:after="120"/>
+        <w:rPr>
+          <w:b w:val="0"/>
+          <w:bCs w:val="0"/>
+          <w:sz w:val="18"/>
+          <w:szCs w:val="18"/>
+          <w:lang w:val="en-US"/>
+        </w:rPr>
+      </w:pPr>
+      <w:r>
+        <w:rPr>
+          <w:b w:val="0"/>
+          <w:bCs w:val="0"/>
+          <w:sz w:val="18"/>
+          <w:szCs w:val="18"/>
+          <w:lang w:val="en-US"/>
+        </w:rPr>
+        <w:lastRenderedPageBreak/>
+        <w:t xml:space="preserve">  </w:t>
+      </w:r>
+      <w:proofErr w:type="spellStart"/>
+      <w:proofErr w:type="gramStart"/>
+      <w:r>
+        <w:rPr>
+          <w:b w:val="0"/>
+          <w:bCs w:val="0"/>
+          <w:sz w:val="18"/>
+          <w:szCs w:val="18"/>
+          <w:lang w:val="en-US"/>
+        </w:rPr>
+        <w:t>BloomFilter</w:t>
+      </w:r>
+      <w:proofErr w:type="spellEnd"/>
+      <w:r>
+        <w:rPr>
+          <w:b w:val="0"/>
+          <w:bCs w:val="0"/>
+          <w:sz w:val="18"/>
+          <w:szCs w:val="18"/>
+          <w:lang w:val="en-US"/>
+        </w:rPr>
+        <w:t>{</w:t>
+      </w:r>
+      <w:proofErr w:type="gramEnd"/>
+      <w:r>
+        <w:rPr>
+          <w:b w:val="0"/>
+          <w:bCs w:val="0"/>
+          <w:sz w:val="18"/>
+          <w:szCs w:val="18"/>
+          <w:lang w:val="en-US"/>
+        </w:rPr>
+        <w:t xml:space="preserve">m=95851 bits (11.7 KB), k=7, n=10000, </w:t>
+      </w:r>
+      <w:proofErr w:type="spellStart"/>
+      <w:r>
+        <w:rPr>
+          <w:b w:val="0"/>
+          <w:bCs w:val="0"/>
+          <w:sz w:val="18"/>
+          <w:szCs w:val="18"/>
+          <w:lang w:val="en-US"/>
+        </w:rPr>
+        <w:t>setBits</w:t>
+      </w:r>
+      <w:proofErr w:type="spellEnd"/>
+      <w:r>
+        <w:rPr>
+          <w:b w:val="0"/>
+          <w:bCs w:val="0"/>
+          <w:sz w:val="18"/>
+          <w:szCs w:val="18"/>
+          <w:lang w:val="en-US"/>
+        </w:rPr>
+        <w:t>=49776 (51.9%), theoretical FP=1.0039%, empirical FP=1.0185%}</w:t>
+      </w:r>
+    </w:p>
+    <w:p>
+      <w:pPr>
+        <w:pStyle w:val="Heading1"/>
+        <w:spacing w:after="120"/>
+        <w:rPr>
+          <w:b w:val="0"/>
+          <w:bCs w:val="0"/>
+          <w:sz w:val="18"/>
+          <w:szCs w:val="18"/>
+          <w:lang w:val="en-US"/>
+        </w:rPr>
+      </w:pPr>
+      <w:r>
+        <w:rPr>
+          <w:b w:val="0"/>
+          <w:bCs w:val="0"/>
+          <w:sz w:val="18"/>
+          <w:szCs w:val="18"/>
+          <w:lang w:val="en-US"/>
+        </w:rPr>
+        <w:t xml:space="preserve">  </w:t>
+      </w:r>
+      <w:r>
+        <w:rPr>
+          <w:rFonts w:ascii="Apple Color Emoji" w:hAnsi="Apple Color Emoji" w:cs="Apple Color Emoji"/>
+          <w:b w:val="0"/>
+          <w:bCs w:val="0"/>
+          <w:sz w:val="18"/>
+          <w:szCs w:val="18"/>
+          <w:lang w:val="en-US"/>
+        </w:rPr>
+        <w:t>✔</w:t>
+      </w:r>
+      <w:r>
+        <w:rPr>
+          <w:b w:val="0"/>
+          <w:bCs w:val="0"/>
+          <w:sz w:val="18"/>
+          <w:szCs w:val="18"/>
+          <w:lang w:val="en-US"/>
+        </w:rPr>
+        <w:t xml:space="preserve"> Test 2: PASSED</w:t>
+      </w:r>
+    </w:p>
+    <w:p>
+      <w:pPr>
+        <w:pStyle w:val="Heading1"/>
+        <w:spacing w:after="120"/>
+        <w:rPr>
+          <w:b w:val="0"/>
+          <w:bCs w:val="0"/>
+          <w:sz w:val="18"/>
+          <w:szCs w:val="18"/>
+          <w:lang w:val="en-US"/>
+        </w:rPr>
+      </w:pPr>
+    </w:p>
+    <w:p>
+      <w:pPr>
+        <w:pStyle w:val="Heading1"/>
+        <w:spacing w:after="120"/>
+        <w:rPr>
+          <w:b w:val="0"/>
+          <w:bCs w:val="0"/>
+          <w:sz w:val="18"/>
+          <w:szCs w:val="18"/>
+          <w:lang w:val="en-US"/>
+        </w:rPr>
+      </w:pPr>
+      <w:r>
+        <w:rPr>
+          <w:b w:val="0"/>
+          <w:bCs w:val="0"/>
+          <w:sz w:val="18"/>
+          <w:szCs w:val="18"/>
+          <w:lang w:val="en-US"/>
+        </w:rPr>
+        <w:t>══════════════════════════════════════════════════</w:t>
+      </w:r>
+    </w:p>
+    <w:p>
+      <w:pPr>
+        <w:pStyle w:val="Heading1"/>
+        <w:spacing w:after="120"/>
+        <w:rPr>
+          <w:b w:val="0"/>
+          <w:bCs w:val="0"/>
+          <w:sz w:val="18"/>
+          <w:szCs w:val="18"/>
+          <w:lang w:val="en-US"/>
+        </w:rPr>
+      </w:pPr>
+      <w:r>
+        <w:rPr>
+          <w:b w:val="0"/>
+          <w:bCs w:val="0"/>
+          <w:sz w:val="18"/>
+          <w:szCs w:val="18"/>
+          <w:lang w:val="en-US"/>
+        </w:rPr>
+        <w:t xml:space="preserve">  Test 3: False positive rate measurement</w:t>
+      </w:r>
+    </w:p>
+    <w:p>
+      <w:pPr>
+        <w:pStyle w:val="Heading1"/>
+        <w:spacing w:after="120"/>
+        <w:rPr>
+          <w:b w:val="0"/>
+          <w:bCs w:val="0"/>
+          <w:sz w:val="18"/>
+          <w:szCs w:val="18"/>
+          <w:lang w:val="en-US"/>
+        </w:rPr>
+      </w:pPr>
+      <w:r>
+        <w:rPr>
+          <w:b w:val="0"/>
+          <w:bCs w:val="0"/>
+          <w:sz w:val="18"/>
+          <w:szCs w:val="18"/>
+          <w:lang w:val="en-US"/>
+        </w:rPr>
+        <w:t>══════════════════════════════════════════════════</w:t>
+      </w:r>
+    </w:p>
+    <w:p>
+      <w:pPr>
+        <w:pStyle w:val="Heading1"/>
+        <w:spacing w:after="120"/>
+        <w:rPr>
+          <w:b w:val="0"/>
+          <w:bCs w:val="0"/>
+          <w:sz w:val="18"/>
+          <w:szCs w:val="18"/>
+          <w:lang w:val="en-US"/>
+        </w:rPr>
+      </w:pPr>
+      <w:r>
+        <w:rPr>
+          <w:b w:val="0"/>
+          <w:bCs w:val="0"/>
+          <w:sz w:val="18"/>
+          <w:szCs w:val="18"/>
+          <w:lang w:val="en-US"/>
+        </w:rPr>
+        <w:t xml:space="preserve">  Target FP: 1.00</w:t>
+      </w:r>
+      <w:proofErr w:type="gramStart"/>
+      <w:r>
+        <w:rPr>
+          <w:b w:val="0"/>
+          <w:bCs w:val="0"/>
+          <w:sz w:val="18"/>
+          <w:szCs w:val="18"/>
+          <w:lang w:val="en-US"/>
+        </w:rPr>
+        <w:t>%  |</w:t>
+      </w:r>
+      <w:proofErr w:type="gramEnd"/>
+      <w:r>
+        <w:rPr>
+          <w:b w:val="0"/>
+          <w:bCs w:val="0"/>
+          <w:sz w:val="18"/>
+          <w:szCs w:val="18"/>
+          <w:lang w:val="en-US"/>
+        </w:rPr>
+        <w:t xml:space="preserve">  Theoretical: 1.0039%  |  Measured: 1.1020%</w:t>
+      </w:r>
+    </w:p>
+    <w:p>
+      <w:pPr>
+        <w:pStyle w:val="Heading1"/>
+        <w:spacing w:after="120"/>
+        <w:rPr>
+          <w:b w:val="0"/>
+          <w:bCs w:val="0"/>
+          <w:sz w:val="18"/>
+          <w:szCs w:val="18"/>
+          <w:lang w:val="en-US"/>
+        </w:rPr>
+      </w:pPr>
+      <w:r>
+        <w:rPr>
+          <w:b w:val="0"/>
+          <w:bCs w:val="0"/>
+          <w:sz w:val="18"/>
+          <w:szCs w:val="18"/>
+          <w:lang w:val="en-US"/>
+        </w:rPr>
+        <w:t xml:space="preserve">  </w:t>
+      </w:r>
+      <w:proofErr w:type="spellStart"/>
+      <w:proofErr w:type="gramStart"/>
+      <w:r>
+        <w:rPr>
+          <w:b w:val="0"/>
+          <w:bCs w:val="0"/>
+          <w:sz w:val="18"/>
+          <w:szCs w:val="18"/>
+          <w:lang w:val="en-US"/>
+        </w:rPr>
+        <w:t>BloomFilter</w:t>
+      </w:r>
+      <w:proofErr w:type="spellEnd"/>
+      <w:r>
+        <w:rPr>
+          <w:b w:val="0"/>
+          <w:bCs w:val="0"/>
+          <w:sz w:val="18"/>
+          <w:szCs w:val="18"/>
+          <w:lang w:val="en-US"/>
+        </w:rPr>
+        <w:t>{</w:t>
+      </w:r>
+      <w:proofErr w:type="gramEnd"/>
+      <w:r>
+        <w:rPr>
+          <w:b w:val="0"/>
+          <w:bCs w:val="0"/>
+          <w:sz w:val="18"/>
+          <w:szCs w:val="18"/>
+          <w:lang w:val="en-US"/>
+        </w:rPr>
+        <w:t xml:space="preserve">m=47926 bits (5.9 KB), k=7, n=5000, </w:t>
+      </w:r>
+      <w:proofErr w:type="spellStart"/>
+      <w:r>
+        <w:rPr>
+          <w:b w:val="0"/>
+          <w:bCs w:val="0"/>
+          <w:sz w:val="18"/>
+          <w:szCs w:val="18"/>
+          <w:lang w:val="en-US"/>
+        </w:rPr>
+        <w:t>setBits</w:t>
+      </w:r>
+      <w:proofErr w:type="spellEnd"/>
+      <w:r>
+        <w:rPr>
+          <w:b w:val="0"/>
+          <w:bCs w:val="0"/>
+          <w:sz w:val="18"/>
+          <w:szCs w:val="18"/>
+          <w:lang w:val="en-US"/>
+        </w:rPr>
+        <w:t>=24929 (52.0%), theoretical FP=1.0039%, empirical FP=1.0302%}</w:t>
+      </w:r>
+    </w:p>
+    <w:p>
+      <w:pPr>
+        <w:pStyle w:val="Heading1"/>
+        <w:spacing w:after="120"/>
+        <w:rPr>
+          <w:b w:val="0"/>
+          <w:bCs w:val="0"/>
+          <w:sz w:val="18"/>
+          <w:szCs w:val="18"/>
+          <w:lang w:val="en-US"/>
+        </w:rPr>
+      </w:pPr>
+      <w:r>
+        <w:rPr>
+          <w:b w:val="0"/>
+          <w:bCs w:val="0"/>
+          <w:sz w:val="18"/>
+          <w:szCs w:val="18"/>
+          <w:lang w:val="en-US"/>
+        </w:rPr>
+        <w:t xml:space="preserve">  </w:t>
+      </w:r>
+      <w:r>
+        <w:rPr>
+          <w:rFonts w:ascii="Apple Color Emoji" w:hAnsi="Apple Color Emoji" w:cs="Apple Color Emoji"/>
+          <w:b w:val="0"/>
+          <w:bCs w:val="0"/>
+          <w:sz w:val="18"/>
+          <w:szCs w:val="18"/>
+          <w:lang w:val="en-US"/>
+        </w:rPr>
+        <w:t>✔</w:t>
+      </w:r>
+      <w:r>
+        <w:rPr>
+          <w:b w:val="0"/>
+          <w:bCs w:val="0"/>
+          <w:sz w:val="18"/>
+          <w:szCs w:val="18"/>
+          <w:lang w:val="en-US"/>
+        </w:rPr>
+        <w:t xml:space="preserve"> Test 3: PASSED</w:t>
+      </w:r>
+    </w:p>
+    <w:p>
+      <w:pPr>
+        <w:pStyle w:val="Heading1"/>
+        <w:spacing w:after="120"/>
+        <w:rPr>
+          <w:b w:val="0"/>
+          <w:bCs w:val="0"/>
+          <w:sz w:val="18"/>
+          <w:szCs w:val="18"/>
+          <w:lang w:val="en-US"/>
+        </w:rPr>
+      </w:pPr>
+    </w:p>
+    <w:p>
+      <w:pPr>
+        <w:pStyle w:val="Heading1"/>
+        <w:spacing w:after="120"/>
+        <w:rPr>
+          <w:b w:val="0"/>
+          <w:bCs w:val="0"/>
+          <w:sz w:val="18"/>
+          <w:szCs w:val="18"/>
+          <w:lang w:val="en-US"/>
+        </w:rPr>
+      </w:pPr>
+      <w:r>
+        <w:rPr>
+          <w:b w:val="0"/>
+          <w:bCs w:val="0"/>
+          <w:sz w:val="18"/>
+          <w:szCs w:val="18"/>
+          <w:lang w:val="en-US"/>
+        </w:rPr>
+        <w:t>══════════════════════════════════════════════════</w:t>
+      </w:r>
+    </w:p>
+    <w:p>
+      <w:pPr>
+        <w:pStyle w:val="Heading1"/>
+        <w:spacing w:after="120"/>
+        <w:rPr>
+          <w:b w:val="0"/>
+          <w:bCs w:val="0"/>
+          <w:sz w:val="18"/>
+          <w:szCs w:val="18"/>
+          <w:lang w:val="en-US"/>
+        </w:rPr>
+      </w:pPr>
+      <w:r>
+        <w:rPr>
+          <w:b w:val="0"/>
+          <w:bCs w:val="0"/>
+          <w:sz w:val="18"/>
+          <w:szCs w:val="18"/>
+          <w:lang w:val="en-US"/>
+        </w:rPr>
+        <w:t xml:space="preserve">  Test 4: Manual parameters (m=100, k=3)</w:t>
+      </w:r>
+    </w:p>
+    <w:p>
+      <w:pPr>
+        <w:pStyle w:val="Heading1"/>
+        <w:spacing w:after="120"/>
+        <w:rPr>
+          <w:b w:val="0"/>
+          <w:bCs w:val="0"/>
+          <w:sz w:val="18"/>
+          <w:szCs w:val="18"/>
+          <w:lang w:val="en-US"/>
+        </w:rPr>
+      </w:pPr>
+      <w:r>
+        <w:rPr>
+          <w:b w:val="0"/>
+          <w:bCs w:val="0"/>
+          <w:sz w:val="18"/>
+          <w:szCs w:val="18"/>
+          <w:lang w:val="en-US"/>
+        </w:rPr>
+        <w:t>══════════════════════════════════════════════════</w:t>
+      </w:r>
+    </w:p>
+    <w:p>
+      <w:pPr>
+        <w:pStyle w:val="Heading1"/>
+        <w:spacing w:after="120"/>
+        <w:rPr>
+          <w:b w:val="0"/>
+          <w:bCs w:val="0"/>
+          <w:sz w:val="18"/>
+          <w:szCs w:val="18"/>
+          <w:lang w:val="en-US"/>
+        </w:rPr>
+      </w:pPr>
+      <w:r>
+        <w:rPr>
+          <w:b w:val="0"/>
+          <w:bCs w:val="0"/>
+          <w:sz w:val="18"/>
+          <w:szCs w:val="18"/>
+          <w:lang w:val="en-US"/>
+        </w:rPr>
+        <w:t xml:space="preserve">  Added 3 </w:t>
+      </w:r>
+      <w:proofErr w:type="gramStart"/>
+      <w:r>
+        <w:rPr>
+          <w:b w:val="0"/>
+          <w:bCs w:val="0"/>
+          <w:sz w:val="18"/>
+          <w:szCs w:val="18"/>
+          <w:lang w:val="en-US"/>
+        </w:rPr>
+        <w:t>elements  →</w:t>
+      </w:r>
+      <w:proofErr w:type="gramEnd"/>
+      <w:r>
+        <w:rPr>
+          <w:b w:val="0"/>
+          <w:bCs w:val="0"/>
+          <w:sz w:val="18"/>
+          <w:szCs w:val="18"/>
+          <w:lang w:val="en-US"/>
+        </w:rPr>
+        <w:t xml:space="preserve">  </w:t>
+      </w:r>
+      <w:proofErr w:type="spellStart"/>
+      <w:r>
+        <w:rPr>
+          <w:b w:val="0"/>
+          <w:bCs w:val="0"/>
+          <w:sz w:val="18"/>
+          <w:szCs w:val="18"/>
+          <w:lang w:val="en-US"/>
+        </w:rPr>
+        <w:t>setBits</w:t>
+      </w:r>
+      <w:proofErr w:type="spellEnd"/>
+      <w:r>
+        <w:rPr>
+          <w:b w:val="0"/>
+          <w:bCs w:val="0"/>
+          <w:sz w:val="18"/>
+          <w:szCs w:val="18"/>
+          <w:lang w:val="en-US"/>
+        </w:rPr>
+        <w:t>=8 / 100</w:t>
+      </w:r>
+    </w:p>
+    <w:p>
+      <w:pPr>
+        <w:pStyle w:val="Heading1"/>
+        <w:spacing w:after="120"/>
+        <w:rPr>
+          <w:b w:val="0"/>
+          <w:bCs w:val="0"/>
+          <w:sz w:val="18"/>
+          <w:szCs w:val="18"/>
+          <w:lang w:val="en-US"/>
+        </w:rPr>
+      </w:pPr>
+      <w:r>
+        <w:rPr>
+          <w:b w:val="0"/>
+          <w:bCs w:val="0"/>
+          <w:sz w:val="18"/>
+          <w:szCs w:val="18"/>
+          <w:lang w:val="en-US"/>
+        </w:rPr>
+        <w:t xml:space="preserve">    </w:t>
+      </w:r>
+      <w:r>
+        <w:rPr>
+          <w:rFonts w:ascii="Apple Color Emoji" w:hAnsi="Apple Color Emoji" w:cs="Apple Color Emoji"/>
+          <w:b w:val="0"/>
+          <w:bCs w:val="0"/>
+          <w:sz w:val="18"/>
+          <w:szCs w:val="18"/>
+          <w:lang w:val="en-US"/>
+        </w:rPr>
+        <w:t>✔</w:t>
+      </w:r>
+      <w:r>
+        <w:rPr>
+          <w:b w:val="0"/>
+          <w:bCs w:val="0"/>
+          <w:sz w:val="18"/>
+          <w:szCs w:val="18"/>
+          <w:lang w:val="en-US"/>
+        </w:rPr>
+        <w:t xml:space="preserve"> </w:t>
+      </w:r>
+      <w:proofErr w:type="spellStart"/>
+      <w:r>
+        <w:rPr>
+          <w:b w:val="0"/>
+          <w:bCs w:val="0"/>
+          <w:sz w:val="18"/>
+          <w:szCs w:val="18"/>
+          <w:lang w:val="en-US"/>
+        </w:rPr>
+        <w:t>mightContain</w:t>
+      </w:r>
+      <w:proofErr w:type="spellEnd"/>
+      <w:r>
+        <w:rPr>
+          <w:b w:val="0"/>
+          <w:bCs w:val="0"/>
+          <w:sz w:val="18"/>
+          <w:szCs w:val="18"/>
+          <w:lang w:val="en-US"/>
+        </w:rPr>
+        <w:t>('hello')</w:t>
+      </w:r>
+    </w:p>
+    <w:p>
+      <w:pPr>
+        <w:pStyle w:val="Heading1"/>
+        <w:spacing w:after="120"/>
+        <w:rPr>
+          <w:b w:val="0"/>
+          <w:bCs w:val="0"/>
+          <w:sz w:val="18"/>
+          <w:szCs w:val="18"/>
+          <w:lang w:val="en-US"/>
+        </w:rPr>
+      </w:pPr>
+      <w:r>
+        <w:rPr>
+          <w:b w:val="0"/>
+          <w:bCs w:val="0"/>
+          <w:sz w:val="18"/>
+          <w:szCs w:val="18"/>
+          <w:lang w:val="en-US"/>
+        </w:rPr>
+        <w:t xml:space="preserve">    </w:t>
+      </w:r>
+      <w:r>
+        <w:rPr>
+          <w:rFonts w:ascii="Apple Color Emoji" w:hAnsi="Apple Color Emoji" w:cs="Apple Color Emoji"/>
+          <w:b w:val="0"/>
+          <w:bCs w:val="0"/>
+          <w:sz w:val="18"/>
+          <w:szCs w:val="18"/>
+          <w:lang w:val="en-US"/>
+        </w:rPr>
+        <w:t>✔</w:t>
+      </w:r>
+      <w:r>
+        <w:rPr>
+          <w:b w:val="0"/>
+          <w:bCs w:val="0"/>
+          <w:sz w:val="18"/>
+          <w:szCs w:val="18"/>
+          <w:lang w:val="en-US"/>
+        </w:rPr>
+        <w:t xml:space="preserve"> </w:t>
+      </w:r>
+      <w:proofErr w:type="spellStart"/>
+      <w:r>
+        <w:rPr>
+          <w:b w:val="0"/>
+          <w:bCs w:val="0"/>
+          <w:sz w:val="18"/>
+          <w:szCs w:val="18"/>
+          <w:lang w:val="en-US"/>
+        </w:rPr>
+        <w:t>mightContain</w:t>
+      </w:r>
+      <w:proofErr w:type="spellEnd"/>
+      <w:r>
+        <w:rPr>
+          <w:b w:val="0"/>
+          <w:bCs w:val="0"/>
+          <w:sz w:val="18"/>
+          <w:szCs w:val="18"/>
+          <w:lang w:val="en-US"/>
+        </w:rPr>
+        <w:t>('world')</w:t>
+      </w:r>
+    </w:p>
+    <w:p>
+      <w:pPr>
+        <w:pStyle w:val="Heading1"/>
+        <w:spacing w:after="120"/>
+        <w:rPr>
+          <w:b w:val="0"/>
+          <w:bCs w:val="0"/>
+          <w:sz w:val="18"/>
+          <w:szCs w:val="18"/>
+          <w:lang w:val="en-US"/>
+        </w:rPr>
+      </w:pPr>
+      <w:r>
+        <w:rPr>
+          <w:b w:val="0"/>
+          <w:bCs w:val="0"/>
+          <w:sz w:val="18"/>
+          <w:szCs w:val="18"/>
+          <w:lang w:val="en-US"/>
+        </w:rPr>
+        <w:t xml:space="preserve">    </w:t>
+      </w:r>
+      <w:r>
+        <w:rPr>
+          <w:rFonts w:ascii="Apple Color Emoji" w:hAnsi="Apple Color Emoji" w:cs="Apple Color Emoji"/>
+          <w:b w:val="0"/>
+          <w:bCs w:val="0"/>
+          <w:sz w:val="18"/>
+          <w:szCs w:val="18"/>
+          <w:lang w:val="en-US"/>
+        </w:rPr>
+        <w:t>✔</w:t>
+      </w:r>
+      <w:r>
+        <w:rPr>
+          <w:b w:val="0"/>
+          <w:bCs w:val="0"/>
+          <w:sz w:val="18"/>
+          <w:szCs w:val="18"/>
+          <w:lang w:val="en-US"/>
+        </w:rPr>
+        <w:t xml:space="preserve"> </w:t>
+      </w:r>
+      <w:proofErr w:type="spellStart"/>
+      <w:r>
+        <w:rPr>
+          <w:b w:val="0"/>
+          <w:bCs w:val="0"/>
+          <w:sz w:val="18"/>
+          <w:szCs w:val="18"/>
+          <w:lang w:val="en-US"/>
+        </w:rPr>
+        <w:t>mightContain</w:t>
+      </w:r>
+      <w:proofErr w:type="spellEnd"/>
+      <w:r>
+        <w:rPr>
+          <w:b w:val="0"/>
+          <w:bCs w:val="0"/>
+          <w:sz w:val="18"/>
+          <w:szCs w:val="18"/>
+          <w:lang w:val="en-US"/>
+        </w:rPr>
+        <w:t>('java')</w:t>
+      </w:r>
+    </w:p>
+    <w:p>
+      <w:pPr>
+        <w:pStyle w:val="Heading1"/>
+        <w:spacing w:after="120"/>
+        <w:rPr>
+          <w:b w:val="0"/>
+          <w:bCs w:val="0"/>
+          <w:sz w:val="18"/>
+          <w:szCs w:val="18"/>
+          <w:lang w:val="en-US"/>
+        </w:rPr>
+      </w:pPr>
+      <w:r>
+        <w:rPr>
+          <w:b w:val="0"/>
+          <w:bCs w:val="0"/>
+          <w:sz w:val="18"/>
+          <w:szCs w:val="18"/>
+          <w:lang w:val="en-US"/>
+        </w:rPr>
+        <w:t xml:space="preserve">  Out of 1000 non-added queries, 1000 correctly returned false</w:t>
+      </w:r>
+    </w:p>
+    <w:p>
+      <w:pPr>
+        <w:pStyle w:val="Heading1"/>
+        <w:spacing w:after="120"/>
+        <w:rPr>
+          <w:b w:val="0"/>
+          <w:bCs w:val="0"/>
+          <w:sz w:val="18"/>
+          <w:szCs w:val="18"/>
+          <w:lang w:val="en-US"/>
+        </w:rPr>
+      </w:pPr>
+      <w:r>
+        <w:rPr>
+          <w:b w:val="0"/>
+          <w:bCs w:val="0"/>
+          <w:sz w:val="18"/>
+          <w:szCs w:val="18"/>
+          <w:lang w:val="en-US"/>
+        </w:rPr>
+        <w:t xml:space="preserve">  </w:t>
+      </w:r>
+      <w:r>
+        <w:rPr>
+          <w:rFonts w:ascii="Apple Color Emoji" w:hAnsi="Apple Color Emoji" w:cs="Apple Color Emoji"/>
+          <w:b w:val="0"/>
+          <w:bCs w:val="0"/>
+          <w:sz w:val="18"/>
+          <w:szCs w:val="18"/>
+          <w:lang w:val="en-US"/>
+        </w:rPr>
+        <w:t>✔</w:t>
+      </w:r>
+      <w:r>
+        <w:rPr>
+          <w:b w:val="0"/>
+          <w:bCs w:val="0"/>
+          <w:sz w:val="18"/>
+          <w:szCs w:val="18"/>
+          <w:lang w:val="en-US"/>
+        </w:rPr>
+        <w:t xml:space="preserve"> Test 4: PASSED</w:t>
+      </w:r>
+    </w:p>
+    <w:p>
+      <w:pPr>
+        <w:pStyle w:val="Heading1"/>
+        <w:spacing w:after="120"/>
+        <w:rPr>
+          <w:b w:val="0"/>
+          <w:bCs w:val="0"/>
+          <w:sz w:val="18"/>
+          <w:szCs w:val="18"/>
+          <w:lang w:val="en-US"/>
+        </w:rPr>
+      </w:pPr>
+    </w:p>
+    <w:p>
+      <w:pPr>
+        <w:pStyle w:val="Heading1"/>
+        <w:spacing w:after="120"/>
+        <w:rPr>
+          <w:b w:val="0"/>
+          <w:bCs w:val="0"/>
+          <w:sz w:val="18"/>
+          <w:szCs w:val="18"/>
+          <w:lang w:val="en-US"/>
+        </w:rPr>
+      </w:pPr>
+      <w:r>
+        <w:rPr>
+          <w:b w:val="0"/>
+          <w:bCs w:val="0"/>
+          <w:sz w:val="18"/>
+          <w:szCs w:val="18"/>
+          <w:lang w:val="en-US"/>
+        </w:rPr>
+        <w:t>══════════════════════════════════════════════════</w:t>
+      </w:r>
+    </w:p>
+    <w:p>
+      <w:pPr>
+        <w:pStyle w:val="Heading1"/>
+        <w:spacing w:after="120"/>
+        <w:rPr>
+          <w:b w:val="0"/>
+          <w:bCs w:val="0"/>
+          <w:sz w:val="18"/>
+          <w:szCs w:val="18"/>
+          <w:lang w:val="en-US"/>
+        </w:rPr>
+      </w:pPr>
+      <w:r>
+        <w:rPr>
+          <w:b w:val="0"/>
+          <w:bCs w:val="0"/>
+          <w:sz w:val="18"/>
+          <w:szCs w:val="18"/>
+          <w:lang w:val="en-US"/>
+        </w:rPr>
+        <w:t xml:space="preserve">  Test 5: FP rate targets 1%, 0.1%, 0.01%</w:t>
+      </w:r>
+    </w:p>
+    <w:p>
+      <w:pPr>
+        <w:pStyle w:val="Heading1"/>
+        <w:spacing w:after="120"/>
+        <w:rPr>
+          <w:b w:val="0"/>
+          <w:bCs w:val="0"/>
+          <w:sz w:val="18"/>
+          <w:szCs w:val="18"/>
+          <w:lang w:val="en-US"/>
+        </w:rPr>
+      </w:pPr>
+      <w:r>
+        <w:rPr>
+          <w:b w:val="0"/>
+          <w:bCs w:val="0"/>
+          <w:sz w:val="18"/>
+          <w:szCs w:val="18"/>
+          <w:lang w:val="en-US"/>
+        </w:rPr>
+        <w:t>══════════════════════════════════════════════════</w:t>
+      </w:r>
+    </w:p>
+    <w:p>
+      <w:pPr>
+        <w:pStyle w:val="Heading1"/>
+        <w:spacing w:after="120"/>
+        <w:rPr>
+          <w:b w:val="0"/>
+          <w:bCs w:val="0"/>
+          <w:sz w:val="18"/>
+          <w:szCs w:val="18"/>
+          <w:lang w:val="en-US"/>
+        </w:rPr>
+      </w:pPr>
+      <w:r>
+        <w:rPr>
+          <w:b w:val="0"/>
+          <w:bCs w:val="0"/>
+          <w:sz w:val="18"/>
+          <w:szCs w:val="18"/>
+          <w:lang w:val="en-US"/>
+        </w:rPr>
+        <w:t xml:space="preserve">  Target FP</w:t>
+      </w:r>
+      <w:proofErr w:type="gramStart"/>
+      <w:r>
+        <w:rPr>
+          <w:b w:val="0"/>
+          <w:bCs w:val="0"/>
+          <w:sz w:val="18"/>
+          <w:szCs w:val="18"/>
+          <w:lang w:val="en-US"/>
+        </w:rPr>
+        <w:t>%  m</w:t>
+      </w:r>
+      <w:proofErr w:type="gramEnd"/>
+      <w:r>
+        <w:rPr>
+          <w:b w:val="0"/>
+          <w:bCs w:val="0"/>
+          <w:sz w:val="18"/>
+          <w:szCs w:val="18"/>
+          <w:lang w:val="en-US"/>
+        </w:rPr>
+        <w:t xml:space="preserve"> (bits)    k           Theory FP%    Memory      </w:t>
+      </w:r>
+    </w:p>
+    <w:p>
+      <w:pPr>
+        <w:pStyle w:val="Heading1"/>
+        <w:spacing w:after="120"/>
+        <w:rPr>
+          <w:b w:val="0"/>
+          <w:bCs w:val="0"/>
+          <w:sz w:val="18"/>
+          <w:szCs w:val="18"/>
+          <w:lang w:val="en-US"/>
+        </w:rPr>
+      </w:pPr>
+      <w:r>
+        <w:rPr>
+          <w:b w:val="0"/>
+          <w:bCs w:val="0"/>
+          <w:sz w:val="18"/>
+          <w:szCs w:val="18"/>
+          <w:lang w:val="en-US"/>
+        </w:rPr>
+        <w:t xml:space="preserve">  1.00%       95851       7           1.00390       11.7 KB</w:t>
+      </w:r>
+    </w:p>
+    <w:p>
+      <w:pPr>
+        <w:pStyle w:val="Heading1"/>
+        <w:spacing w:after="120"/>
+        <w:rPr>
+          <w:b w:val="0"/>
+          <w:bCs w:val="0"/>
+          <w:sz w:val="18"/>
+          <w:szCs w:val="18"/>
+          <w:lang w:val="en-US"/>
+        </w:rPr>
+      </w:pPr>
+      <w:r>
+        <w:rPr>
+          <w:b w:val="0"/>
+          <w:bCs w:val="0"/>
+          <w:sz w:val="18"/>
+          <w:szCs w:val="18"/>
+          <w:lang w:val="en-US"/>
+        </w:rPr>
+        <w:t xml:space="preserve">  0.10%       143776      10          0.10000       17.6 KB</w:t>
+      </w:r>
+    </w:p>
+    <w:p>
+      <w:pPr>
+        <w:pStyle w:val="Heading1"/>
+        <w:spacing w:after="120"/>
+        <w:rPr>
+          <w:b w:val="0"/>
+          <w:bCs w:val="0"/>
+          <w:sz w:val="18"/>
+          <w:szCs w:val="18"/>
+          <w:lang w:val="en-US"/>
+        </w:rPr>
+      </w:pPr>
+      <w:r>
+        <w:rPr>
+          <w:b w:val="0"/>
+          <w:bCs w:val="0"/>
+          <w:sz w:val="18"/>
+          <w:szCs w:val="18"/>
+          <w:lang w:val="en-US"/>
+        </w:rPr>
+        <w:t xml:space="preserve">  0.01%       191702      13          0.01001       23.4 KB</w:t>
+      </w:r>
+    </w:p>
+    <w:p>
+      <w:pPr>
+        <w:pStyle w:val="Heading1"/>
+        <w:spacing w:after="120"/>
+        <w:rPr>
+          <w:b w:val="0"/>
+          <w:bCs w:val="0"/>
+          <w:sz w:val="18"/>
+          <w:szCs w:val="18"/>
+          <w:lang w:val="en-US"/>
+        </w:rPr>
+      </w:pPr>
+      <w:r>
+        <w:rPr>
+          <w:b w:val="0"/>
+          <w:bCs w:val="0"/>
+          <w:sz w:val="18"/>
+          <w:szCs w:val="18"/>
+          <w:lang w:val="en-US"/>
+        </w:rPr>
+        <w:t xml:space="preserve">  </w:t>
+      </w:r>
+      <w:r>
+        <w:rPr>
+          <w:rFonts w:ascii="Apple Color Emoji" w:hAnsi="Apple Color Emoji" w:cs="Apple Color Emoji"/>
+          <w:b w:val="0"/>
+          <w:bCs w:val="0"/>
+          <w:sz w:val="18"/>
+          <w:szCs w:val="18"/>
+          <w:lang w:val="en-US"/>
+        </w:rPr>
+        <w:t>✔</w:t>
+      </w:r>
+      <w:r>
+        <w:rPr>
+          <w:b w:val="0"/>
+          <w:bCs w:val="0"/>
+          <w:sz w:val="18"/>
+          <w:szCs w:val="18"/>
+          <w:lang w:val="en-US"/>
+        </w:rPr>
+        <w:t xml:space="preserve"> Test 5: PASSED</w:t>
+      </w:r>
+    </w:p>
+    <w:p>
+      <w:pPr>
+        <w:pStyle w:val="Heading1"/>
+        <w:spacing w:after="120"/>
+        <w:rPr>
+          <w:b w:val="0"/>
+          <w:bCs w:val="0"/>
+          <w:sz w:val="18"/>
+          <w:szCs w:val="18"/>
+          <w:lang w:val="en-US"/>
+        </w:rPr>
+      </w:pPr>
+    </w:p>
+    <w:p>
+      <w:pPr>
+        <w:pStyle w:val="Heading1"/>
+        <w:spacing w:after="120"/>
+        <w:rPr>
+          <w:b w:val="0"/>
+          <w:bCs w:val="0"/>
+          <w:sz w:val="18"/>
+          <w:szCs w:val="18"/>
+          <w:lang w:val="en-US"/>
+        </w:rPr>
+      </w:pPr>
+      <w:r>
+        <w:rPr>
+          <w:b w:val="0"/>
+          <w:bCs w:val="0"/>
+          <w:sz w:val="18"/>
+          <w:szCs w:val="18"/>
+          <w:lang w:val="en-US"/>
+        </w:rPr>
+        <w:t>══════════════════════════════════════════════════</w:t>
+      </w:r>
+    </w:p>
+    <w:p>
+      <w:pPr>
+        <w:pStyle w:val="Heading1"/>
+        <w:spacing w:after="120"/>
+        <w:rPr>
+          <w:b w:val="0"/>
+          <w:bCs w:val="0"/>
+          <w:sz w:val="18"/>
+          <w:szCs w:val="18"/>
+          <w:lang w:val="en-US"/>
+        </w:rPr>
+      </w:pPr>
+      <w:r>
+        <w:rPr>
+          <w:b w:val="0"/>
+          <w:bCs w:val="0"/>
+          <w:sz w:val="18"/>
+          <w:szCs w:val="18"/>
+          <w:lang w:val="en-US"/>
+        </w:rPr>
+        <w:t xml:space="preserve">  Test 6: Saturation (insert 3× capacity)</w:t>
+      </w:r>
+    </w:p>
+    <w:p>
+      <w:pPr>
+        <w:pStyle w:val="Heading1"/>
+        <w:spacing w:after="120"/>
+        <w:rPr>
+          <w:b w:val="0"/>
+          <w:bCs w:val="0"/>
+          <w:sz w:val="18"/>
+          <w:szCs w:val="18"/>
+          <w:lang w:val="en-US"/>
+        </w:rPr>
+      </w:pPr>
+      <w:r>
+        <w:rPr>
+          <w:b w:val="0"/>
+          <w:bCs w:val="0"/>
+          <w:sz w:val="18"/>
+          <w:szCs w:val="18"/>
+          <w:lang w:val="en-US"/>
+        </w:rPr>
+        <w:t>══════════════════════════════════════════════════</w:t>
+      </w:r>
+    </w:p>
+    <w:p>
+      <w:pPr>
+        <w:pStyle w:val="Heading1"/>
+        <w:spacing w:after="120"/>
+        <w:rPr>
+          <w:b w:val="0"/>
+          <w:bCs w:val="0"/>
+          <w:sz w:val="18"/>
+          <w:szCs w:val="18"/>
+          <w:lang w:val="en-US"/>
+        </w:rPr>
+      </w:pPr>
+      <w:r>
+        <w:rPr>
+          <w:b w:val="0"/>
+          <w:bCs w:val="0"/>
+          <w:sz w:val="18"/>
+          <w:szCs w:val="18"/>
+          <w:lang w:val="en-US"/>
+        </w:rPr>
+        <w:t xml:space="preserve">  Designed for </w:t>
+      </w:r>
+      <w:proofErr w:type="gramStart"/>
+      <w:r>
+        <w:rPr>
+          <w:b w:val="0"/>
+          <w:bCs w:val="0"/>
+          <w:sz w:val="18"/>
+          <w:szCs w:val="18"/>
+          <w:lang w:val="en-US"/>
+        </w:rPr>
+        <w:t>1000,  inserted</w:t>
+      </w:r>
+      <w:proofErr w:type="gramEnd"/>
+      <w:r>
+        <w:rPr>
+          <w:b w:val="0"/>
+          <w:bCs w:val="0"/>
+          <w:sz w:val="18"/>
+          <w:szCs w:val="18"/>
+          <w:lang w:val="en-US"/>
+        </w:rPr>
+        <w:t xml:space="preserve"> 3000</w:t>
+      </w:r>
+    </w:p>
+    <w:p>
+      <w:pPr>
+        <w:pStyle w:val="Heading1"/>
+        <w:spacing w:after="120"/>
+        <w:rPr>
+          <w:b w:val="0"/>
+          <w:bCs w:val="0"/>
+          <w:sz w:val="18"/>
+          <w:szCs w:val="18"/>
+          <w:lang w:val="en-US"/>
+        </w:rPr>
+      </w:pPr>
+      <w:r>
+        <w:rPr>
+          <w:b w:val="0"/>
+          <w:bCs w:val="0"/>
+          <w:sz w:val="18"/>
+          <w:szCs w:val="18"/>
+          <w:lang w:val="en-US"/>
+        </w:rPr>
+        <w:t xml:space="preserve">  FP rate:  theoretical=43.60</w:t>
+      </w:r>
+      <w:proofErr w:type="gramStart"/>
+      <w:r>
+        <w:rPr>
+          <w:b w:val="0"/>
+          <w:bCs w:val="0"/>
+          <w:sz w:val="18"/>
+          <w:szCs w:val="18"/>
+          <w:lang w:val="en-US"/>
+        </w:rPr>
+        <w:t>%,  empirical</w:t>
+      </w:r>
+      <w:proofErr w:type="gramEnd"/>
+      <w:r>
+        <w:rPr>
+          <w:b w:val="0"/>
+          <w:bCs w:val="0"/>
+          <w:sz w:val="18"/>
+          <w:szCs w:val="18"/>
+          <w:lang w:val="en-US"/>
+        </w:rPr>
+        <w:t>=42.68%</w:t>
+      </w:r>
+    </w:p>
+    <w:p>
+      <w:pPr>
+        <w:pStyle w:val="Heading1"/>
+        <w:spacing w:after="120"/>
+        <w:rPr>
+          <w:b w:val="0"/>
+          <w:bCs w:val="0"/>
+          <w:sz w:val="18"/>
+          <w:szCs w:val="18"/>
+          <w:lang w:val="en-US"/>
+        </w:rPr>
+      </w:pPr>
+      <w:r>
+        <w:rPr>
+          <w:b w:val="0"/>
+          <w:bCs w:val="0"/>
+          <w:sz w:val="18"/>
+          <w:szCs w:val="18"/>
+          <w:lang w:val="en-US"/>
+        </w:rPr>
+        <w:t xml:space="preserve">  Bit saturation: 88.5% of bits set</w:t>
+      </w:r>
+    </w:p>
+    <w:p>
+      <w:pPr>
+        <w:pStyle w:val="Heading1"/>
+        <w:spacing w:after="120"/>
+        <w:rPr>
+          <w:b w:val="0"/>
+          <w:bCs w:val="0"/>
+          <w:sz w:val="18"/>
+          <w:szCs w:val="18"/>
+          <w:lang w:val="en-US"/>
+        </w:rPr>
+      </w:pPr>
+      <w:r>
+        <w:rPr>
+          <w:b w:val="0"/>
+          <w:bCs w:val="0"/>
+          <w:sz w:val="18"/>
+          <w:szCs w:val="18"/>
+          <w:lang w:val="en-US"/>
+        </w:rPr>
+        <w:t xml:space="preserve">  (High FP rate expected — this demonstrates graceful degradation)</w:t>
+      </w:r>
+    </w:p>
+    <w:p>
+      <w:pPr>
+        <w:pStyle w:val="Heading1"/>
+        <w:spacing w:after="120"/>
+        <w:rPr>
+          <w:b w:val="0"/>
+          <w:bCs w:val="0"/>
+          <w:sz w:val="18"/>
+          <w:szCs w:val="18"/>
+          <w:lang w:val="en-US"/>
+        </w:rPr>
+      </w:pPr>
+      <w:r>
+        <w:rPr>
+          <w:b w:val="0"/>
+          <w:bCs w:val="0"/>
+          <w:sz w:val="18"/>
+          <w:szCs w:val="18"/>
+          <w:lang w:val="en-US"/>
+        </w:rPr>
+        <w:t xml:space="preserve">  </w:t>
+      </w:r>
+      <w:r>
+        <w:rPr>
+          <w:rFonts w:ascii="Apple Color Emoji" w:hAnsi="Apple Color Emoji" w:cs="Apple Color Emoji"/>
+          <w:b w:val="0"/>
+          <w:bCs w:val="0"/>
+          <w:sz w:val="18"/>
+          <w:szCs w:val="18"/>
+          <w:lang w:val="en-US"/>
+        </w:rPr>
+        <w:t>✔</w:t>
+      </w:r>
+      <w:r>
+        <w:rPr>
+          <w:b w:val="0"/>
+          <w:bCs w:val="0"/>
+          <w:sz w:val="18"/>
+          <w:szCs w:val="18"/>
+          <w:lang w:val="en-US"/>
+        </w:rPr>
+        <w:t xml:space="preserve"> Test 6: PASSED (no false negatives even at 3× capacity)</w:t>
+      </w:r>
+    </w:p>
+    <w:p>
+      <w:pPr>
+        <w:pStyle w:val="Heading1"/>
+        <w:spacing w:after="120"/>
+        <w:rPr>
+          <w:b w:val="0"/>
+          <w:bCs w:val="0"/>
+          <w:sz w:val="18"/>
+          <w:szCs w:val="18"/>
+          <w:lang w:val="en-US"/>
+        </w:rPr>
+      </w:pPr>
+    </w:p>
+    <w:p>
+      <w:pPr>
+        <w:pStyle w:val="Heading1"/>
+        <w:spacing w:after="120"/>
+        <w:rPr>
+          <w:b w:val="0"/>
+          <w:bCs w:val="0"/>
+          <w:sz w:val="18"/>
+          <w:szCs w:val="18"/>
+          <w:lang w:val="en-US"/>
+        </w:rPr>
+      </w:pPr>
+      <w:r>
+        <w:rPr>
+          <w:b w:val="0"/>
+          <w:bCs w:val="0"/>
+          <w:sz w:val="18"/>
+          <w:szCs w:val="18"/>
+          <w:lang w:val="en-US"/>
+        </w:rPr>
+        <w:t>══════════════════════════════════════════════════</w:t>
+      </w:r>
+    </w:p>
+    <w:p>
+      <w:pPr>
+        <w:pStyle w:val="Heading1"/>
+        <w:spacing w:after="120"/>
+        <w:rPr>
+          <w:b w:val="0"/>
+          <w:bCs w:val="0"/>
+          <w:sz w:val="18"/>
+          <w:szCs w:val="18"/>
+          <w:lang w:val="en-US"/>
+        </w:rPr>
+      </w:pPr>
+      <w:r>
+        <w:rPr>
+          <w:b w:val="0"/>
+          <w:bCs w:val="0"/>
+          <w:sz w:val="18"/>
+          <w:szCs w:val="18"/>
+          <w:lang w:val="en-US"/>
+        </w:rPr>
+        <w:t xml:space="preserve">  Test 7: Clear and reuse</w:t>
+      </w:r>
+    </w:p>
+    <w:p>
+      <w:pPr>
+        <w:pStyle w:val="Heading1"/>
+        <w:spacing w:after="120"/>
+        <w:rPr>
+          <w:b w:val="0"/>
+          <w:bCs w:val="0"/>
+          <w:sz w:val="18"/>
+          <w:szCs w:val="18"/>
+          <w:lang w:val="en-US"/>
+        </w:rPr>
+      </w:pPr>
+      <w:r>
+        <w:rPr>
+          <w:b w:val="0"/>
+          <w:bCs w:val="0"/>
+          <w:sz w:val="18"/>
+          <w:szCs w:val="18"/>
+          <w:lang w:val="en-US"/>
+        </w:rPr>
+        <w:lastRenderedPageBreak/>
+        <w:t>══════════════════════════════════════════════════</w:t>
+      </w:r>
+    </w:p>
+    <w:p>
+      <w:pPr>
+        <w:pStyle w:val="Heading1"/>
+        <w:spacing w:after="120"/>
+        <w:rPr>
+          <w:b w:val="0"/>
+          <w:bCs w:val="0"/>
+          <w:sz w:val="18"/>
+          <w:szCs w:val="18"/>
+          <w:lang w:val="en-US"/>
+        </w:rPr>
+      </w:pPr>
+      <w:r>
+        <w:rPr>
+          <w:b w:val="0"/>
+          <w:bCs w:val="0"/>
+          <w:sz w:val="18"/>
+          <w:szCs w:val="18"/>
+          <w:lang w:val="en-US"/>
+        </w:rPr>
+        <w:t xml:space="preserve">    </w:t>
+      </w:r>
+      <w:r>
+        <w:rPr>
+          <w:rFonts w:ascii="Apple Color Emoji" w:hAnsi="Apple Color Emoji" w:cs="Apple Color Emoji"/>
+          <w:b w:val="0"/>
+          <w:bCs w:val="0"/>
+          <w:sz w:val="18"/>
+          <w:szCs w:val="18"/>
+          <w:lang w:val="en-US"/>
+        </w:rPr>
+        <w:t>✔</w:t>
+      </w:r>
+      <w:r>
+        <w:rPr>
+          <w:b w:val="0"/>
+          <w:bCs w:val="0"/>
+          <w:sz w:val="18"/>
+          <w:szCs w:val="18"/>
+          <w:lang w:val="en-US"/>
+        </w:rPr>
+        <w:t xml:space="preserve"> before clear: 'alpha' present</w:t>
+      </w:r>
+    </w:p>
+    <w:p>
+      <w:pPr>
+        <w:pStyle w:val="Heading1"/>
+        <w:spacing w:after="120"/>
+        <w:rPr>
+          <w:b w:val="0"/>
+          <w:bCs w:val="0"/>
+          <w:sz w:val="18"/>
+          <w:szCs w:val="18"/>
+          <w:lang w:val="en-US"/>
+        </w:rPr>
+      </w:pPr>
+      <w:r>
+        <w:rPr>
+          <w:b w:val="0"/>
+          <w:bCs w:val="0"/>
+          <w:sz w:val="18"/>
+          <w:szCs w:val="18"/>
+          <w:lang w:val="en-US"/>
+        </w:rPr>
+        <w:t xml:space="preserve">  After clear: insertions=0, </w:t>
+      </w:r>
+      <w:proofErr w:type="spellStart"/>
+      <w:r>
+        <w:rPr>
+          <w:b w:val="0"/>
+          <w:bCs w:val="0"/>
+          <w:sz w:val="18"/>
+          <w:szCs w:val="18"/>
+          <w:lang w:val="en-US"/>
+        </w:rPr>
+        <w:t>setBits</w:t>
+      </w:r>
+      <w:proofErr w:type="spellEnd"/>
+      <w:r>
+        <w:rPr>
+          <w:b w:val="0"/>
+          <w:bCs w:val="0"/>
+          <w:sz w:val="18"/>
+          <w:szCs w:val="18"/>
+          <w:lang w:val="en-US"/>
+        </w:rPr>
+        <w:t>=0</w:t>
+      </w:r>
+    </w:p>
+    <w:p>
+      <w:pPr>
+        <w:pStyle w:val="Heading1"/>
+        <w:spacing w:after="120"/>
+        <w:rPr>
+          <w:b w:val="0"/>
+          <w:bCs w:val="0"/>
+          <w:sz w:val="18"/>
+          <w:szCs w:val="18"/>
+          <w:lang w:val="en-US"/>
+        </w:rPr>
+      </w:pPr>
+      <w:r>
+        <w:rPr>
+          <w:b w:val="0"/>
+          <w:bCs w:val="0"/>
+          <w:sz w:val="18"/>
+          <w:szCs w:val="18"/>
+          <w:lang w:val="en-US"/>
+        </w:rPr>
+        <w:t xml:space="preserve">    </w:t>
+      </w:r>
+      <w:r>
+        <w:rPr>
+          <w:rFonts w:ascii="Apple Color Emoji" w:hAnsi="Apple Color Emoji" w:cs="Apple Color Emoji"/>
+          <w:b w:val="0"/>
+          <w:bCs w:val="0"/>
+          <w:sz w:val="18"/>
+          <w:szCs w:val="18"/>
+          <w:lang w:val="en-US"/>
+        </w:rPr>
+        <w:t>✔</w:t>
+      </w:r>
+      <w:r>
+        <w:rPr>
+          <w:b w:val="0"/>
+          <w:bCs w:val="0"/>
+          <w:sz w:val="18"/>
+          <w:szCs w:val="18"/>
+          <w:lang w:val="en-US"/>
+        </w:rPr>
+        <w:t xml:space="preserve"> after reuse: 'gamma' present</w:t>
+      </w:r>
+    </w:p>
+    <w:p>
+      <w:pPr>
+        <w:pStyle w:val="Heading1"/>
+        <w:spacing w:after="120"/>
+        <w:rPr>
+          <w:b w:val="0"/>
+          <w:bCs w:val="0"/>
+          <w:sz w:val="18"/>
+          <w:szCs w:val="18"/>
+          <w:lang w:val="en-US"/>
+        </w:rPr>
+      </w:pPr>
+      <w:r>
+        <w:rPr>
+          <w:b w:val="0"/>
+          <w:bCs w:val="0"/>
+          <w:sz w:val="18"/>
+          <w:szCs w:val="18"/>
+          <w:lang w:val="en-US"/>
+        </w:rPr>
+        <w:t xml:space="preserve">  </w:t>
+      </w:r>
+      <w:r>
+        <w:rPr>
+          <w:rFonts w:ascii="Apple Color Emoji" w:hAnsi="Apple Color Emoji" w:cs="Apple Color Emoji"/>
+          <w:b w:val="0"/>
+          <w:bCs w:val="0"/>
+          <w:sz w:val="18"/>
+          <w:szCs w:val="18"/>
+          <w:lang w:val="en-US"/>
+        </w:rPr>
+        <w:t>✔</w:t>
+      </w:r>
+      <w:r>
+        <w:rPr>
+          <w:b w:val="0"/>
+          <w:bCs w:val="0"/>
+          <w:sz w:val="18"/>
+          <w:szCs w:val="18"/>
+          <w:lang w:val="en-US"/>
+        </w:rPr>
+        <w:t xml:space="preserve"> Test 7: PASSED</w:t>
+      </w:r>
+    </w:p>
+    <w:p>
+      <w:pPr>
+        <w:pStyle w:val="Heading1"/>
+        <w:spacing w:after="120"/>
+        <w:rPr>
+          <w:b w:val="0"/>
+          <w:bCs w:val="0"/>
+          <w:sz w:val="18"/>
+          <w:szCs w:val="18"/>
+          <w:lang w:val="en-US"/>
+        </w:rPr>
+      </w:pPr>
+    </w:p>
+    <w:p>
+      <w:pPr>
+        <w:pStyle w:val="Heading1"/>
+        <w:spacing w:after="120"/>
+        <w:rPr>
+          <w:b w:val="0"/>
+          <w:bCs w:val="0"/>
+          <w:sz w:val="18"/>
+          <w:szCs w:val="18"/>
+          <w:lang w:val="en-US"/>
+        </w:rPr>
+      </w:pPr>
+      <w:r>
+        <w:rPr>
+          <w:b w:val="0"/>
+          <w:bCs w:val="0"/>
+          <w:sz w:val="18"/>
+          <w:szCs w:val="18"/>
+          <w:lang w:val="en-US"/>
+        </w:rPr>
+        <w:t>══════════════════════════════════════════════════</w:t>
+      </w:r>
+    </w:p>
+    <w:p>
+      <w:pPr>
+        <w:pStyle w:val="Heading1"/>
+        <w:spacing w:after="120"/>
+        <w:rPr>
+          <w:b w:val="0"/>
+          <w:bCs w:val="0"/>
+          <w:sz w:val="18"/>
+          <w:szCs w:val="18"/>
+          <w:lang w:val="en-US"/>
+        </w:rPr>
+      </w:pPr>
+      <w:r>
+        <w:rPr>
+          <w:b w:val="0"/>
+          <w:bCs w:val="0"/>
+          <w:sz w:val="18"/>
+          <w:szCs w:val="18"/>
+          <w:lang w:val="en-US"/>
+        </w:rPr>
+        <w:t xml:space="preserve">  Test 8: Stress test (100 000 elements, FP=0.1%)</w:t>
+      </w:r>
+    </w:p>
+    <w:p>
+      <w:pPr>
+        <w:pStyle w:val="Heading1"/>
+        <w:spacing w:after="120"/>
+        <w:rPr>
+          <w:b w:val="0"/>
+          <w:bCs w:val="0"/>
+          <w:sz w:val="18"/>
+          <w:szCs w:val="18"/>
+          <w:lang w:val="en-US"/>
+        </w:rPr>
+      </w:pPr>
+      <w:r>
+        <w:rPr>
+          <w:b w:val="0"/>
+          <w:bCs w:val="0"/>
+          <w:sz w:val="18"/>
+          <w:szCs w:val="18"/>
+          <w:lang w:val="en-US"/>
+        </w:rPr>
+        <w:t>══════════════════════════════════════════════════</w:t>
+      </w:r>
+    </w:p>
+    <w:p>
+      <w:pPr>
+        <w:pStyle w:val="Heading1"/>
+        <w:spacing w:after="120"/>
+        <w:rPr>
+          <w:b w:val="0"/>
+          <w:bCs w:val="0"/>
+          <w:sz w:val="18"/>
+          <w:szCs w:val="18"/>
+          <w:lang w:val="en-US"/>
+        </w:rPr>
+      </w:pPr>
+      <w:r>
+        <w:rPr>
+          <w:b w:val="0"/>
+          <w:bCs w:val="0"/>
+          <w:sz w:val="18"/>
+          <w:szCs w:val="18"/>
+          <w:lang w:val="en-US"/>
+        </w:rPr>
+        <w:t xml:space="preserve">  </w:t>
+      </w:r>
+      <w:proofErr w:type="spellStart"/>
+      <w:proofErr w:type="gramStart"/>
+      <w:r>
+        <w:rPr>
+          <w:b w:val="0"/>
+          <w:bCs w:val="0"/>
+          <w:sz w:val="18"/>
+          <w:szCs w:val="18"/>
+          <w:lang w:val="en-US"/>
+        </w:rPr>
+        <w:t>BloomFilter</w:t>
+      </w:r>
+      <w:proofErr w:type="spellEnd"/>
+      <w:r>
+        <w:rPr>
+          <w:b w:val="0"/>
+          <w:bCs w:val="0"/>
+          <w:sz w:val="18"/>
+          <w:szCs w:val="18"/>
+          <w:lang w:val="en-US"/>
+        </w:rPr>
+        <w:t>{</w:t>
+      </w:r>
+      <w:proofErr w:type="gramEnd"/>
+      <w:r>
+        <w:rPr>
+          <w:b w:val="0"/>
+          <w:bCs w:val="0"/>
+          <w:sz w:val="18"/>
+          <w:szCs w:val="18"/>
+          <w:lang w:val="en-US"/>
+        </w:rPr>
+        <w:t xml:space="preserve">m=1437759 bits (175.5 KB), k=10, n=100000, </w:t>
+      </w:r>
+      <w:proofErr w:type="spellStart"/>
+      <w:r>
+        <w:rPr>
+          <w:b w:val="0"/>
+          <w:bCs w:val="0"/>
+          <w:sz w:val="18"/>
+          <w:szCs w:val="18"/>
+          <w:lang w:val="en-US"/>
+        </w:rPr>
+        <w:t>setBits</w:t>
+      </w:r>
+      <w:proofErr w:type="spellEnd"/>
+      <w:r>
+        <w:rPr>
+          <w:b w:val="0"/>
+          <w:bCs w:val="0"/>
+          <w:sz w:val="18"/>
+          <w:szCs w:val="18"/>
+          <w:lang w:val="en-US"/>
+        </w:rPr>
+        <w:t>=720804 (50.1%), theoretical FP=0.1000%, empirical FP=0.1003%}</w:t>
+      </w:r>
+    </w:p>
+    <w:p>
+      <w:pPr>
+        <w:pStyle w:val="Heading1"/>
+        <w:spacing w:after="120"/>
+        <w:rPr>
+          <w:b w:val="0"/>
+          <w:bCs w:val="0"/>
+          <w:sz w:val="18"/>
+          <w:szCs w:val="18"/>
+          <w:lang w:val="en-US"/>
+        </w:rPr>
+      </w:pPr>
+      <w:r>
+        <w:rPr>
+          <w:b w:val="0"/>
+          <w:bCs w:val="0"/>
+          <w:sz w:val="18"/>
+          <w:szCs w:val="18"/>
+          <w:lang w:val="en-US"/>
+        </w:rPr>
+        <w:t xml:space="preserve">  Insert 100000 elements:     42.5 </w:t>
+      </w:r>
+      <w:proofErr w:type="spellStart"/>
+      <w:r>
+        <w:rPr>
+          <w:b w:val="0"/>
+          <w:bCs w:val="0"/>
+          <w:sz w:val="18"/>
+          <w:szCs w:val="18"/>
+          <w:lang w:val="en-US"/>
+        </w:rPr>
+        <w:t>ms</w:t>
+      </w:r>
+      <w:proofErr w:type="spellEnd"/>
+    </w:p>
+    <w:p>
+      <w:pPr>
+        <w:pStyle w:val="Heading1"/>
+        <w:spacing w:after="120"/>
+        <w:rPr>
+          <w:b w:val="0"/>
+          <w:bCs w:val="0"/>
+          <w:sz w:val="18"/>
+          <w:szCs w:val="18"/>
+          <w:lang w:val="en-US"/>
+        </w:rPr>
+      </w:pPr>
+      <w:r>
+        <w:rPr>
+          <w:b w:val="0"/>
+          <w:bCs w:val="0"/>
+          <w:sz w:val="18"/>
+          <w:szCs w:val="18"/>
+          <w:lang w:val="en-US"/>
+        </w:rPr>
+        <w:t xml:space="preserve">  </w:t>
+      </w:r>
+      <w:proofErr w:type="gramStart"/>
+      <w:r>
+        <w:rPr>
+          <w:b w:val="0"/>
+          <w:bCs w:val="0"/>
+          <w:sz w:val="18"/>
+          <w:szCs w:val="18"/>
+          <w:lang w:val="en-US"/>
+        </w:rPr>
+        <w:t>Check  100000</w:t>
+      </w:r>
+      <w:proofErr w:type="gramEnd"/>
+      <w:r>
+        <w:rPr>
+          <w:b w:val="0"/>
+          <w:bCs w:val="0"/>
+          <w:sz w:val="18"/>
+          <w:szCs w:val="18"/>
+          <w:lang w:val="en-US"/>
+        </w:rPr>
+        <w:t xml:space="preserve"> elements:     34.2 </w:t>
+      </w:r>
+      <w:proofErr w:type="spellStart"/>
+      <w:r>
+        <w:rPr>
+          <w:b w:val="0"/>
+          <w:bCs w:val="0"/>
+          <w:sz w:val="18"/>
+          <w:szCs w:val="18"/>
+          <w:lang w:val="en-US"/>
+        </w:rPr>
+        <w:t>ms</w:t>
+      </w:r>
+      <w:proofErr w:type="spellEnd"/>
+    </w:p>
+    <w:p>
+      <w:pPr>
+        <w:pStyle w:val="Heading1"/>
+        <w:spacing w:after="120"/>
+        <w:rPr>
+          <w:b w:val="0"/>
+          <w:bCs w:val="0"/>
+          <w:sz w:val="18"/>
+          <w:szCs w:val="18"/>
+          <w:lang w:val="en-US"/>
+        </w:rPr>
+      </w:pPr>
+      <w:r>
+        <w:rPr>
+          <w:b w:val="0"/>
+          <w:bCs w:val="0"/>
+          <w:sz w:val="18"/>
+          <w:szCs w:val="18"/>
+          <w:lang w:val="en-US"/>
+        </w:rPr>
+        <w:t xml:space="preserve">  False negatives:         0</w:t>
+      </w:r>
+    </w:p>
+    <w:p>
+      <w:pPr>
+        <w:pStyle w:val="Heading1"/>
+        <w:spacing w:after="120"/>
+        <w:rPr>
+          <w:b w:val="0"/>
+          <w:bCs w:val="0"/>
+          <w:sz w:val="18"/>
+          <w:szCs w:val="18"/>
+          <w:lang w:val="en-US"/>
+        </w:rPr>
+      </w:pPr>
+      <w:r>
+        <w:rPr>
+          <w:b w:val="0"/>
+          <w:bCs w:val="0"/>
+          <w:sz w:val="18"/>
+          <w:szCs w:val="18"/>
+          <w:lang w:val="en-US"/>
+        </w:rPr>
+        <w:t xml:space="preserve">  False positives:         186 / 200000 </w:t>
+      </w:r>
+      <w:proofErr w:type="gramStart"/>
+      <w:r>
+        <w:rPr>
+          <w:b w:val="0"/>
+          <w:bCs w:val="0"/>
+          <w:sz w:val="18"/>
+          <w:szCs w:val="18"/>
+          <w:lang w:val="en-US"/>
+        </w:rPr>
+        <w:t>queries  (</w:t>
+      </w:r>
+      <w:proofErr w:type="gramEnd"/>
+      <w:r>
+        <w:rPr>
+          <w:b w:val="0"/>
+          <w:bCs w:val="0"/>
+          <w:sz w:val="18"/>
+          <w:szCs w:val="18"/>
+          <w:lang w:val="en-US"/>
+        </w:rPr>
+        <w:t>0.0930%)</w:t>
+      </w:r>
+    </w:p>
+    <w:p>
+      <w:pPr>
+        <w:pStyle w:val="Heading1"/>
+        <w:spacing w:after="120"/>
+        <w:rPr>
+          <w:b w:val="0"/>
+          <w:bCs w:val="0"/>
+          <w:sz w:val="18"/>
+          <w:szCs w:val="18"/>
+          <w:lang w:val="en-US"/>
+        </w:rPr>
+      </w:pPr>
+      <w:r>
+        <w:rPr>
+          <w:b w:val="0"/>
+          <w:bCs w:val="0"/>
+          <w:sz w:val="18"/>
+          <w:szCs w:val="18"/>
+          <w:lang w:val="en-US"/>
+        </w:rPr>
+        <w:t xml:space="preserve">  Target FP:               0.1000%</w:t>
+      </w:r>
+    </w:p>
+    <w:p>
+      <w:pPr>
+        <w:pStyle w:val="Heading1"/>
+        <w:spacing w:after="120"/>
+        <w:rPr>
+          <w:b w:val="0"/>
+          <w:bCs w:val="0"/>
+          <w:sz w:val="18"/>
+          <w:szCs w:val="18"/>
+          <w:lang w:val="en-US"/>
+        </w:rPr>
+      </w:pPr>
+      <w:r>
+        <w:rPr>
+          <w:b w:val="0"/>
+          <w:bCs w:val="0"/>
+          <w:sz w:val="18"/>
+          <w:szCs w:val="18"/>
+          <w:lang w:val="en-US"/>
+        </w:rPr>
+        <w:t xml:space="preserve">  </w:t>
+      </w:r>
+      <w:r>
+        <w:rPr>
+          <w:rFonts w:ascii="Apple Color Emoji" w:hAnsi="Apple Color Emoji" w:cs="Apple Color Emoji"/>
+          <w:b w:val="0"/>
+          <w:bCs w:val="0"/>
+          <w:sz w:val="18"/>
+          <w:szCs w:val="18"/>
+          <w:lang w:val="en-US"/>
+        </w:rPr>
+        <w:t>✔</w:t>
+      </w:r>
+      <w:r>
+        <w:rPr>
+          <w:b w:val="0"/>
+          <w:bCs w:val="0"/>
+          <w:sz w:val="18"/>
+          <w:szCs w:val="18"/>
+          <w:lang w:val="en-US"/>
+        </w:rPr>
+        <w:t xml:space="preserve"> Test 8: PASSED</w:t>
+      </w:r>
+    </w:p>
+    <w:p>
+      <w:pPr>
+        <w:pStyle w:val="Heading1"/>
+        <w:spacing w:after="120"/>
+        <w:rPr>
+          <w:b w:val="0"/>
+          <w:bCs w:val="0"/>
+          <w:sz w:val="18"/>
+          <w:szCs w:val="18"/>
+          <w:lang w:val="en-US"/>
+        </w:rPr>
+      </w:pPr>
+    </w:p>
+    <w:p>
+      <w:pPr>
+        <w:pStyle w:val="Heading1"/>
+        <w:spacing w:after="120"/>
+        <w:rPr>
+          <w:b w:val="0"/>
+          <w:bCs w:val="0"/>
+          <w:sz w:val="18"/>
+          <w:szCs w:val="18"/>
+          <w:lang w:val="en-US"/>
+        </w:rPr>
+      </w:pPr>
+      <w:proofErr w:type="gramStart"/>
+      <w:r>
+        <w:rPr>
+          <w:rFonts w:ascii="Apple Color Emoji" w:hAnsi="Apple Color Emoji" w:cs="Apple Color Emoji"/>
+          <w:b w:val="0"/>
+          <w:bCs w:val="0"/>
+          <w:sz w:val="18"/>
+          <w:szCs w:val="18"/>
+          <w:lang w:val="en-US"/>
+        </w:rPr>
+        <w:t>✅</w:t>
+      </w:r>
+      <w:r>
+        <w:rPr>
+          <w:b w:val="0"/>
+          <w:bCs w:val="0"/>
+          <w:sz w:val="18"/>
+          <w:szCs w:val="18"/>
+          <w:lang w:val="en-US"/>
+        </w:rPr>
+        <w:t xml:space="preserve">  All</w:t>
+      </w:r>
+      <w:proofErr w:type="gramEnd"/>
+      <w:r>
+        <w:rPr>
+          <w:b w:val="0"/>
+          <w:bCs w:val="0"/>
+          <w:sz w:val="18"/>
+          <w:szCs w:val="18"/>
+          <w:lang w:val="en-US"/>
+        </w:rPr>
+        <w:t xml:space="preserve"> tests passed.</w:t>
+      </w:r>
+    </w:p>
+    <w:p>
+      <w:pPr>
+        <w:pStyle w:val="Heading1"/>
+        <w:spacing w:after="120"/>
+        <w:rPr>
+          <w:b w:val="0"/>
+          <w:bCs w:val="0"/>
+          <w:sz w:val="18"/>
+          <w:szCs w:val="18"/>
+          <w:lang w:val="en-US"/>
+        </w:rPr>
+      </w:pPr>
+    </w:p>
+    <w:p>
+      <w:pPr>
+        <w:pStyle w:val="Heading1"/>
+        <w:spacing w:after="120"/>
+        <w:rPr>
+          <w:b w:val="0"/>
+          <w:bCs w:val="0"/>
+          <w:sz w:val="18"/>
+          <w:szCs w:val="18"/>
+          <w:lang w:val="en-US"/>
+        </w:rPr>
+      </w:pPr>
+      <w:r>
+        <w:rPr>
+          <w:b w:val="0"/>
+          <w:bCs w:val="0"/>
+          <w:sz w:val="18"/>
+          <w:szCs w:val="18"/>
+          <w:lang w:val="en-US"/>
+        </w:rPr>
+        <w:t>Process finished with exit code 0</w:t>
+      </w:r>
     </w:p>
     <w:sectPr>
-      <w:footerReference w:type="default" r:id="rId7"/>
+      <w:footerReference w:type="default" r:id="rId8"/>
       <w:pgSz w:w="12240" w:h="15840"/>
       <w:pgMar w:top="1440" w:right="1800" w:bottom="1440" w:left="1800" w:header="708" w:footer="708" w:gutter="0"/>
       <w:cols w:space="720"/>
@@ -293,150 +8405,153 @@
 <file path=word/numbering.xml><?xml version="1.0" encoding="utf-8"?>
 <w:numbering xmlns:wpc="http://schemas.microsoft.com/office/word/2010/wordprocessingCanvas" xmlns:cx="http://schemas.microsoft.com/office/drawing/2014/chartex" xmlns:cx1="http://schemas.microsoft.com/office/drawing/2015/9/8/chartex" xmlns:cx2="http://schemas.microsoft.com/office/drawing/2015/10/21/chartex" xmlns:cx3="http://schemas.microsoft.com/office/drawing/2016/5/9/chartex" xmlns:cx4="http://schemas.microsoft.com/office/drawing/2016/5/10/chartex" xmlns:cx5="http://schemas.microsoft.com/office/drawing/2016/5/11/chartex" xmlns:cx6="http://schemas.microsoft.com/office/drawing/2016/5/12/chartex" xmlns:cx7="http://schemas.microsoft.com/office/drawing/2016/5/13/chartex" xmlns:cx8="http://schemas.microsoft.com/office/drawing/2016/5/14/chartex" xmlns:mc="http://schemas.openxmlformats.org/markup-compatibility/2006" xmlns:aink="http://schemas.microsoft.com/office/drawing/2016/ink" xmlns:am3d="http://schemas.microsoft.com/office/drawing/2017/model3d" xmlns:o="urn:schemas-microsoft-com:office:office" xmlns:oel="http://schemas.microsoft.com/office/2019/extlst" xmlns:r="http://schemas.openxmlformats.org/officeDocument/2006/relationships" xmlns:m="http://schemas.openxmlformats.org/officeDocument/2006/math" xmlns:v="urn:schemas-microsoft-com:vml" xmlns:wp14="http://schemas.microsoft.com/office/word/2010/wordprocessingDrawing" xmlns:wp="http://schemas.openxmlformats.org/drawingml/2006/wordprocessingDrawing" xmlns:w10="urn:schemas-microsoft-com:office:word" xmlns:w="http://schemas.openxmlformats.org/wordprocessingml/2006/main" xmlns:w14="http://schemas.microsoft.com/office/word/2010/wordml" xmlns:w15="http://schemas.microsoft.com/office/word/2012/wordml" xmlns:w16cex="http://schemas.microsoft.com/office/word/2018/wordml/cex" xmlns:w16cid="http://schemas.microsoft.com/office/word/2016/wordml/cid" xmlns:w16="http://schemas.microsoft.com/office/word/2018/wordml" xmlns:w16sdtdh="http://schemas.microsoft.com/office/word/2020/wordml/sdtdatahash" xmlns:w16se="http://schemas.microsoft.com/office/word/2015/wordml/symex" xmlns:wpg="http://schemas.microsoft.com/office/word/2010/wordprocessingGroup" xmlns:wpi="http://schemas.microsoft.com/office/word/2010/wordprocessingInk" xmlns:wne="http://schemas.microsoft.com/office/word/2006/wordml" xmlns:wps="http://schemas.microsoft.com/office/word/2010/wordprocessingShape" mc:Ignorable="w14 w15 w16se w16cid w16 w16cex w16sdtdh wp14">
   <w:abstractNum w:abstractNumId="0" w15:restartNumberingAfterBreak="0">
-    <w:nsid w:val="210D363A"/>
+    <w:nsid w:val="3B6853AE"/>
     <w:multiLevelType w:val="hybridMultilevel"/>
-    <w:tmpl w:val="27DA5032"/>
-    <w:lvl w:ilvl="0" w:tplc="FC889E00">
+    <w:tmpl w:val="E71E145C"/>
+    <w:lvl w:ilvl="0" w:tplc="08090001">
       <w:start w:val="1"/>
       <w:numFmt w:val="bullet"/>
-      <w:lvlText w:val="●"/>
+      <w:lvlText w:val=""/>
       <w:lvlJc w:val="left"/>
       <w:pPr>
         <w:ind w:left="720" w:hanging="360"/>
       </w:pPr>
+      <w:rPr>
+        <w:rFonts w:ascii="Symbol" w:hAnsi="Symbol" w:hint="default"/>
+      </w:rPr>
     </w:lvl>
-    <w:lvl w:ilvl="1" w:tplc="FB26747A">
-      <w:start w:val="1"/>
-      <w:numFmt w:val="bullet"/>
-      <w:lvlText w:val="○"/>
-      <w:lvlJc w:val="left"/>
-      <w:pPr>
-        <w:ind w:left="1440" w:hanging="360"/>
-      </w:pPr>
-    </w:lvl>
-    <w:lvl w:ilvl="2" w:tplc="CC86DD54">
-      <w:start w:val="1"/>
-      <w:numFmt w:val="bullet"/>
-      <w:lvlText w:val="■"/>
-      <w:lvlJc w:val="left"/>
-      <w:pPr>
-        <w:ind w:left="2160" w:hanging="360"/>
-      </w:pPr>
-    </w:lvl>
-    <w:lvl w:ilvl="3" w:tplc="8D14D1E8">
-      <w:start w:val="1"/>
-      <w:numFmt w:val="bullet"/>
-      <w:lvlText w:val="●"/>
-      <w:lvlJc w:val="left"/>
-      <w:pPr>
-        <w:ind w:left="2880" w:hanging="360"/>
-      </w:pPr>
-    </w:lvl>
-    <w:lvl w:ilvl="4" w:tplc="2EB2B3CA">
-      <w:start w:val="1"/>
-      <w:numFmt w:val="bullet"/>
-      <w:lvlText w:val="○"/>
-      <w:lvlJc w:val="left"/>
-      <w:pPr>
-        <w:ind w:left="3600" w:hanging="360"/>
-      </w:pPr>
-    </w:lvl>
-    <w:lvl w:ilvl="5" w:tplc="CEC88588">
-      <w:start w:val="1"/>
-      <w:numFmt w:val="bullet"/>
-      <w:lvlText w:val="■"/>
-      <w:lvlJc w:val="left"/>
-      <w:pPr>
-        <w:ind w:left="4320" w:hanging="360"/>
-      </w:pPr>
-    </w:lvl>
-    <w:lvl w:ilvl="6" w:tplc="49FEF890">
-      <w:start w:val="1"/>
-      <w:numFmt w:val="bullet"/>
-      <w:lvlText w:val="●"/>
-      <w:lvlJc w:val="left"/>
-      <w:pPr>
-        <w:ind w:left="5040" w:hanging="360"/>
-      </w:pPr>
-    </w:lvl>
-    <w:lvl w:ilvl="7" w:tplc="2F448B3A">
-      <w:start w:val="1"/>
-      <w:numFmt w:val="bullet"/>
-      <w:lvlText w:val="●"/>
-      <w:lvlJc w:val="left"/>
-      <w:pPr>
-        <w:ind w:left="5760" w:hanging="360"/>
-      </w:pPr>
-    </w:lvl>
-    <w:lvl w:ilvl="8" w:tplc="9E361DCA">
-      <w:start w:val="1"/>
-      <w:numFmt w:val="bullet"/>
-      <w:lvlText w:val="●"/>
-      <w:lvlJc w:val="left"/>
-      <w:pPr>
-        <w:ind w:left="6480" w:hanging="360"/>
-      </w:pPr>
-    </w:lvl>
-  </w:abstractNum>
-  <w:abstractNum w:abstractNumId="1" w15:restartNumberingAfterBreak="0">
-    <w:nsid w:val="55685188"/>
-    <w:multiLevelType w:val="hybridMultilevel"/>
-    <w:tmpl w:val="ED42953A"/>
-    <w:lvl w:ilvl="0" w:tplc="AEB83BA0">
-      <w:start w:val="1"/>
-      <w:numFmt w:val="bullet"/>
-      <w:lvlText w:val="•"/>
-      <w:lvlJc w:val="left"/>
-      <w:pPr>
-        <w:ind w:left="720" w:hanging="360"/>
-      </w:pPr>
-    </w:lvl>
-    <w:lvl w:ilvl="1" w:tplc="C1AA161E">
+    <w:lvl w:ilvl="1" w:tplc="28769140">
       <w:numFmt w:val="decimal"/>
       <w:lvlText w:val=""/>
       <w:lvlJc w:val="left"/>
     </w:lvl>
-    <w:lvl w:ilvl="2" w:tplc="C9BE22D6">
+    <w:lvl w:ilvl="2" w:tplc="CE8C6C58">
       <w:numFmt w:val="decimal"/>
       <w:lvlText w:val=""/>
       <w:lvlJc w:val="left"/>
     </w:lvl>
-    <w:lvl w:ilvl="3" w:tplc="BE9ACD90">
+    <w:lvl w:ilvl="3" w:tplc="CAC6AA22">
       <w:numFmt w:val="decimal"/>
       <w:lvlText w:val=""/>
       <w:lvlJc w:val="left"/>
     </w:lvl>
-    <w:lvl w:ilvl="4" w:tplc="CB9EFF2C">
+    <w:lvl w:ilvl="4" w:tplc="53FEA1FA">
       <w:numFmt w:val="decimal"/>
       <w:lvlText w:val=""/>
       <w:lvlJc w:val="left"/>
     </w:lvl>
-    <w:lvl w:ilvl="5" w:tplc="EFB8FC6C">
+    <w:lvl w:ilvl="5" w:tplc="72CC8FF4">
       <w:numFmt w:val="decimal"/>
       <w:lvlText w:val=""/>
       <w:lvlJc w:val="left"/>
     </w:lvl>
-    <w:lvl w:ilvl="6" w:tplc="70A29AE8">
+    <w:lvl w:ilvl="6" w:tplc="004CE144">
       <w:numFmt w:val="decimal"/>
       <w:lvlText w:val=""/>
       <w:lvlJc w:val="left"/>
     </w:lvl>
-    <w:lvl w:ilvl="7" w:tplc="4DF646BE">
+    <w:lvl w:ilvl="7" w:tplc="AD145BC0">
       <w:numFmt w:val="decimal"/>
       <w:lvlText w:val=""/>
       <w:lvlJc w:val="left"/>
     </w:lvl>
-    <w:lvl w:ilvl="8" w:tplc="7CAA09B2">
+    <w:lvl w:ilvl="8" w:tplc="2E84CD22">
       <w:numFmt w:val="decimal"/>
       <w:lvlText w:val=""/>
       <w:lvlJc w:val="left"/>
     </w:lvl>
   </w:abstractNum>
+  <w:abstractNum w:abstractNumId="1" w15:restartNumberingAfterBreak="0">
+    <w:nsid w:val="56DF65AF"/>
+    <w:multiLevelType w:val="hybridMultilevel"/>
+    <w:tmpl w:val="55DC2F12"/>
+    <w:lvl w:ilvl="0" w:tplc="3FA88D16">
+      <w:start w:val="1"/>
+      <w:numFmt w:val="bullet"/>
+      <w:lvlText w:val="●"/>
+      <w:lvlJc w:val="left"/>
+      <w:pPr>
+        <w:ind w:left="720" w:hanging="360"/>
+      </w:pPr>
+    </w:lvl>
+    <w:lvl w:ilvl="1" w:tplc="2E46C250">
+      <w:start w:val="1"/>
+      <w:numFmt w:val="bullet"/>
+      <w:lvlText w:val="○"/>
+      <w:lvlJc w:val="left"/>
+      <w:pPr>
+        <w:ind w:left="1440" w:hanging="360"/>
+      </w:pPr>
+    </w:lvl>
+    <w:lvl w:ilvl="2" w:tplc="FB28B214">
+      <w:start w:val="1"/>
+      <w:numFmt w:val="bullet"/>
+      <w:lvlText w:val="■"/>
+      <w:lvlJc w:val="left"/>
+      <w:pPr>
+        <w:ind w:left="2160" w:hanging="360"/>
+      </w:pPr>
+    </w:lvl>
+    <w:lvl w:ilvl="3" w:tplc="17E64204">
+      <w:start w:val="1"/>
+      <w:numFmt w:val="bullet"/>
+      <w:lvlText w:val="●"/>
+      <w:lvlJc w:val="left"/>
+      <w:pPr>
+        <w:ind w:left="2880" w:hanging="360"/>
+      </w:pPr>
+    </w:lvl>
+    <w:lvl w:ilvl="4" w:tplc="17D6B3A8">
+      <w:start w:val="1"/>
+      <w:numFmt w:val="bullet"/>
+      <w:lvlText w:val="○"/>
+      <w:lvlJc w:val="left"/>
+      <w:pPr>
+        <w:ind w:left="3600" w:hanging="360"/>
+      </w:pPr>
+    </w:lvl>
+    <w:lvl w:ilvl="5" w:tplc="DE1677AE">
+      <w:start w:val="1"/>
+      <w:numFmt w:val="bullet"/>
+      <w:lvlText w:val="■"/>
+      <w:lvlJc w:val="left"/>
+      <w:pPr>
+        <w:ind w:left="4320" w:hanging="360"/>
+      </w:pPr>
+    </w:lvl>
+    <w:lvl w:ilvl="6" w:tplc="D8B2B122">
+      <w:start w:val="1"/>
+      <w:numFmt w:val="bullet"/>
+      <w:lvlText w:val="●"/>
+      <w:lvlJc w:val="left"/>
+      <w:pPr>
+        <w:ind w:left="5040" w:hanging="360"/>
+      </w:pPr>
+    </w:lvl>
+    <w:lvl w:ilvl="7" w:tplc="F716A0BC">
+      <w:start w:val="1"/>
+      <w:numFmt w:val="bullet"/>
+      <w:lvlText w:val="●"/>
+      <w:lvlJc w:val="left"/>
+      <w:pPr>
+        <w:ind w:left="5760" w:hanging="360"/>
+      </w:pPr>
+    </w:lvl>
+    <w:lvl w:ilvl="8" w:tplc="B5F87FDC">
+      <w:start w:val="1"/>
+      <w:numFmt w:val="bullet"/>
+      <w:lvlText w:val="●"/>
+      <w:lvlJc w:val="left"/>
+      <w:pPr>
+        <w:ind w:left="6480" w:hanging="360"/>
+      </w:pPr>
+    </w:lvl>
+  </w:abstractNum>
   <w:abstractNum w:abstractNumId="2" w15:restartNumberingAfterBreak="0">
-    <w:nsid w:val="77C762CB"/>
+    <w:nsid w:val="66922925"/>
     <w:multiLevelType w:val="hybridMultilevel"/>
-    <w:tmpl w:val="C608959A"/>
-    <w:lvl w:ilvl="0" w:tplc="AEB83BA0">
+    <w:tmpl w:val="409647FC"/>
+    <w:lvl w:ilvl="0" w:tplc="0F34B370">
       <w:start w:val="1"/>
       <w:numFmt w:val="bullet"/>
       <w:lvlText w:val="•"/>
@@ -445,64 +8560,64 @@
         <w:ind w:left="720" w:hanging="360"/>
       </w:pPr>
     </w:lvl>
-    <w:lvl w:ilvl="1" w:tplc="F976EBE6">
+    <w:lvl w:ilvl="1" w:tplc="5372A6E8">
       <w:numFmt w:val="decimal"/>
       <w:lvlText w:val=""/>
       <w:lvlJc w:val="left"/>
     </w:lvl>
-    <w:lvl w:ilvl="2" w:tplc="7300624A">
+    <w:lvl w:ilvl="2" w:tplc="850CA7BC">
       <w:numFmt w:val="decimal"/>
       <w:lvlText w:val=""/>
       <w:lvlJc w:val="left"/>
     </w:lvl>
-    <w:lvl w:ilvl="3" w:tplc="2438DFD8">
+    <w:lvl w:ilvl="3" w:tplc="4FA277C8">
       <w:numFmt w:val="decimal"/>
       <w:lvlText w:val=""/>
       <w:lvlJc w:val="left"/>
     </w:lvl>
-    <w:lvl w:ilvl="4" w:tplc="F9664FBC">
+    <w:lvl w:ilvl="4" w:tplc="CA500960">
       <w:numFmt w:val="decimal"/>
       <w:lvlText w:val=""/>
       <w:lvlJc w:val="left"/>
     </w:lvl>
-    <w:lvl w:ilvl="5" w:tplc="3CDC28B0">
+    <w:lvl w:ilvl="5" w:tplc="FE62919E">
       <w:numFmt w:val="decimal"/>
       <w:lvlText w:val=""/>
       <w:lvlJc w:val="left"/>
     </w:lvl>
-    <w:lvl w:ilvl="6" w:tplc="6F6A94D2">
+    <w:lvl w:ilvl="6" w:tplc="C1B84780">
       <w:numFmt w:val="decimal"/>
       <w:lvlText w:val=""/>
       <w:lvlJc w:val="left"/>
     </w:lvl>
-    <w:lvl w:ilvl="7" w:tplc="BCB03D6C">
+    <w:lvl w:ilvl="7" w:tplc="87A68194">
       <w:numFmt w:val="decimal"/>
       <w:lvlText w:val=""/>
       <w:lvlJc w:val="left"/>
     </w:lvl>
-    <w:lvl w:ilvl="8" w:tplc="A88C6D34">
+    <w:lvl w:ilvl="8" w:tplc="7908BBC0">
       <w:numFmt w:val="decimal"/>
       <w:lvlText w:val=""/>
       <w:lvlJc w:val="left"/>
     </w:lvl>
   </w:abstractNum>
-  <w:num w:numId="1" w16cid:durableId="1000234352">
-    <w:abstractNumId w:val="0"/>
+  <w:num w:numId="1" w16cid:durableId="455832861">
+    <w:abstractNumId w:val="1"/>
     <w:lvlOverride w:ilvl="0">
       <w:startOverride w:val="1"/>
     </w:lvlOverride>
   </w:num>
-  <w:num w:numId="2" w16cid:durableId="1052266218">
+  <w:num w:numId="2" w16cid:durableId="1996495464">
     <w:abstractNumId w:val="2"/>
     <w:lvlOverride w:ilvl="0">
       <w:startOverride w:val="1"/>
     </w:lvlOverride>
   </w:num>
-  <w:num w:numId="3" w16cid:durableId="1594318167">
-    <w:abstractNumId w:val="1"/>
+  <w:num w:numId="3" w16cid:durableId="907350442">
+    <w:abstractNumId w:val="0"/>
   </w:num>
-  <w:num w:numId="4" w16cid:durableId="1547134957">
-    <w:abstractNumId w:val="1"/>
+  <w:num w:numId="4" w16cid:durableId="1977173585">
+    <w:abstractNumId w:val="0"/>
   </w:num>
 </w:numbering>
 </file>
@@ -1117,7 +9232,7 @@
     <w:uiPriority w:val="99"/>
     <w:semiHidden/>
     <w:unhideWhenUsed/>
-    <w:rsid w:val="00D518DD"/>
+    <w:rsid w:val="00D83200"/>
     <w:rPr>
       <w:color w:val="605E5C"/>
       <w:shd w:val="clear" w:color="auto" w:fill="E1DFDD"/>
